--- a/TFM_Francisco_Javier_Rivas_Martin_ca_2025.docx
+++ b/TFM_Francisco_Javier_Rivas_Martin_ca_2025.docx
@@ -5526,7 +5526,7 @@
           <w:shd w:fill="auto" w:val="clear"/>
         </w:rPr>
         <w:drawing>
-          <wp:anchor behindDoc="0" distT="0" distB="0" distL="0" distR="0" simplePos="0" locked="0" layoutInCell="0" allowOverlap="1" relativeHeight="56">
+          <wp:anchor behindDoc="0" distT="0" distB="0" distL="0" distR="0" simplePos="0" locked="0" layoutInCell="0" allowOverlap="1" relativeHeight="68">
             <wp:simplePos x="0" y="0"/>
             <wp:positionH relativeFrom="column">
               <wp:align>center</wp:align>
@@ -11497,15 +11497,7 @@
       </w:pPr>
       <w:r>
         <w:rPr/>
-        <w:t>3.</w:t>
-      </w:r>
-      <w:r>
-        <w:rPr/>
-        <w:t>9</w:t>
-      </w:r>
-      <w:r>
-        <w:rPr/>
-        <w:t xml:space="preserve"> Experiment de selecció d’estratègies sense fuga d’informació</w:t>
+        <w:t>3.9 Experiment de selecció d’estratègies sense fuga d’informació</w:t>
       </w:r>
     </w:p>
     <w:p>
@@ -11515,15 +11507,7 @@
       </w:pPr>
       <w:r>
         <w:rPr/>
-        <w:t>3.</w:t>
-      </w:r>
-      <w:r>
-        <w:rPr/>
-        <w:t>9</w:t>
-      </w:r>
-      <w:r>
-        <w:rPr/>
-        <w:t>.1 Motivació de l’experiment</w:t>
+        <w:t>3.9.1 Motivació de l’experiment</w:t>
       </w:r>
     </w:p>
     <w:p>
@@ -11605,15 +11589,7 @@
       </w:pPr>
       <w:r>
         <w:rPr/>
-        <w:t>3.</w:t>
-      </w:r>
-      <w:r>
-        <w:rPr/>
-        <w:t>9</w:t>
-      </w:r>
-      <w:r>
-        <w:rPr/>
-        <w:t>.2 Definició de l’espai d’accions</w:t>
+        <w:t>3.9.2 Definició de l’espai d’accions</w:t>
       </w:r>
     </w:p>
     <w:p>
@@ -11887,15 +11863,7 @@
       </w:pPr>
       <w:r>
         <w:rPr/>
-        <w:t>3.</w:t>
-      </w:r>
-      <w:r>
-        <w:rPr/>
-        <w:t>9</w:t>
-      </w:r>
-      <w:r>
-        <w:rPr/>
-        <w:t>.3 Funció de recompensa</w:t>
+        <w:t>3.9.3 Funció de recompensa</w:t>
       </w:r>
     </w:p>
     <w:p>
@@ -11944,15 +11912,14 @@
     <w:p>
       <w:pPr>
         <w:pStyle w:val="Normal"/>
-        <w:rPr>
-          <w:highlight w:val="none"/>
-          <w:shd w:fill="auto" w:val="clear"/>
-        </w:rPr>
-      </w:pPr>
-      <w:r>
-        <w:rPr>
-          <w:shd w:fill="auto" w:val="clear"/>
-        </w:rPr>
+        <w:jc w:val="left"/>
+        <w:rPr>
+          <w:highlight w:val="none"/>
+          <w:shd w:fill="auto" w:val="clear"/>
+        </w:rPr>
+      </w:pPr>
+      <w:r>
+        <w:rPr/>
       </w:r>
       <m:oMathPara xmlns:m="http://schemas.openxmlformats.org/officeDocument/2006/math">
         <m:oMathParaPr>
@@ -12212,11 +12179,2954 @@
       </w:pPr>
       <w:r>
         <w:rPr/>
+        <w:t>3.9.4 Configuració experimental</w:t>
+      </w:r>
+    </w:p>
+    <w:p>
+      <w:pPr>
+        <w:pStyle w:val="Normal"/>
+        <w:rPr>
+          <w:highlight w:val="none"/>
+          <w:shd w:fill="auto" w:val="clear"/>
+        </w:rPr>
+      </w:pPr>
+      <w:r>
+        <w:rPr>
+          <w:shd w:fill="auto" w:val="clear"/>
+        </w:rPr>
+      </w:r>
+    </w:p>
+    <w:p>
+      <w:pPr>
+        <w:pStyle w:val="Normal"/>
+        <w:rPr>
+          <w:highlight w:val="none"/>
+          <w:shd w:fill="auto" w:val="clear"/>
+        </w:rPr>
+      </w:pPr>
+      <w:r>
+        <w:rPr>
+          <w:shd w:fill="auto" w:val="clear"/>
+        </w:rPr>
+        <w:t>La configuració de l’entrenament es manté consistent amb experiments anteriors:</w:t>
+      </w:r>
+    </w:p>
+    <w:p>
+      <w:pPr>
+        <w:pStyle w:val="Normal"/>
+        <w:rPr>
+          <w:highlight w:val="none"/>
+          <w:shd w:fill="auto" w:val="clear"/>
+        </w:rPr>
+      </w:pPr>
+      <w:r>
+        <w:rPr>
+          <w:shd w:fill="auto" w:val="clear"/>
+        </w:rPr>
+      </w:r>
+    </w:p>
+    <w:p>
+      <w:pPr>
+        <w:pStyle w:val="Normal"/>
+        <w:rPr>
+          <w:highlight w:val="none"/>
+          <w:shd w:fill="auto" w:val="clear"/>
+        </w:rPr>
+      </w:pPr>
+      <w:r>
+        <w:rPr>
+          <w:shd w:fill="auto" w:val="clear"/>
+        </w:rPr>
+        <w:t>Algoritme: Proximal Policy Optimization (PPO)</w:t>
+      </w:r>
+    </w:p>
+    <w:p>
+      <w:pPr>
+        <w:pStyle w:val="Normal"/>
+        <w:rPr>
+          <w:highlight w:val="none"/>
+          <w:shd w:fill="auto" w:val="clear"/>
+        </w:rPr>
+      </w:pPr>
+      <w:r>
+        <w:rPr>
+          <w:shd w:fill="auto" w:val="clear"/>
+        </w:rPr>
+        <w:t>Política: xarxa neuronal multicapa (MLP)</w:t>
+      </w:r>
+    </w:p>
+    <w:p>
+      <w:pPr>
+        <w:pStyle w:val="Normal"/>
+        <w:rPr>
+          <w:highlight w:val="none"/>
+          <w:shd w:fill="auto" w:val="clear"/>
+        </w:rPr>
+      </w:pPr>
+      <w:r>
+        <w:rPr>
+          <w:shd w:fill="auto" w:val="clear"/>
+        </w:rPr>
+        <w:t>Taxa d’aprenentatge: 3·10⁻⁴</w:t>
+      </w:r>
+    </w:p>
+    <w:p>
+      <w:pPr>
+        <w:pStyle w:val="Normal"/>
+        <w:rPr>
+          <w:highlight w:val="none"/>
+          <w:shd w:fill="auto" w:val="clear"/>
+        </w:rPr>
+      </w:pPr>
+      <w:r>
+        <w:rPr>
+          <w:shd w:fill="auto" w:val="clear"/>
+        </w:rPr>
+        <w:t>Nombre de passos per iteració: 256</w:t>
+      </w:r>
+    </w:p>
+    <w:p>
+      <w:pPr>
+        <w:pStyle w:val="Normal"/>
+        <w:rPr>
+          <w:highlight w:val="none"/>
+          <w:shd w:fill="auto" w:val="clear"/>
+        </w:rPr>
+      </w:pPr>
+      <w:r>
+        <w:rPr>
+          <w:shd w:fill="auto" w:val="clear"/>
+        </w:rPr>
+        <w:t>Batch size: 64</w:t>
+      </w:r>
+    </w:p>
+    <w:p>
+      <w:pPr>
+        <w:pStyle w:val="Normal"/>
+        <w:rPr>
+          <w:highlight w:val="none"/>
+          <w:shd w:fill="auto" w:val="clear"/>
+        </w:rPr>
+      </w:pPr>
+      <w:r>
+        <w:rPr>
+          <w:shd w:fill="auto" w:val="clear"/>
+        </w:rPr>
+        <w:t>Factor de descompte (γ): 0.99</w:t>
+      </w:r>
+    </w:p>
+    <w:p>
+      <w:pPr>
+        <w:pStyle w:val="Normal"/>
+        <w:rPr>
+          <w:highlight w:val="none"/>
+          <w:shd w:fill="auto" w:val="clear"/>
+        </w:rPr>
+      </w:pPr>
+      <w:r>
+        <w:rPr>
+          <w:shd w:fill="auto" w:val="clear"/>
+        </w:rPr>
+        <w:t>Nombre total de passos: 50.000</w:t>
+      </w:r>
+    </w:p>
+    <w:p>
+      <w:pPr>
+        <w:pStyle w:val="Normal"/>
+        <w:rPr>
+          <w:highlight w:val="none"/>
+          <w:shd w:fill="auto" w:val="clear"/>
+        </w:rPr>
+      </w:pPr>
+      <w:r>
+        <w:rPr>
+          <w:shd w:fill="auto" w:val="clear"/>
+        </w:rPr>
+      </w:r>
+    </w:p>
+    <w:p>
+      <w:pPr>
+        <w:pStyle w:val="Heading3"/>
+        <w:rPr/>
+      </w:pPr>
+      <w:r>
+        <w:rPr/>
+        <w:t>3.9.5 Definició dels escenaris</w:t>
+      </w:r>
+    </w:p>
+    <w:p>
+      <w:pPr>
+        <w:pStyle w:val="Normal"/>
+        <w:rPr>
+          <w:highlight w:val="none"/>
+          <w:shd w:fill="auto" w:val="clear"/>
+        </w:rPr>
+      </w:pPr>
+      <w:r>
+        <w:rPr>
+          <w:shd w:fill="auto" w:val="clear"/>
+        </w:rPr>
+      </w:r>
+    </w:p>
+    <w:p>
+      <w:pPr>
+        <w:pStyle w:val="Normal"/>
+        <w:rPr>
+          <w:highlight w:val="none"/>
+          <w:shd w:fill="auto" w:val="clear"/>
+        </w:rPr>
+      </w:pPr>
+      <w:r>
+        <w:rPr>
+          <w:shd w:fill="auto" w:val="clear"/>
+        </w:rPr>
+        <w:t>Es consideren dos models:</w:t>
+      </w:r>
+    </w:p>
+    <w:p>
+      <w:pPr>
+        <w:pStyle w:val="Normal"/>
+        <w:rPr>
+          <w:highlight w:val="none"/>
+          <w:shd w:fill="auto" w:val="clear"/>
+        </w:rPr>
+      </w:pPr>
+      <w:r>
+        <w:rPr>
+          <w:shd w:fill="auto" w:val="clear"/>
+        </w:rPr>
+      </w:r>
+    </w:p>
+    <w:p>
+      <w:pPr>
+        <w:pStyle w:val="Normal"/>
+        <w:rPr>
+          <w:highlight w:val="none"/>
+          <w:shd w:fill="auto" w:val="clear"/>
+        </w:rPr>
+      </w:pPr>
+      <w:r>
+        <w:rPr>
+          <w:shd w:fill="auto" w:val="clear"/>
+        </w:rPr>
+        <w:t>BTC_strategy: utilitza únicament informació de Bitcoin</w:t>
+      </w:r>
+    </w:p>
+    <w:p>
+      <w:pPr>
+        <w:pStyle w:val="Normal"/>
+        <w:rPr>
+          <w:highlight w:val="none"/>
+          <w:shd w:fill="auto" w:val="clear"/>
+        </w:rPr>
+      </w:pPr>
+      <w:r>
+        <w:rPr>
+          <w:shd w:fill="auto" w:val="clear"/>
+        </w:rPr>
+        <w:t>BTC+GLD_strategy: incorpora també informació de l’ETF de l’or (GLD)</w:t>
+      </w:r>
+    </w:p>
+    <w:p>
+      <w:pPr>
+        <w:pStyle w:val="Normal"/>
+        <w:rPr>
+          <w:highlight w:val="none"/>
+          <w:shd w:fill="auto" w:val="clear"/>
+        </w:rPr>
+      </w:pPr>
+      <w:r>
+        <w:rPr>
+          <w:shd w:fill="auto" w:val="clear"/>
+        </w:rPr>
+      </w:r>
+    </w:p>
+    <w:p>
+      <w:pPr>
+        <w:pStyle w:val="Normal"/>
+        <w:rPr>
+          <w:highlight w:val="none"/>
+          <w:shd w:fill="auto" w:val="clear"/>
+        </w:rPr>
+      </w:pPr>
+      <w:r>
+        <w:rPr>
+          <w:shd w:fill="auto" w:val="clear"/>
+        </w:rPr>
+        <w:t>Les variables utilitzades són:</w:t>
+      </w:r>
+    </w:p>
+    <w:p>
+      <w:pPr>
+        <w:pStyle w:val="Normal"/>
+        <w:rPr>
+          <w:highlight w:val="none"/>
+          <w:shd w:fill="auto" w:val="clear"/>
+        </w:rPr>
+      </w:pPr>
+      <w:r>
+        <w:rPr>
+          <w:shd w:fill="auto" w:val="clear"/>
+        </w:rPr>
+      </w:r>
+    </w:p>
+    <w:p>
+      <w:pPr>
+        <w:pStyle w:val="Normal"/>
+        <w:rPr>
+          <w:highlight w:val="none"/>
+          <w:shd w:fill="auto" w:val="clear"/>
+        </w:rPr>
+      </w:pPr>
+      <w:r>
+        <w:rPr>
+          <w:shd w:fill="auto" w:val="clear"/>
+        </w:rPr>
+        <w:t>retorns de Bitcoin (4h)</w:t>
+      </w:r>
+    </w:p>
+    <w:p>
+      <w:pPr>
+        <w:pStyle w:val="Normal"/>
+        <w:rPr>
+          <w:highlight w:val="none"/>
+          <w:shd w:fill="auto" w:val="clear"/>
+        </w:rPr>
+      </w:pPr>
+      <w:r>
+        <w:rPr>
+          <w:shd w:fill="auto" w:val="clear"/>
+        </w:rPr>
+        <w:t>volatilitat de Bitcoin</w:t>
+      </w:r>
+    </w:p>
+    <w:p>
+      <w:pPr>
+        <w:pStyle w:val="Normal"/>
+        <w:rPr>
+          <w:highlight w:val="none"/>
+          <w:shd w:fill="auto" w:val="clear"/>
+        </w:rPr>
+      </w:pPr>
+      <w:r>
+        <w:rPr>
+          <w:shd w:fill="auto" w:val="clear"/>
+        </w:rPr>
+        <w:t>(opcionalment) retorns i volatilitat de GLD</w:t>
+      </w:r>
+    </w:p>
+    <w:p>
+      <w:pPr>
+        <w:pStyle w:val="Normal"/>
+        <w:rPr>
+          <w:highlight w:val="none"/>
+          <w:shd w:fill="auto" w:val="clear"/>
+        </w:rPr>
+      </w:pPr>
+      <w:r>
+        <w:rPr>
+          <w:shd w:fill="auto" w:val="clear"/>
+        </w:rPr>
+      </w:r>
+    </w:p>
+    <w:p>
+      <w:pPr>
+        <w:pStyle w:val="Heading3"/>
+        <w:rPr/>
+      </w:pPr>
+      <w:r>
+        <w:rPr/>
+        <w:t>3.9.6 Procediment d’avaluació</w:t>
+      </w:r>
+    </w:p>
+    <w:p>
+      <w:pPr>
+        <w:pStyle w:val="Normal"/>
+        <w:rPr>
+          <w:highlight w:val="none"/>
+          <w:shd w:fill="auto" w:val="clear"/>
+        </w:rPr>
+      </w:pPr>
+      <w:r>
+        <w:rPr>
+          <w:shd w:fill="auto" w:val="clear"/>
+        </w:rPr>
+      </w:r>
+    </w:p>
+    <w:p>
+      <w:pPr>
+        <w:pStyle w:val="Normal"/>
+        <w:rPr>
+          <w:highlight w:val="none"/>
+          <w:shd w:fill="auto" w:val="clear"/>
+        </w:rPr>
+      </w:pPr>
+      <w:r>
+        <w:rPr>
+          <w:shd w:fill="auto" w:val="clear"/>
+        </w:rPr>
+        <w:t>Els models es validen sobre dades fora de mostra (out-of-sample), utilitzant:</w:t>
+      </w:r>
+    </w:p>
+    <w:p>
+      <w:pPr>
+        <w:pStyle w:val="Normal"/>
+        <w:rPr>
+          <w:highlight w:val="none"/>
+          <w:shd w:fill="auto" w:val="clear"/>
+        </w:rPr>
+      </w:pPr>
+      <w:r>
+        <w:rPr>
+          <w:shd w:fill="auto" w:val="clear"/>
+        </w:rPr>
+      </w:r>
+    </w:p>
+    <w:p>
+      <w:pPr>
+        <w:pStyle w:val="Normal"/>
+        <w:rPr>
+          <w:highlight w:val="none"/>
+          <w:shd w:fill="auto" w:val="clear"/>
+        </w:rPr>
+      </w:pPr>
+      <w:r>
+        <w:rPr>
+          <w:shd w:fill="auto" w:val="clear"/>
+        </w:rPr>
+        <w:t>retorn acumulat (cumulative return)</w:t>
+      </w:r>
+    </w:p>
+    <w:p>
+      <w:pPr>
+        <w:pStyle w:val="Normal"/>
+        <w:rPr>
+          <w:highlight w:val="none"/>
+          <w:shd w:fill="auto" w:val="clear"/>
+        </w:rPr>
+      </w:pPr>
+      <w:r>
+        <w:rPr>
+          <w:shd w:fill="auto" w:val="clear"/>
+        </w:rPr>
+        <w:t>Sharpe ratio</w:t>
+      </w:r>
+    </w:p>
+    <w:p>
+      <w:pPr>
+        <w:pStyle w:val="Normal"/>
+        <w:rPr>
+          <w:highlight w:val="none"/>
+          <w:shd w:fill="auto" w:val="clear"/>
+        </w:rPr>
+      </w:pPr>
+      <w:r>
+        <w:rPr>
+          <w:shd w:fill="auto" w:val="clear"/>
+        </w:rPr>
+        <w:t>Sortino ratio</w:t>
+      </w:r>
+    </w:p>
+    <w:p>
+      <w:pPr>
+        <w:pStyle w:val="Normal"/>
+        <w:rPr>
+          <w:highlight w:val="none"/>
+          <w:shd w:fill="auto" w:val="clear"/>
+        </w:rPr>
+      </w:pPr>
+      <w:r>
+        <w:rPr>
+          <w:shd w:fill="auto" w:val="clear"/>
+        </w:rPr>
+        <w:t>màxim drawdown</w:t>
+      </w:r>
+    </w:p>
+    <w:p>
+      <w:pPr>
+        <w:pStyle w:val="Normal"/>
+        <w:rPr>
+          <w:highlight w:val="none"/>
+          <w:shd w:fill="auto" w:val="clear"/>
+        </w:rPr>
+      </w:pPr>
+      <w:r>
+        <w:rPr>
+          <w:shd w:fill="auto" w:val="clear"/>
+        </w:rPr>
+        <w:t>nombre d’operacions</w:t>
+      </w:r>
+    </w:p>
+    <w:p>
+      <w:pPr>
+        <w:pStyle w:val="Normal"/>
+        <w:rPr>
+          <w:highlight w:val="none"/>
+          <w:shd w:fill="auto" w:val="clear"/>
+        </w:rPr>
+      </w:pPr>
+      <w:r>
+        <w:rPr>
+          <w:shd w:fill="auto" w:val="clear"/>
+        </w:rPr>
+      </w:r>
+    </w:p>
+    <w:p>
+      <w:pPr>
+        <w:pStyle w:val="Normal"/>
+        <w:rPr>
+          <w:highlight w:val="none"/>
+          <w:shd w:fill="auto" w:val="clear"/>
+        </w:rPr>
+      </w:pPr>
+      <w:r>
+        <w:rPr>
+          <w:shd w:fill="auto" w:val="clear"/>
+        </w:rPr>
+        <w:t>A més, s’analitza:</w:t>
+      </w:r>
+    </w:p>
+    <w:p>
+      <w:pPr>
+        <w:pStyle w:val="Normal"/>
+        <w:rPr>
+          <w:highlight w:val="none"/>
+          <w:shd w:fill="auto" w:val="clear"/>
+        </w:rPr>
+      </w:pPr>
+      <w:r>
+        <w:rPr>
+          <w:shd w:fill="auto" w:val="clear"/>
+        </w:rPr>
+      </w:r>
+    </w:p>
+    <w:p>
+      <w:pPr>
+        <w:pStyle w:val="Normal"/>
+        <w:rPr>
+          <w:highlight w:val="none"/>
+          <w:shd w:fill="auto" w:val="clear"/>
+        </w:rPr>
+      </w:pPr>
+      <w:r>
+        <w:rPr>
+          <w:shd w:fill="auto" w:val="clear"/>
+        </w:rPr>
+        <w:t>distribució d’accions</w:t>
+      </w:r>
+    </w:p>
+    <w:p>
+      <w:pPr>
+        <w:pStyle w:val="Normal"/>
+        <w:rPr>
+          <w:highlight w:val="none"/>
+          <w:shd w:fill="auto" w:val="clear"/>
+        </w:rPr>
+      </w:pPr>
+      <w:r>
+        <w:rPr>
+          <w:shd w:fill="auto" w:val="clear"/>
+        </w:rPr>
+        <w:t>distribució de posicions</w:t>
+      </w:r>
+    </w:p>
+    <w:p>
+      <w:pPr>
+        <w:pStyle w:val="Normal"/>
+        <w:rPr>
+          <w:highlight w:val="none"/>
+          <w:shd w:fill="auto" w:val="clear"/>
+        </w:rPr>
+      </w:pPr>
+      <w:r>
+        <w:rPr>
+          <w:shd w:fill="auto" w:val="clear"/>
+        </w:rPr>
+        <w:t>evolució de la corba d’equity</w:t>
+      </w:r>
+      <w:r>
+        <w:rPr>
+          <w:shd w:fill="auto" w:val="clear"/>
+        </w:rPr>
+        <w:t>.</w:t>
+      </w:r>
+    </w:p>
+    <w:p>
+      <w:pPr>
+        <w:pStyle w:val="Normal"/>
+        <w:rPr>
+          <w:highlight w:val="none"/>
+          <w:shd w:fill="auto" w:val="clear"/>
+        </w:rPr>
+      </w:pPr>
+      <w:r>
+        <w:rPr>
+          <w:shd w:fill="auto" w:val="clear"/>
+        </w:rPr>
+      </w:r>
+    </w:p>
+    <w:p>
+      <w:pPr>
+        <w:pStyle w:val="Heading2"/>
+        <w:rPr/>
+      </w:pPr>
+      <w:r>
+        <w:rPr/>
         <w:t>3.</w:t>
       </w:r>
       <w:r>
         <w:rPr/>
-        <w:t>9</w:t>
+        <w:t>10</w:t>
+      </w:r>
+      <w:r>
+        <w:rPr/>
+        <w:t xml:space="preserve"> Experiment amb penalització de manteniment de posició</w:t>
+      </w:r>
+    </w:p>
+    <w:p>
+      <w:pPr>
+        <w:pStyle w:val="Heading3"/>
+        <w:rPr/>
+      </w:pPr>
+      <w:r>
+        <w:rPr/>
+        <w:t>3.</w:t>
+      </w:r>
+      <w:r>
+        <w:rPr/>
+        <w:t>10</w:t>
+      </w:r>
+      <w:r>
+        <w:rPr/>
+        <w:t>.1 Motivació</w:t>
+      </w:r>
+    </w:p>
+    <w:p>
+      <w:pPr>
+        <w:pStyle w:val="Normal"/>
+        <w:rPr>
+          <w:highlight w:val="none"/>
+          <w:shd w:fill="auto" w:val="clear"/>
+        </w:rPr>
+      </w:pPr>
+      <w:r>
+        <w:rPr>
+          <w:shd w:fill="auto" w:val="clear"/>
+        </w:rPr>
+      </w:r>
+    </w:p>
+    <w:p>
+      <w:pPr>
+        <w:pStyle w:val="Normal"/>
+        <w:rPr>
+          <w:highlight w:val="none"/>
+          <w:shd w:fill="auto" w:val="clear"/>
+        </w:rPr>
+      </w:pPr>
+      <w:r>
+        <w:rPr>
+          <w:shd w:fill="auto" w:val="clear"/>
+        </w:rPr>
+        <w:t>En experiments previs s’ha observat que els agents tendeixen a adoptar polítiques trivials, com ara mantenir posicions de manera prolongada o no operar. Aquest comportament no és desitjable en un context de trading a curt termini.</w:t>
+      </w:r>
+    </w:p>
+    <w:p>
+      <w:pPr>
+        <w:pStyle w:val="Normal"/>
+        <w:rPr>
+          <w:highlight w:val="none"/>
+          <w:shd w:fill="auto" w:val="clear"/>
+        </w:rPr>
+      </w:pPr>
+      <w:r>
+        <w:rPr>
+          <w:shd w:fill="auto" w:val="clear"/>
+        </w:rPr>
+      </w:r>
+    </w:p>
+    <w:p>
+      <w:pPr>
+        <w:pStyle w:val="Normal"/>
+        <w:rPr>
+          <w:highlight w:val="none"/>
+          <w:shd w:fill="auto" w:val="clear"/>
+        </w:rPr>
+      </w:pPr>
+      <w:r>
+        <w:rPr>
+          <w:shd w:fill="auto" w:val="clear"/>
+        </w:rPr>
+        <w:t>Per aquest motiu, es defineix un nou entorn que incorpora una penalització explícita per mantenir una mateixa posició durant diversos passos consecutius, amb l’objectiu de fomentar estratègies més actives.</w:t>
+      </w:r>
+    </w:p>
+    <w:p>
+      <w:pPr>
+        <w:pStyle w:val="Normal"/>
+        <w:rPr>
+          <w:highlight w:val="none"/>
+          <w:shd w:fill="auto" w:val="clear"/>
+        </w:rPr>
+      </w:pPr>
+      <w:r>
+        <w:rPr>
+          <w:shd w:fill="auto" w:val="clear"/>
+        </w:rPr>
+      </w:r>
+    </w:p>
+    <w:p>
+      <w:pPr>
+        <w:pStyle w:val="Heading3"/>
+        <w:rPr/>
+      </w:pPr>
+      <w:r>
+        <w:rPr/>
+        <w:t>3.</w:t>
+      </w:r>
+      <w:r>
+        <w:rPr/>
+        <w:t>10</w:t>
+      </w:r>
+      <w:r>
+        <w:rPr/>
+        <w:t>.2 Funció de recompensa</w:t>
+      </w:r>
+    </w:p>
+    <w:p>
+      <w:pPr>
+        <w:pStyle w:val="Normal"/>
+        <w:rPr>
+          <w:highlight w:val="none"/>
+          <w:shd w:fill="auto" w:val="clear"/>
+        </w:rPr>
+      </w:pPr>
+      <w:r>
+        <w:rPr>
+          <w:shd w:fill="auto" w:val="clear"/>
+        </w:rPr>
+      </w:r>
+    </w:p>
+    <w:p>
+      <w:pPr>
+        <w:pStyle w:val="Normal"/>
+        <w:rPr>
+          <w:highlight w:val="none"/>
+          <w:shd w:fill="auto" w:val="clear"/>
+        </w:rPr>
+      </w:pPr>
+      <w:r>
+        <w:rPr>
+          <w:shd w:fill="auto" w:val="clear"/>
+        </w:rPr>
+        <w:t>La funció de recompensa es defineix com:</w:t>
+      </w:r>
+    </w:p>
+    <w:p>
+      <w:pPr>
+        <w:pStyle w:val="Normal"/>
+        <w:rPr>
+          <w:highlight w:val="none"/>
+          <w:shd w:fill="auto" w:val="clear"/>
+        </w:rPr>
+      </w:pPr>
+      <w:r>
+        <w:rPr>
+          <w:shd w:fill="auto" w:val="clear"/>
+        </w:rPr>
+      </w:r>
+    </w:p>
+    <w:p>
+      <w:pPr>
+        <w:pStyle w:val="Normal"/>
+        <w:rPr>
+          <w:highlight w:val="none"/>
+          <w:shd w:fill="auto" w:val="clear"/>
+        </w:rPr>
+      </w:pPr>
+      <w:r>
+        <w:rPr>
+          <w:shd w:fill="auto" w:val="clear"/>
+        </w:rPr>
+      </w:r>
+      <m:oMathPara xmlns:m="http://schemas.openxmlformats.org/officeDocument/2006/math">
+        <m:oMathParaPr>
+          <m:jc m:val="left"/>
+        </m:oMathParaPr>
+        <m:oMath>
+          <m:r>
+            <w:rPr>
+              <w:rFonts w:ascii="Cambria Math" w:hAnsi="Cambria Math"/>
+            </w:rPr>
+            <m:t xml:space="preserve">reward</m:t>
+          </m:r>
+          <m:r>
+            <w:rPr>
+              <w:rFonts w:ascii="Cambria Math" w:hAnsi="Cambria Math"/>
+            </w:rPr>
+            <m:t xml:space="preserve">=</m:t>
+          </m:r>
+          <m:r>
+            <w:rPr>
+              <w:rFonts w:ascii="Cambria Math" w:hAnsi="Cambria Math"/>
+            </w:rPr>
+            <m:t xml:space="preserve">position</m:t>
+          </m:r>
+          <m:r>
+            <w:rPr>
+              <w:rFonts w:ascii="Cambria Math" w:hAnsi="Cambria Math"/>
+            </w:rPr>
+            <m:t xml:space="preserve">⋅</m:t>
+          </m:r>
+          <m:r>
+            <w:rPr>
+              <w:rFonts w:ascii="Cambria Math" w:hAnsi="Cambria Math"/>
+            </w:rPr>
+            <m:t xml:space="preserve">return</m:t>
+          </m:r>
+          <m:r>
+            <w:rPr>
+              <w:rFonts w:ascii="Cambria Math" w:hAnsi="Cambria Math"/>
+            </w:rPr>
+            <m:t xml:space="preserve">−</m:t>
+          </m:r>
+          <m:r>
+            <w:rPr>
+              <w:rFonts w:ascii="Cambria Math" w:hAnsi="Cambria Math"/>
+            </w:rPr>
+            <m:t xml:space="preserve">α</m:t>
+          </m:r>
+          <m:r>
+            <w:rPr>
+              <w:rFonts w:ascii="Cambria Math" w:hAnsi="Cambria Math"/>
+            </w:rPr>
+            <m:t xml:space="preserve">⋅</m:t>
+          </m:r>
+          <m:r>
+            <w:rPr>
+              <w:rFonts w:ascii="Cambria Math" w:hAnsi="Cambria Math"/>
+            </w:rPr>
+            <m:t xml:space="preserve">volatility</m:t>
+          </m:r>
+          <m:r>
+            <w:rPr>
+              <w:rFonts w:ascii="Cambria Math" w:hAnsi="Cambria Math"/>
+            </w:rPr>
+            <m:t xml:space="preserve">−</m:t>
+          </m:r>
+          <m:r>
+            <w:rPr>
+              <w:rFonts w:ascii="Cambria Math" w:hAnsi="Cambria Math"/>
+            </w:rPr>
+            <m:t xml:space="preserve">β</m:t>
+          </m:r>
+          <m:r>
+            <w:rPr>
+              <w:rFonts w:ascii="Cambria Math" w:hAnsi="Cambria Math"/>
+            </w:rPr>
+            <m:t xml:space="preserve">⋅</m:t>
+          </m:r>
+          <m:r>
+            <w:rPr>
+              <w:rFonts w:ascii="Cambria Math" w:hAnsi="Cambria Math"/>
+            </w:rPr>
+            <m:t xml:space="preserve">duration</m:t>
+          </m:r>
+        </m:oMath>
+      </m:oMathPara>
+    </w:p>
+    <w:p>
+      <w:pPr>
+        <w:pStyle w:val="Normal"/>
+        <w:rPr>
+          <w:highlight w:val="none"/>
+          <w:shd w:fill="auto" w:val="clear"/>
+        </w:rPr>
+      </w:pPr>
+      <w:r>
+        <w:rPr>
+          <w:shd w:fill="auto" w:val="clear"/>
+        </w:rPr>
+      </w:r>
+    </w:p>
+    <w:p>
+      <w:pPr>
+        <w:pStyle w:val="BodyText"/>
+        <w:rPr>
+          <w:highlight w:val="none"/>
+          <w:shd w:fill="auto" w:val="clear"/>
+        </w:rPr>
+      </w:pPr>
+      <w:r>
+        <w:rPr/>
+        <w:t>on:</w:t>
+      </w:r>
+    </w:p>
+    <w:p>
+      <w:pPr>
+        <w:pStyle w:val="BodyText"/>
+        <w:rPr>
+          <w:highlight w:val="none"/>
+          <w:shd w:fill="auto" w:val="clear"/>
+        </w:rPr>
+      </w:pPr>
+      <w:r>
+        <w:rPr/>
+        <w:t xml:space="preserve">    • </w:t>
+      </w:r>
+      <w:r>
+        <w:rPr/>
+        <w:t xml:space="preserve">la durada representa el nombre de passos consecutius en la mateixa posició </w:t>
+      </w:r>
+    </w:p>
+    <w:p>
+      <w:pPr>
+        <w:pStyle w:val="BodyText"/>
+        <w:rPr>
+          <w:highlight w:val="none"/>
+          <w:shd w:fill="auto" w:val="clear"/>
+        </w:rPr>
+      </w:pPr>
+      <w:r>
+        <w:rPr/>
+        <w:t xml:space="preserve">    • </w:t>
+      </w:r>
+      <w:r>
+        <w:rPr/>
+        <w:t xml:space="preserve">α controla la penalització per volatilitat </w:t>
+      </w:r>
+    </w:p>
+    <w:p>
+      <w:pPr>
+        <w:pStyle w:val="BodyText"/>
+        <w:rPr>
+          <w:highlight w:val="none"/>
+          <w:shd w:fill="auto" w:val="clear"/>
+        </w:rPr>
+      </w:pPr>
+      <w:r>
+        <w:rPr/>
+        <w:t xml:space="preserve">    • </w:t>
+      </w:r>
+      <w:r>
+        <w:rPr/>
+        <w:t xml:space="preserve">β controla la penalització per manteniment </w:t>
+      </w:r>
+    </w:p>
+    <w:p>
+      <w:pPr>
+        <w:pStyle w:val="BodyText"/>
+        <w:rPr>
+          <w:highlight w:val="none"/>
+          <w:shd w:fill="auto" w:val="clear"/>
+        </w:rPr>
+      </w:pPr>
+      <w:r>
+        <w:rPr/>
+        <w:t>En aquest experiment:</w:t>
+      </w:r>
+    </w:p>
+    <w:p>
+      <w:pPr>
+        <w:pStyle w:val="BodyText"/>
+        <w:rPr>
+          <w:highlight w:val="none"/>
+          <w:shd w:fill="auto" w:val="clear"/>
+        </w:rPr>
+      </w:pPr>
+      <w:r>
+        <w:rPr/>
+        <w:t xml:space="preserve">    • </w:t>
+      </w:r>
+      <w:r>
+        <w:rPr/>
+        <w:t xml:space="preserve">α = 0.05 </w:t>
+      </w:r>
+    </w:p>
+    <w:p>
+      <w:pPr>
+        <w:pStyle w:val="BodyText"/>
+        <w:rPr>
+          <w:highlight w:val="none"/>
+          <w:shd w:fill="auto" w:val="clear"/>
+        </w:rPr>
+      </w:pPr>
+      <w:r>
+        <w:rPr/>
+        <w:t xml:space="preserve">    • </w:t>
+      </w:r>
+      <w:r>
+        <w:rPr/>
+        <w:t>β = 0.001</w:t>
+      </w:r>
+    </w:p>
+    <w:p>
+      <w:pPr>
+        <w:pStyle w:val="BodyText"/>
+        <w:rPr>
+          <w:highlight w:val="none"/>
+          <w:shd w:fill="auto" w:val="clear"/>
+        </w:rPr>
+      </w:pPr>
+      <w:r>
+        <w:rPr/>
+      </w:r>
+    </w:p>
+    <w:p>
+      <w:pPr>
+        <w:pStyle w:val="Heading3"/>
+        <w:rPr/>
+      </w:pPr>
+      <w:r>
+        <w:rPr/>
+        <w:t>3.</w:t>
+      </w:r>
+      <w:r>
+        <w:rPr/>
+        <w:t>10</w:t>
+      </w:r>
+      <w:r>
+        <w:rPr/>
+        <w:t>.3 Configuració experimental</w:t>
+      </w:r>
+    </w:p>
+    <w:p>
+      <w:pPr>
+        <w:pStyle w:val="Normal"/>
+        <w:rPr>
+          <w:highlight w:val="none"/>
+          <w:shd w:fill="auto" w:val="clear"/>
+        </w:rPr>
+      </w:pPr>
+      <w:r>
+        <w:rPr>
+          <w:shd w:fill="auto" w:val="clear"/>
+        </w:rPr>
+        <w:t>La configuració de l’entrenament es manté consistent amb experiments anteriors:</w:t>
+      </w:r>
+    </w:p>
+    <w:p>
+      <w:pPr>
+        <w:pStyle w:val="Normal"/>
+        <w:rPr>
+          <w:highlight w:val="none"/>
+          <w:shd w:fill="auto" w:val="clear"/>
+        </w:rPr>
+      </w:pPr>
+      <w:r>
+        <w:rPr>
+          <w:shd w:fill="auto" w:val="clear"/>
+        </w:rPr>
+      </w:r>
+    </w:p>
+    <w:p>
+      <w:pPr>
+        <w:pStyle w:val="Normal"/>
+        <w:rPr>
+          <w:highlight w:val="none"/>
+          <w:shd w:fill="auto" w:val="clear"/>
+        </w:rPr>
+      </w:pPr>
+      <w:r>
+        <w:rPr>
+          <w:shd w:fill="auto" w:val="clear"/>
+        </w:rPr>
+        <w:t>Algoritme: Proximal Policy Optimization (PPO)</w:t>
+      </w:r>
+    </w:p>
+    <w:p>
+      <w:pPr>
+        <w:pStyle w:val="Normal"/>
+        <w:rPr>
+          <w:highlight w:val="none"/>
+          <w:shd w:fill="auto" w:val="clear"/>
+        </w:rPr>
+      </w:pPr>
+      <w:r>
+        <w:rPr>
+          <w:shd w:fill="auto" w:val="clear"/>
+        </w:rPr>
+        <w:t>Política: xarxa neuronal multicapa (MLP)</w:t>
+      </w:r>
+    </w:p>
+    <w:p>
+      <w:pPr>
+        <w:pStyle w:val="Normal"/>
+        <w:rPr>
+          <w:highlight w:val="none"/>
+          <w:shd w:fill="auto" w:val="clear"/>
+        </w:rPr>
+      </w:pPr>
+      <w:r>
+        <w:rPr>
+          <w:shd w:fill="auto" w:val="clear"/>
+        </w:rPr>
+        <w:t>Taxa d’aprenentatge: 3·10⁻⁴</w:t>
+      </w:r>
+    </w:p>
+    <w:p>
+      <w:pPr>
+        <w:pStyle w:val="Normal"/>
+        <w:rPr>
+          <w:highlight w:val="none"/>
+          <w:shd w:fill="auto" w:val="clear"/>
+        </w:rPr>
+      </w:pPr>
+      <w:r>
+        <w:rPr>
+          <w:shd w:fill="auto" w:val="clear"/>
+        </w:rPr>
+        <w:t>Nombre de passos per iteració: 256</w:t>
+      </w:r>
+    </w:p>
+    <w:p>
+      <w:pPr>
+        <w:pStyle w:val="Normal"/>
+        <w:rPr>
+          <w:highlight w:val="none"/>
+          <w:shd w:fill="auto" w:val="clear"/>
+        </w:rPr>
+      </w:pPr>
+      <w:r>
+        <w:rPr>
+          <w:shd w:fill="auto" w:val="clear"/>
+        </w:rPr>
+        <w:t>Batch size: 64</w:t>
+      </w:r>
+    </w:p>
+    <w:p>
+      <w:pPr>
+        <w:pStyle w:val="Normal"/>
+        <w:rPr>
+          <w:highlight w:val="none"/>
+          <w:shd w:fill="auto" w:val="clear"/>
+        </w:rPr>
+      </w:pPr>
+      <w:r>
+        <w:rPr>
+          <w:shd w:fill="auto" w:val="clear"/>
+        </w:rPr>
+        <w:t>Factor de descompte (γ): 0.99</w:t>
+      </w:r>
+    </w:p>
+    <w:p>
+      <w:pPr>
+        <w:pStyle w:val="Normal"/>
+        <w:rPr>
+          <w:highlight w:val="none"/>
+          <w:shd w:fill="auto" w:val="clear"/>
+        </w:rPr>
+      </w:pPr>
+      <w:r>
+        <w:rPr>
+          <w:shd w:fill="auto" w:val="clear"/>
+        </w:rPr>
+        <w:t>Nombre total de passos: 50.000</w:t>
+      </w:r>
+    </w:p>
+    <w:p>
+      <w:pPr>
+        <w:pStyle w:val="BodyText"/>
+        <w:rPr>
+          <w:highlight w:val="none"/>
+          <w:shd w:fill="auto" w:val="clear"/>
+        </w:rPr>
+      </w:pPr>
+      <w:r>
+        <w:rPr/>
+      </w:r>
+    </w:p>
+    <w:p>
+      <w:pPr>
+        <w:pStyle w:val="Heading3"/>
+        <w:rPr/>
+      </w:pPr>
+      <w:r>
+        <w:rPr/>
+        <w:t>3.</w:t>
+      </w:r>
+      <w:r>
+        <w:rPr/>
+        <w:t>10</w:t>
+      </w:r>
+      <w:r>
+        <w:rPr/>
+        <w:t>.4 Objectiu</w:t>
+      </w:r>
+    </w:p>
+    <w:p>
+      <w:pPr>
+        <w:pStyle w:val="BodyText"/>
+        <w:rPr>
+          <w:highlight w:val="none"/>
+          <w:shd w:fill="auto" w:val="clear"/>
+        </w:rPr>
+      </w:pPr>
+      <w:r>
+        <w:rPr/>
+      </w:r>
+    </w:p>
+    <w:p>
+      <w:pPr>
+        <w:pStyle w:val="BodyText"/>
+        <w:rPr>
+          <w:highlight w:val="none"/>
+          <w:shd w:fill="auto" w:val="clear"/>
+        </w:rPr>
+      </w:pPr>
+      <w:r>
+        <w:rPr/>
+        <w:t>Aquest entorn busca modelar un escenari de trading actiu (day trading), on mantenir posicions de forma passiva és penalitzat.</w:t>
+      </w:r>
+    </w:p>
+    <w:p>
+      <w:pPr>
+        <w:pStyle w:val="Normal"/>
+        <w:rPr>
+          <w:highlight w:val="none"/>
+          <w:shd w:fill="auto" w:val="clear"/>
+        </w:rPr>
+      </w:pPr>
+      <w:r>
+        <w:rPr>
+          <w:shd w:fill="auto" w:val="clear"/>
+        </w:rPr>
+      </w:r>
+    </w:p>
+    <w:p>
+      <w:pPr>
+        <w:pStyle w:val="Normal"/>
+        <w:rPr>
+          <w:highlight w:val="none"/>
+          <w:shd w:fill="auto" w:val="clear"/>
+        </w:rPr>
+      </w:pPr>
+      <w:r>
+        <w:rPr>
+          <w:shd w:fill="auto" w:val="clear"/>
+        </w:rPr>
+      </w:r>
+    </w:p>
+    <w:p>
+      <w:pPr>
+        <w:pStyle w:val="Heading2"/>
+        <w:rPr/>
+      </w:pPr>
+      <w:r>
+        <w:rPr/>
+        <w:t>3.1</w:t>
+      </w:r>
+      <w:r>
+        <w:rPr/>
+        <w:t>1</w:t>
+      </w:r>
+      <w:r>
+        <w:rPr/>
+        <w:t xml:space="preserve"> Experiment amb variables macroeconòmiques (GLD + USO)</w:t>
+      </w:r>
+    </w:p>
+    <w:p>
+      <w:pPr>
+        <w:pStyle w:val="Heading3"/>
+        <w:rPr/>
+      </w:pPr>
+      <w:r>
+        <w:rPr/>
+        <w:t>3.1</w:t>
+      </w:r>
+      <w:r>
+        <w:rPr/>
+        <w:t>1</w:t>
+      </w:r>
+      <w:r>
+        <w:rPr/>
+        <w:t>.1 Motivació</w:t>
+      </w:r>
+    </w:p>
+    <w:p>
+      <w:pPr>
+        <w:pStyle w:val="Normal"/>
+        <w:rPr>
+          <w:highlight w:val="none"/>
+          <w:shd w:fill="auto" w:val="clear"/>
+        </w:rPr>
+      </w:pPr>
+      <w:r>
+        <w:rPr>
+          <w:shd w:fill="auto" w:val="clear"/>
+        </w:rPr>
+      </w:r>
+    </w:p>
+    <w:p>
+      <w:pPr>
+        <w:pStyle w:val="Normal"/>
+        <w:rPr>
+          <w:highlight w:val="none"/>
+          <w:shd w:fill="auto" w:val="clear"/>
+        </w:rPr>
+      </w:pPr>
+      <w:r>
+        <w:rPr>
+          <w:shd w:fill="auto" w:val="clear"/>
+        </w:rPr>
+        <w:t>En experiments anteriors s’ha analitzat l’impacte d’incorporar informació exògena mitjançant l’ETF de l’or (GLD), observant que aquesta variable pot modificar el comportament de l’agent i, en alguns casos, millorar el rendiment.</w:t>
+      </w:r>
+    </w:p>
+    <w:p>
+      <w:pPr>
+        <w:pStyle w:val="Normal"/>
+        <w:rPr>
+          <w:highlight w:val="none"/>
+          <w:shd w:fill="auto" w:val="clear"/>
+        </w:rPr>
+      </w:pPr>
+      <w:r>
+        <w:rPr>
+          <w:shd w:fill="auto" w:val="clear"/>
+        </w:rPr>
+      </w:r>
+    </w:p>
+    <w:p>
+      <w:pPr>
+        <w:pStyle w:val="Normal"/>
+        <w:rPr>
+          <w:highlight w:val="none"/>
+          <w:shd w:fill="auto" w:val="clear"/>
+        </w:rPr>
+      </w:pPr>
+      <w:r>
+        <w:rPr>
+          <w:shd w:fill="auto" w:val="clear"/>
+        </w:rPr>
+        <w:t>A partir d’aquesta observació, es planteja estendre l’anàlisi incorporant una segona variable macroeconòmica: el petroli, representat per l’ETF USO.</w:t>
+      </w:r>
+    </w:p>
+    <w:p>
+      <w:pPr>
+        <w:pStyle w:val="Normal"/>
+        <w:rPr>
+          <w:highlight w:val="none"/>
+          <w:shd w:fill="auto" w:val="clear"/>
+        </w:rPr>
+      </w:pPr>
+      <w:r>
+        <w:rPr>
+          <w:shd w:fill="auto" w:val="clear"/>
+        </w:rPr>
+      </w:r>
+    </w:p>
+    <w:p>
+      <w:pPr>
+        <w:pStyle w:val="Normal"/>
+        <w:rPr>
+          <w:highlight w:val="none"/>
+          <w:shd w:fill="auto" w:val="clear"/>
+        </w:rPr>
+      </w:pPr>
+      <w:r>
+        <w:rPr>
+          <w:shd w:fill="auto" w:val="clear"/>
+        </w:rPr>
+        <w:t>L’objectiu d’aquest experiment és avaluar si la combinació de múltiples fonts d’informació exògena permet millorar la capacitat predictiva del model i, en conseqüència, el rendiment de les estratègies de trading.</w:t>
+      </w:r>
+    </w:p>
+    <w:p>
+      <w:pPr>
+        <w:pStyle w:val="Normal"/>
+        <w:rPr>
+          <w:highlight w:val="none"/>
+          <w:shd w:fill="auto" w:val="clear"/>
+        </w:rPr>
+      </w:pPr>
+      <w:r>
+        <w:rPr>
+          <w:shd w:fill="auto" w:val="clear"/>
+        </w:rPr>
+      </w:r>
+    </w:p>
+    <w:p>
+      <w:pPr>
+        <w:pStyle w:val="Heading3"/>
+        <w:rPr/>
+      </w:pPr>
+      <w:r>
+        <w:rPr/>
+        <w:t>3.1</w:t>
+      </w:r>
+      <w:r>
+        <w:rPr/>
+        <w:t>1</w:t>
+      </w:r>
+      <w:r>
+        <w:rPr/>
+        <w:t>.2 Construcció del dataset</w:t>
+      </w:r>
+    </w:p>
+    <w:p>
+      <w:pPr>
+        <w:pStyle w:val="Normal"/>
+        <w:rPr>
+          <w:highlight w:val="none"/>
+          <w:shd w:fill="auto" w:val="clear"/>
+        </w:rPr>
+      </w:pPr>
+      <w:r>
+        <w:rPr>
+          <w:shd w:fill="auto" w:val="clear"/>
+        </w:rPr>
+      </w:r>
+    </w:p>
+    <w:p>
+      <w:pPr>
+        <w:pStyle w:val="Normal"/>
+        <w:rPr>
+          <w:highlight w:val="none"/>
+          <w:shd w:fill="auto" w:val="clear"/>
+        </w:rPr>
+      </w:pPr>
+      <w:r>
+        <w:rPr>
+          <w:shd w:fill="auto" w:val="clear"/>
+        </w:rPr>
+        <w:t>El dataset es construeix seguint el mateix pipeline que en experiments anteriors, amb les següents modificacions:</w:t>
+      </w:r>
+    </w:p>
+    <w:p>
+      <w:pPr>
+        <w:pStyle w:val="Normal"/>
+        <w:rPr>
+          <w:highlight w:val="none"/>
+          <w:shd w:fill="auto" w:val="clear"/>
+        </w:rPr>
+      </w:pPr>
+      <w:r>
+        <w:rPr>
+          <w:shd w:fill="auto" w:val="clear"/>
+        </w:rPr>
+      </w:r>
+    </w:p>
+    <w:p>
+      <w:pPr>
+        <w:pStyle w:val="Normal"/>
+        <w:rPr>
+          <w:highlight w:val="none"/>
+          <w:shd w:fill="auto" w:val="clear"/>
+        </w:rPr>
+      </w:pPr>
+      <w:r>
+        <w:rPr>
+          <w:shd w:fill="auto" w:val="clear"/>
+        </w:rPr>
+        <w:t>S’afegeix una nova sèrie temporal corresponent a l’ETF USO</w:t>
+      </w:r>
+    </w:p>
+    <w:p>
+      <w:pPr>
+        <w:pStyle w:val="Normal"/>
+        <w:rPr>
+          <w:highlight w:val="none"/>
+          <w:shd w:fill="auto" w:val="clear"/>
+        </w:rPr>
+      </w:pPr>
+      <w:r>
+        <w:rPr>
+          <w:shd w:fill="auto" w:val="clear"/>
+        </w:rPr>
+        <w:t>Es realitza la sincronització temporal entre BTC, GLD i USO</w:t>
+      </w:r>
+    </w:p>
+    <w:p>
+      <w:pPr>
+        <w:pStyle w:val="Normal"/>
+        <w:rPr>
+          <w:highlight w:val="none"/>
+          <w:shd w:fill="auto" w:val="clear"/>
+        </w:rPr>
+      </w:pPr>
+      <w:r>
+        <w:rPr>
+          <w:shd w:fill="auto" w:val="clear"/>
+        </w:rPr>
+        <w:t>Es construeix un índex temporal comú utilitzant la intersecció de timestamps</w:t>
+      </w:r>
+    </w:p>
+    <w:p>
+      <w:pPr>
+        <w:pStyle w:val="Normal"/>
+        <w:rPr>
+          <w:highlight w:val="none"/>
+          <w:shd w:fill="auto" w:val="clear"/>
+        </w:rPr>
+      </w:pPr>
+      <w:r>
+        <w:rPr>
+          <w:shd w:fill="auto" w:val="clear"/>
+        </w:rPr>
+      </w:r>
+    </w:p>
+    <w:p>
+      <w:pPr>
+        <w:pStyle w:val="Normal"/>
+        <w:rPr>
+          <w:highlight w:val="none"/>
+          <w:shd w:fill="auto" w:val="clear"/>
+        </w:rPr>
+      </w:pPr>
+      <w:r>
+        <w:rPr>
+          <w:shd w:fill="auto" w:val="clear"/>
+        </w:rPr>
+        <w:t>Posteriorment:</w:t>
+      </w:r>
+    </w:p>
+    <w:p>
+      <w:pPr>
+        <w:pStyle w:val="Normal"/>
+        <w:rPr>
+          <w:highlight w:val="none"/>
+          <w:shd w:fill="auto" w:val="clear"/>
+        </w:rPr>
+      </w:pPr>
+      <w:r>
+        <w:rPr>
+          <w:shd w:fill="auto" w:val="clear"/>
+        </w:rPr>
+      </w:r>
+    </w:p>
+    <w:p>
+      <w:pPr>
+        <w:pStyle w:val="Normal"/>
+        <w:rPr>
+          <w:highlight w:val="none"/>
+          <w:shd w:fill="auto" w:val="clear"/>
+        </w:rPr>
+      </w:pPr>
+      <w:r>
+        <w:rPr>
+          <w:shd w:fill="auto" w:val="clear"/>
+        </w:rPr>
+        <w:t>Les dades es reagrupen en intervals de 4 hores</w:t>
+      </w:r>
+    </w:p>
+    <w:p>
+      <w:pPr>
+        <w:pStyle w:val="Normal"/>
+        <w:rPr>
+          <w:highlight w:val="none"/>
+          <w:shd w:fill="auto" w:val="clear"/>
+        </w:rPr>
+      </w:pPr>
+      <w:r>
+        <w:rPr>
+          <w:shd w:fill="auto" w:val="clear"/>
+        </w:rPr>
+        <w:t>Es calculen les següents característiques per cada actiu:</w:t>
+      </w:r>
+    </w:p>
+    <w:p>
+      <w:pPr>
+        <w:pStyle w:val="Normal"/>
+        <w:rPr>
+          <w:highlight w:val="none"/>
+          <w:shd w:fill="auto" w:val="clear"/>
+        </w:rPr>
+      </w:pPr>
+      <w:r>
+        <w:rPr>
+          <w:shd w:fill="auto" w:val="clear"/>
+        </w:rPr>
+        <w:t>retorn percentual a 4 hores</w:t>
+      </w:r>
+    </w:p>
+    <w:p>
+      <w:pPr>
+        <w:pStyle w:val="Normal"/>
+        <w:rPr>
+          <w:highlight w:val="none"/>
+          <w:shd w:fill="auto" w:val="clear"/>
+        </w:rPr>
+      </w:pPr>
+      <w:r>
+        <w:rPr>
+          <w:shd w:fill="auto" w:val="clear"/>
+        </w:rPr>
+        <w:t>volatilitat estimada amb finestra mòbil de 12 períodes</w:t>
+      </w:r>
+    </w:p>
+    <w:p>
+      <w:pPr>
+        <w:pStyle w:val="Normal"/>
+        <w:rPr>
+          <w:highlight w:val="none"/>
+          <w:shd w:fill="auto" w:val="clear"/>
+        </w:rPr>
+      </w:pPr>
+      <w:r>
+        <w:rPr>
+          <w:shd w:fill="auto" w:val="clear"/>
+        </w:rPr>
+      </w:r>
+    </w:p>
+    <w:p>
+      <w:pPr>
+        <w:pStyle w:val="Normal"/>
+        <w:rPr>
+          <w:highlight w:val="none"/>
+          <w:shd w:fill="auto" w:val="clear"/>
+        </w:rPr>
+      </w:pPr>
+      <w:r>
+        <w:rPr>
+          <w:shd w:fill="auto" w:val="clear"/>
+        </w:rPr>
+        <w:t>El dataset final inclou:</w:t>
+      </w:r>
+    </w:p>
+    <w:p>
+      <w:pPr>
+        <w:pStyle w:val="Normal"/>
+        <w:rPr>
+          <w:highlight w:val="none"/>
+          <w:shd w:fill="auto" w:val="clear"/>
+        </w:rPr>
+      </w:pPr>
+      <w:r>
+        <w:rPr>
+          <w:shd w:fill="auto" w:val="clear"/>
+        </w:rPr>
+      </w:r>
+    </w:p>
+    <w:p>
+      <w:pPr>
+        <w:pStyle w:val="Normal"/>
+        <w:rPr>
+          <w:highlight w:val="none"/>
+          <w:shd w:fill="auto" w:val="clear"/>
+        </w:rPr>
+      </w:pPr>
+      <w:r>
+        <w:rPr>
+          <w:shd w:fill="auto" w:val="clear"/>
+        </w:rPr>
+        <w:t>btc_ret_4h, btc_vol_12</w:t>
+      </w:r>
+    </w:p>
+    <w:p>
+      <w:pPr>
+        <w:pStyle w:val="Normal"/>
+        <w:rPr>
+          <w:highlight w:val="none"/>
+          <w:shd w:fill="auto" w:val="clear"/>
+        </w:rPr>
+      </w:pPr>
+      <w:r>
+        <w:rPr>
+          <w:shd w:fill="auto" w:val="clear"/>
+        </w:rPr>
+        <w:t>gld_ret_4h, gld_vol_12</w:t>
+      </w:r>
+    </w:p>
+    <w:p>
+      <w:pPr>
+        <w:pStyle w:val="Normal"/>
+        <w:rPr>
+          <w:highlight w:val="none"/>
+          <w:shd w:fill="auto" w:val="clear"/>
+        </w:rPr>
+      </w:pPr>
+      <w:r>
+        <w:rPr>
+          <w:shd w:fill="auto" w:val="clear"/>
+        </w:rPr>
+        <w:t>uso_ret_4h, uso_vol_12</w:t>
+      </w:r>
+    </w:p>
+    <w:p>
+      <w:pPr>
+        <w:pStyle w:val="Normal"/>
+        <w:rPr>
+          <w:highlight w:val="none"/>
+          <w:shd w:fill="auto" w:val="clear"/>
+        </w:rPr>
+      </w:pPr>
+      <w:r>
+        <w:rPr>
+          <w:shd w:fill="auto" w:val="clear"/>
+        </w:rPr>
+        <w:t>3.10.3 Definició dels escenaris</w:t>
+      </w:r>
+    </w:p>
+    <w:p>
+      <w:pPr>
+        <w:pStyle w:val="Normal"/>
+        <w:rPr>
+          <w:highlight w:val="none"/>
+          <w:shd w:fill="auto" w:val="clear"/>
+        </w:rPr>
+      </w:pPr>
+      <w:r>
+        <w:rPr>
+          <w:shd w:fill="auto" w:val="clear"/>
+        </w:rPr>
+      </w:r>
+    </w:p>
+    <w:p>
+      <w:pPr>
+        <w:pStyle w:val="Normal"/>
+        <w:rPr>
+          <w:highlight w:val="none"/>
+          <w:shd w:fill="auto" w:val="clear"/>
+        </w:rPr>
+      </w:pPr>
+      <w:r>
+        <w:rPr>
+          <w:shd w:fill="auto" w:val="clear"/>
+        </w:rPr>
+        <w:t>Es defineixen tres configuracions experimentals:</w:t>
+      </w:r>
+    </w:p>
+    <w:p>
+      <w:pPr>
+        <w:pStyle w:val="Normal"/>
+        <w:rPr>
+          <w:highlight w:val="none"/>
+          <w:shd w:fill="auto" w:val="clear"/>
+        </w:rPr>
+      </w:pPr>
+      <w:r>
+        <w:rPr>
+          <w:shd w:fill="auto" w:val="clear"/>
+        </w:rPr>
+      </w:r>
+    </w:p>
+    <w:p>
+      <w:pPr>
+        <w:pStyle w:val="Normal"/>
+        <w:rPr>
+          <w:highlight w:val="none"/>
+          <w:shd w:fill="auto" w:val="clear"/>
+        </w:rPr>
+      </w:pPr>
+      <w:r>
+        <w:rPr>
+          <w:shd w:fill="auto" w:val="clear"/>
+        </w:rPr>
+        <w:t>Model BTC</w:t>
+      </w:r>
+    </w:p>
+    <w:p>
+      <w:pPr>
+        <w:pStyle w:val="Normal"/>
+        <w:rPr>
+          <w:highlight w:val="none"/>
+          <w:shd w:fill="auto" w:val="clear"/>
+        </w:rPr>
+      </w:pPr>
+      <w:r>
+        <w:rPr>
+          <w:shd w:fill="auto" w:val="clear"/>
+        </w:rPr>
+        <w:t>només utilitza informació de Bitcoin</w:t>
+      </w:r>
+    </w:p>
+    <w:p>
+      <w:pPr>
+        <w:pStyle w:val="Normal"/>
+        <w:rPr>
+          <w:highlight w:val="none"/>
+          <w:shd w:fill="auto" w:val="clear"/>
+        </w:rPr>
+      </w:pPr>
+      <w:r>
+        <w:rPr>
+          <w:shd w:fill="auto" w:val="clear"/>
+        </w:rPr>
+        <w:t>Model BTC+GLD</w:t>
+      </w:r>
+    </w:p>
+    <w:p>
+      <w:pPr>
+        <w:pStyle w:val="Normal"/>
+        <w:rPr>
+          <w:highlight w:val="none"/>
+          <w:shd w:fill="auto" w:val="clear"/>
+        </w:rPr>
+      </w:pPr>
+      <w:r>
+        <w:rPr>
+          <w:shd w:fill="auto" w:val="clear"/>
+        </w:rPr>
+        <w:t>incorpora informació de l’or com a variable exògena</w:t>
+      </w:r>
+    </w:p>
+    <w:p>
+      <w:pPr>
+        <w:pStyle w:val="Normal"/>
+        <w:rPr>
+          <w:highlight w:val="none"/>
+          <w:shd w:fill="auto" w:val="clear"/>
+        </w:rPr>
+      </w:pPr>
+      <w:r>
+        <w:rPr>
+          <w:shd w:fill="auto" w:val="clear"/>
+        </w:rPr>
+        <w:t>Model BTC+GLD+USO</w:t>
+      </w:r>
+    </w:p>
+    <w:p>
+      <w:pPr>
+        <w:pStyle w:val="Normal"/>
+        <w:rPr>
+          <w:highlight w:val="none"/>
+          <w:shd w:fill="auto" w:val="clear"/>
+        </w:rPr>
+      </w:pPr>
+      <w:r>
+        <w:rPr>
+          <w:shd w:fill="auto" w:val="clear"/>
+        </w:rPr>
+        <w:t>incorpora informació de l’or i del petroli</w:t>
+      </w:r>
+    </w:p>
+    <w:p>
+      <w:pPr>
+        <w:pStyle w:val="Normal"/>
+        <w:rPr>
+          <w:highlight w:val="none"/>
+          <w:shd w:fill="auto" w:val="clear"/>
+        </w:rPr>
+      </w:pPr>
+      <w:r>
+        <w:rPr>
+          <w:shd w:fill="auto" w:val="clear"/>
+        </w:rPr>
+      </w:r>
+    </w:p>
+    <w:p>
+      <w:pPr>
+        <w:pStyle w:val="Normal"/>
+        <w:rPr>
+          <w:highlight w:val="none"/>
+          <w:shd w:fill="auto" w:val="clear"/>
+        </w:rPr>
+      </w:pPr>
+      <w:r>
+        <w:rPr>
+          <w:shd w:fill="auto" w:val="clear"/>
+        </w:rPr>
+        <w:t>Aquesta configuració permet analitzar incrementalment l’impacte de cada font d’informació.</w:t>
+      </w:r>
+    </w:p>
+    <w:p>
+      <w:pPr>
+        <w:pStyle w:val="Normal"/>
+        <w:rPr>
+          <w:highlight w:val="none"/>
+          <w:shd w:fill="auto" w:val="clear"/>
+        </w:rPr>
+      </w:pPr>
+      <w:r>
+        <w:rPr>
+          <w:shd w:fill="auto" w:val="clear"/>
+        </w:rPr>
+      </w:r>
+    </w:p>
+    <w:p>
+      <w:pPr>
+        <w:pStyle w:val="Heading3"/>
+        <w:rPr/>
+      </w:pPr>
+      <w:r>
+        <w:rPr/>
+        <w:t>3.1</w:t>
+      </w:r>
+      <w:r>
+        <w:rPr/>
+        <w:t>1</w:t>
+      </w:r>
+      <w:r>
+        <w:rPr/>
+        <w:t>.4 Entorn de trading</w:t>
+      </w:r>
+    </w:p>
+    <w:p>
+      <w:pPr>
+        <w:pStyle w:val="Normal"/>
+        <w:rPr>
+          <w:highlight w:val="none"/>
+          <w:shd w:fill="auto" w:val="clear"/>
+        </w:rPr>
+      </w:pPr>
+      <w:r>
+        <w:rPr>
+          <w:shd w:fill="auto" w:val="clear"/>
+        </w:rPr>
+      </w:r>
+    </w:p>
+    <w:p>
+      <w:pPr>
+        <w:pStyle w:val="Normal"/>
+        <w:rPr>
+          <w:highlight w:val="none"/>
+          <w:shd w:fill="auto" w:val="clear"/>
+        </w:rPr>
+      </w:pPr>
+      <w:r>
+        <w:rPr>
+          <w:shd w:fill="auto" w:val="clear"/>
+        </w:rPr>
+        <w:t>L’entorn utilitzat és una extensió de l’entorn base amb penalització per manteniment de posicions (holding penalty).</w:t>
+      </w:r>
+    </w:p>
+    <w:p>
+      <w:pPr>
+        <w:pStyle w:val="Normal"/>
+        <w:rPr>
+          <w:highlight w:val="none"/>
+          <w:shd w:fill="auto" w:val="clear"/>
+        </w:rPr>
+      </w:pPr>
+      <w:r>
+        <w:rPr>
+          <w:shd w:fill="auto" w:val="clear"/>
+        </w:rPr>
+      </w:r>
+    </w:p>
+    <w:p>
+      <w:pPr>
+        <w:pStyle w:val="Normal"/>
+        <w:rPr>
+          <w:highlight w:val="none"/>
+          <w:shd w:fill="auto" w:val="clear"/>
+        </w:rPr>
+      </w:pPr>
+      <w:r>
+        <w:rPr>
+          <w:shd w:fill="auto" w:val="clear"/>
+        </w:rPr>
+        <w:t>La funció de recompensa es defineix com:</w:t>
+      </w:r>
+    </w:p>
+    <w:p>
+      <w:pPr>
+        <w:pStyle w:val="Normal"/>
+        <w:rPr>
+          <w:highlight w:val="none"/>
+          <w:shd w:fill="auto" w:val="clear"/>
+        </w:rPr>
+      </w:pPr>
+      <w:r>
+        <w:rPr>
+          <w:shd w:fill="auto" w:val="clear"/>
+        </w:rPr>
+      </w:r>
+    </w:p>
+    <w:p>
+      <w:pPr>
+        <w:pStyle w:val="Normal"/>
+        <w:rPr>
+          <w:highlight w:val="none"/>
+          <w:shd w:fill="auto" w:val="clear"/>
+        </w:rPr>
+      </w:pPr>
+      <w:r>
+        <w:rPr>
+          <w:shd w:fill="auto" w:val="clear"/>
+        </w:rPr>
+      </w:r>
+      <m:oMathPara xmlns:m="http://schemas.openxmlformats.org/officeDocument/2006/math">
+        <m:oMathParaPr>
+          <m:jc m:val="left"/>
+        </m:oMathParaPr>
+        <m:oMath>
+          <m:r>
+            <w:rPr>
+              <w:rFonts w:ascii="Cambria Math" w:hAnsi="Cambria Math"/>
+            </w:rPr>
+            <m:t xml:space="preserve">reward</m:t>
+          </m:r>
+          <m:r>
+            <w:rPr>
+              <w:rFonts w:ascii="Cambria Math" w:hAnsi="Cambria Math"/>
+            </w:rPr>
+            <m:t xml:space="preserve">=</m:t>
+          </m:r>
+          <m:r>
+            <w:rPr>
+              <w:rFonts w:ascii="Cambria Math" w:hAnsi="Cambria Math"/>
+            </w:rPr>
+            <m:t xml:space="preserve">position</m:t>
+          </m:r>
+          <m:r>
+            <w:rPr>
+              <w:rFonts w:ascii="Cambria Math" w:hAnsi="Cambria Math"/>
+            </w:rPr>
+            <m:t xml:space="preserve">⋅</m:t>
+          </m:r>
+          <m:r>
+            <w:rPr>
+              <w:rFonts w:ascii="Cambria Math" w:hAnsi="Cambria Math"/>
+            </w:rPr>
+            <m:t xml:space="preserve">return</m:t>
+          </m:r>
+          <m:r>
+            <w:rPr>
+              <w:rFonts w:ascii="Cambria Math" w:hAnsi="Cambria Math"/>
+            </w:rPr>
+            <m:t xml:space="preserve">−</m:t>
+          </m:r>
+          <m:r>
+            <w:rPr>
+              <w:rFonts w:ascii="Cambria Math" w:hAnsi="Cambria Math"/>
+            </w:rPr>
+            <m:t xml:space="preserve">α</m:t>
+          </m:r>
+          <m:r>
+            <w:rPr>
+              <w:rFonts w:ascii="Cambria Math" w:hAnsi="Cambria Math"/>
+            </w:rPr>
+            <m:t xml:space="preserve">⋅</m:t>
+          </m:r>
+          <m:r>
+            <w:rPr>
+              <w:rFonts w:ascii="Cambria Math" w:hAnsi="Cambria Math"/>
+            </w:rPr>
+            <m:t xml:space="preserve">volatility</m:t>
+          </m:r>
+          <m:r>
+            <w:rPr>
+              <w:rFonts w:ascii="Cambria Math" w:hAnsi="Cambria Math"/>
+            </w:rPr>
+            <m:t xml:space="preserve">−</m:t>
+          </m:r>
+          <m:r>
+            <w:rPr>
+              <w:rFonts w:ascii="Cambria Math" w:hAnsi="Cambria Math"/>
+            </w:rPr>
+            <m:t xml:space="preserve">β</m:t>
+          </m:r>
+          <m:r>
+            <w:rPr>
+              <w:rFonts w:ascii="Cambria Math" w:hAnsi="Cambria Math"/>
+            </w:rPr>
+            <m:t xml:space="preserve">⋅</m:t>
+          </m:r>
+          <m:r>
+            <m:rPr>
+              <m:lit/>
+              <m:nor/>
+            </m:rPr>
+            <w:rPr>
+              <w:rFonts w:ascii="Cambria Math" w:hAnsi="Cambria Math"/>
+            </w:rPr>
+            <m:t xml:space="preserve">holding_duration</m:t>
+          </m:r>
+        </m:oMath>
+      </m:oMathPara>
+    </w:p>
+    <w:p>
+      <w:pPr>
+        <w:pStyle w:val="Normal"/>
+        <w:rPr>
+          <w:highlight w:val="none"/>
+          <w:shd w:fill="auto" w:val="clear"/>
+        </w:rPr>
+      </w:pPr>
+      <w:r>
+        <w:rPr>
+          <w:shd w:fill="auto" w:val="clear"/>
+        </w:rPr>
+      </w:r>
+    </w:p>
+    <w:p>
+      <w:pPr>
+        <w:pStyle w:val="Normal"/>
+        <w:rPr>
+          <w:highlight w:val="none"/>
+          <w:shd w:fill="auto" w:val="clear"/>
+        </w:rPr>
+      </w:pPr>
+      <w:r>
+        <w:rPr>
+          <w:shd w:fill="auto" w:val="clear"/>
+        </w:rPr>
+        <w:t>on:</w:t>
+      </w:r>
+    </w:p>
+    <w:p>
+      <w:pPr>
+        <w:pStyle w:val="Normal"/>
+        <w:rPr>
+          <w:highlight w:val="none"/>
+          <w:shd w:fill="auto" w:val="clear"/>
+        </w:rPr>
+      </w:pPr>
+      <w:r>
+        <w:rPr>
+          <w:shd w:fill="auto" w:val="clear"/>
+        </w:rPr>
+      </w:r>
+    </w:p>
+    <w:p>
+      <w:pPr>
+        <w:pStyle w:val="Normal"/>
+        <w:rPr>
+          <w:highlight w:val="none"/>
+          <w:shd w:fill="auto" w:val="clear"/>
+        </w:rPr>
+      </w:pPr>
+      <w:r>
+        <w:rPr>
+          <w:shd w:fill="auto" w:val="clear"/>
+        </w:rPr>
+        <w:t>el primer terme incentiva el retorn</w:t>
+      </w:r>
+    </w:p>
+    <w:p>
+      <w:pPr>
+        <w:pStyle w:val="Normal"/>
+        <w:rPr>
+          <w:highlight w:val="none"/>
+          <w:shd w:fill="auto" w:val="clear"/>
+        </w:rPr>
+      </w:pPr>
+      <w:r>
+        <w:rPr>
+          <w:shd w:fill="auto" w:val="clear"/>
+        </w:rPr>
+        <w:t>el segon penalitza el risc</w:t>
+      </w:r>
+    </w:p>
+    <w:p>
+      <w:pPr>
+        <w:pStyle w:val="Normal"/>
+        <w:rPr>
+          <w:highlight w:val="none"/>
+          <w:shd w:fill="auto" w:val="clear"/>
+        </w:rPr>
+      </w:pPr>
+      <w:r>
+        <w:rPr>
+          <w:shd w:fill="auto" w:val="clear"/>
+        </w:rPr>
+        <w:t>el tercer penalitza estratègies passives</w:t>
+      </w:r>
+    </w:p>
+    <w:p>
+      <w:pPr>
+        <w:pStyle w:val="Normal"/>
+        <w:rPr>
+          <w:highlight w:val="none"/>
+          <w:shd w:fill="auto" w:val="clear"/>
+        </w:rPr>
+      </w:pPr>
+      <w:r>
+        <w:rPr>
+          <w:shd w:fill="auto" w:val="clear"/>
+        </w:rPr>
+      </w:r>
+    </w:p>
+    <w:p>
+      <w:pPr>
+        <w:pStyle w:val="Normal"/>
+        <w:rPr>
+          <w:highlight w:val="none"/>
+          <w:shd w:fill="auto" w:val="clear"/>
+        </w:rPr>
+      </w:pPr>
+      <w:r>
+        <w:rPr>
+          <w:shd w:fill="auto" w:val="clear"/>
+        </w:rPr>
+        <w:t>Aquest disseny té com a objectiu forçar l’agent a adoptar un comportament actiu, evitant estratègies trivials de tipus buy-and-hold.</w:t>
+      </w:r>
+    </w:p>
+    <w:p>
+      <w:pPr>
+        <w:pStyle w:val="Normal"/>
+        <w:rPr>
+          <w:highlight w:val="none"/>
+          <w:shd w:fill="auto" w:val="clear"/>
+        </w:rPr>
+      </w:pPr>
+      <w:r>
+        <w:rPr>
+          <w:shd w:fill="auto" w:val="clear"/>
+        </w:rPr>
+      </w:r>
+    </w:p>
+    <w:p>
+      <w:pPr>
+        <w:pStyle w:val="Heading3"/>
+        <w:rPr/>
+      </w:pPr>
+      <w:r>
+        <w:rPr/>
+        <w:t>3.1</w:t>
+      </w:r>
+      <w:r>
+        <w:rPr/>
+        <w:t>1</w:t>
+      </w:r>
+      <w:r>
+        <w:rPr/>
+        <w:t>.5 Configuració experimental</w:t>
+      </w:r>
+    </w:p>
+    <w:p>
+      <w:pPr>
+        <w:pStyle w:val="Normal"/>
+        <w:rPr>
+          <w:highlight w:val="none"/>
+          <w:shd w:fill="auto" w:val="clear"/>
+        </w:rPr>
+      </w:pPr>
+      <w:r>
+        <w:rPr>
+          <w:shd w:fill="auto" w:val="clear"/>
+        </w:rPr>
+      </w:r>
+    </w:p>
+    <w:p>
+      <w:pPr>
+        <w:pStyle w:val="Normal"/>
+        <w:rPr>
+          <w:highlight w:val="none"/>
+          <w:shd w:fill="auto" w:val="clear"/>
+        </w:rPr>
+      </w:pPr>
+      <w:r>
+        <w:rPr>
+          <w:shd w:fill="auto" w:val="clear"/>
+        </w:rPr>
+        <w:t>La configuració de l’entrenament es manté consistent amb experiments anteriors:</w:t>
+      </w:r>
+    </w:p>
+    <w:p>
+      <w:pPr>
+        <w:pStyle w:val="Normal"/>
+        <w:rPr>
+          <w:highlight w:val="none"/>
+          <w:shd w:fill="auto" w:val="clear"/>
+        </w:rPr>
+      </w:pPr>
+      <w:r>
+        <w:rPr>
+          <w:shd w:fill="auto" w:val="clear"/>
+        </w:rPr>
+      </w:r>
+    </w:p>
+    <w:p>
+      <w:pPr>
+        <w:pStyle w:val="Normal"/>
+        <w:rPr>
+          <w:highlight w:val="none"/>
+          <w:shd w:fill="auto" w:val="clear"/>
+        </w:rPr>
+      </w:pPr>
+      <w:r>
+        <w:rPr>
+          <w:shd w:fill="auto" w:val="clear"/>
+        </w:rPr>
+        <w:t>Algoritme: Proximal Policy Optimization (PPO)</w:t>
+      </w:r>
+    </w:p>
+    <w:p>
+      <w:pPr>
+        <w:pStyle w:val="Normal"/>
+        <w:rPr>
+          <w:highlight w:val="none"/>
+          <w:shd w:fill="auto" w:val="clear"/>
+        </w:rPr>
+      </w:pPr>
+      <w:r>
+        <w:rPr>
+          <w:shd w:fill="auto" w:val="clear"/>
+        </w:rPr>
+        <w:t>Política: xarxa neuronal multicapa (MLP)</w:t>
+      </w:r>
+    </w:p>
+    <w:p>
+      <w:pPr>
+        <w:pStyle w:val="Normal"/>
+        <w:rPr>
+          <w:highlight w:val="none"/>
+          <w:shd w:fill="auto" w:val="clear"/>
+        </w:rPr>
+      </w:pPr>
+      <w:r>
+        <w:rPr>
+          <w:shd w:fill="auto" w:val="clear"/>
+        </w:rPr>
+        <w:t>Taxa d’aprenentatge: 3·10⁻⁴</w:t>
+      </w:r>
+    </w:p>
+    <w:p>
+      <w:pPr>
+        <w:pStyle w:val="Normal"/>
+        <w:rPr>
+          <w:highlight w:val="none"/>
+          <w:shd w:fill="auto" w:val="clear"/>
+        </w:rPr>
+      </w:pPr>
+      <w:r>
+        <w:rPr>
+          <w:shd w:fill="auto" w:val="clear"/>
+        </w:rPr>
+        <w:t>Nombre de passos per iteració: 256</w:t>
+      </w:r>
+    </w:p>
+    <w:p>
+      <w:pPr>
+        <w:pStyle w:val="Normal"/>
+        <w:rPr>
+          <w:highlight w:val="none"/>
+          <w:shd w:fill="auto" w:val="clear"/>
+        </w:rPr>
+      </w:pPr>
+      <w:r>
+        <w:rPr>
+          <w:shd w:fill="auto" w:val="clear"/>
+        </w:rPr>
+        <w:t>Batch size: 64</w:t>
+      </w:r>
+    </w:p>
+    <w:p>
+      <w:pPr>
+        <w:pStyle w:val="Normal"/>
+        <w:rPr>
+          <w:highlight w:val="none"/>
+          <w:shd w:fill="auto" w:val="clear"/>
+        </w:rPr>
+      </w:pPr>
+      <w:r>
+        <w:rPr>
+          <w:shd w:fill="auto" w:val="clear"/>
+        </w:rPr>
+        <w:t>Factor de descompte (γ): 0.99</w:t>
+      </w:r>
+    </w:p>
+    <w:p>
+      <w:pPr>
+        <w:pStyle w:val="Normal"/>
+        <w:rPr>
+          <w:highlight w:val="none"/>
+          <w:shd w:fill="auto" w:val="clear"/>
+        </w:rPr>
+      </w:pPr>
+      <w:r>
+        <w:rPr>
+          <w:shd w:fill="auto" w:val="clear"/>
+        </w:rPr>
+        <w:t>Nombre total de passos: 50.000</w:t>
+      </w:r>
+    </w:p>
+    <w:p>
+      <w:pPr>
+        <w:pStyle w:val="Normal"/>
+        <w:rPr>
+          <w:highlight w:val="none"/>
+          <w:shd w:fill="auto" w:val="clear"/>
+        </w:rPr>
+      </w:pPr>
+      <w:r>
+        <w:rPr>
+          <w:shd w:fill="auto" w:val="clear"/>
+        </w:rPr>
+      </w:r>
+    </w:p>
+    <w:p>
+      <w:pPr>
+        <w:pStyle w:val="Normal"/>
+        <w:rPr>
+          <w:highlight w:val="none"/>
+          <w:shd w:fill="auto" w:val="clear"/>
+        </w:rPr>
+      </w:pPr>
+      <w:r>
+        <w:rPr>
+          <w:shd w:fill="auto" w:val="clear"/>
+        </w:rPr>
+        <w:t>Els paràmetres específics de la funció de recompensa són:</w:t>
+      </w:r>
+    </w:p>
+    <w:p>
+      <w:pPr>
+        <w:pStyle w:val="Normal"/>
+        <w:rPr>
+          <w:highlight w:val="none"/>
+          <w:shd w:fill="auto" w:val="clear"/>
+        </w:rPr>
+      </w:pPr>
+      <w:r>
+        <w:rPr>
+          <w:shd w:fill="auto" w:val="clear"/>
+        </w:rPr>
+      </w:r>
+    </w:p>
+    <w:p>
+      <w:pPr>
+        <w:pStyle w:val="Normal"/>
+        <w:rPr>
+          <w:highlight w:val="none"/>
+          <w:shd w:fill="auto" w:val="clear"/>
+        </w:rPr>
+      </w:pPr>
+      <w:r>
+        <w:rPr>
+          <w:shd w:fill="auto" w:val="clear"/>
+        </w:rPr>
+        <w:t>α = 0.05</w:t>
+      </w:r>
+    </w:p>
+    <w:p>
+      <w:pPr>
+        <w:pStyle w:val="Normal"/>
+        <w:rPr>
+          <w:highlight w:val="none"/>
+          <w:shd w:fill="auto" w:val="clear"/>
+        </w:rPr>
+      </w:pPr>
+      <w:r>
+        <w:rPr>
+          <w:shd w:fill="auto" w:val="clear"/>
+        </w:rPr>
+        <w:t>β = 0.001</w:t>
+      </w:r>
+    </w:p>
+    <w:p>
+      <w:pPr>
+        <w:pStyle w:val="Normal"/>
+        <w:rPr>
+          <w:highlight w:val="none"/>
+          <w:shd w:fill="auto" w:val="clear"/>
+        </w:rPr>
+      </w:pPr>
+      <w:r>
+        <w:rPr>
+          <w:shd w:fill="auto" w:val="clear"/>
+        </w:rPr>
+      </w:r>
+    </w:p>
+    <w:p>
+      <w:pPr>
+        <w:pStyle w:val="Heading2"/>
+        <w:rPr/>
+      </w:pPr>
+      <w:r>
+        <w:rPr/>
+        <w:t>3.</w:t>
+      </w:r>
+      <w:r>
+        <w:rPr/>
+        <w:t>12</w:t>
+      </w:r>
+      <w:r>
+        <w:rPr/>
+        <w:t xml:space="preserve"> Experiment multi-actiu sense fuga d’informació</w:t>
+      </w:r>
+    </w:p>
+    <w:p>
+      <w:pPr>
+        <w:pStyle w:val="Heading3"/>
+        <w:rPr/>
+      </w:pPr>
+      <w:r>
+        <w:rPr/>
+        <w:t>3.</w:t>
+      </w:r>
+      <w:r>
+        <w:rPr/>
+        <w:t>12</w:t>
+      </w:r>
+      <w:r>
+        <w:rPr/>
+        <w:t>.1 Motivació</w:t>
+      </w:r>
+    </w:p>
+    <w:p>
+      <w:pPr>
+        <w:pStyle w:val="Normal"/>
+        <w:rPr>
+          <w:highlight w:val="none"/>
+          <w:shd w:fill="auto" w:val="clear"/>
+        </w:rPr>
+      </w:pPr>
+      <w:r>
+        <w:rPr>
+          <w:shd w:fill="auto" w:val="clear"/>
+        </w:rPr>
+      </w:r>
+    </w:p>
+    <w:p>
+      <w:pPr>
+        <w:pStyle w:val="Normal"/>
+        <w:rPr>
+          <w:highlight w:val="none"/>
+          <w:shd w:fill="auto" w:val="clear"/>
+        </w:rPr>
+      </w:pPr>
+      <w:r>
+        <w:rPr>
+          <w:shd w:fill="auto" w:val="clear"/>
+        </w:rPr>
+        <w:t>Després d’incorporar variables macroeconòmiques com GLD i USO, es planteja una reformulació del problema: en lloc d’entrenar un agent que opera únicament sobre Bitcoin, es defineix un entorn multi-actiu en què l’agent pot decidir quin actiu mantenir en cada pas temporal.</w:t>
+      </w:r>
+    </w:p>
+    <w:p>
+      <w:pPr>
+        <w:pStyle w:val="Normal"/>
+        <w:rPr>
+          <w:highlight w:val="none"/>
+          <w:shd w:fill="auto" w:val="clear"/>
+        </w:rPr>
+      </w:pPr>
+      <w:r>
+        <w:rPr>
+          <w:shd w:fill="auto" w:val="clear"/>
+        </w:rPr>
+      </w:r>
+    </w:p>
+    <w:p>
+      <w:pPr>
+        <w:pStyle w:val="Normal"/>
+        <w:rPr>
+          <w:highlight w:val="none"/>
+          <w:shd w:fill="auto" w:val="clear"/>
+        </w:rPr>
+      </w:pPr>
+      <w:r>
+        <w:rPr>
+          <w:shd w:fill="auto" w:val="clear"/>
+        </w:rPr>
+        <w:t>L’objectiu d’aquest experiment és avaluar si l’agent és capaç d’aprendre una política d’assignació dinàmica entre tres actius:</w:t>
+      </w:r>
+    </w:p>
+    <w:p>
+      <w:pPr>
+        <w:pStyle w:val="Normal"/>
+        <w:rPr>
+          <w:highlight w:val="none"/>
+          <w:shd w:fill="auto" w:val="clear"/>
+        </w:rPr>
+      </w:pPr>
+      <w:r>
+        <w:rPr>
+          <w:shd w:fill="auto" w:val="clear"/>
+        </w:rPr>
+      </w:r>
+    </w:p>
+    <w:p>
+      <w:pPr>
+        <w:pStyle w:val="Normal"/>
+        <w:rPr>
+          <w:highlight w:val="none"/>
+          <w:shd w:fill="auto" w:val="clear"/>
+        </w:rPr>
+      </w:pPr>
+      <w:r>
+        <w:rPr>
+          <w:shd w:fill="auto" w:val="clear"/>
+        </w:rPr>
+        <w:t>BTC</w:t>
+      </w:r>
+    </w:p>
+    <w:p>
+      <w:pPr>
+        <w:pStyle w:val="Normal"/>
+        <w:rPr>
+          <w:highlight w:val="none"/>
+          <w:shd w:fill="auto" w:val="clear"/>
+        </w:rPr>
+      </w:pPr>
+      <w:r>
+        <w:rPr>
+          <w:shd w:fill="auto" w:val="clear"/>
+        </w:rPr>
+        <w:t>GLD</w:t>
+      </w:r>
+    </w:p>
+    <w:p>
+      <w:pPr>
+        <w:pStyle w:val="Normal"/>
+        <w:rPr>
+          <w:highlight w:val="none"/>
+          <w:shd w:fill="auto" w:val="clear"/>
+        </w:rPr>
+      </w:pPr>
+      <w:r>
+        <w:rPr>
+          <w:shd w:fill="auto" w:val="clear"/>
+        </w:rPr>
+        <w:t>USO</w:t>
+      </w:r>
+    </w:p>
+    <w:p>
+      <w:pPr>
+        <w:pStyle w:val="Normal"/>
+        <w:rPr>
+          <w:highlight w:val="none"/>
+          <w:shd w:fill="auto" w:val="clear"/>
+        </w:rPr>
+      </w:pPr>
+      <w:r>
+        <w:rPr>
+          <w:shd w:fill="auto" w:val="clear"/>
+        </w:rPr>
+      </w:r>
+    </w:p>
+    <w:p>
+      <w:pPr>
+        <w:pStyle w:val="Normal"/>
+        <w:rPr>
+          <w:highlight w:val="none"/>
+          <w:shd w:fill="auto" w:val="clear"/>
+        </w:rPr>
+      </w:pPr>
+      <w:r>
+        <w:rPr>
+          <w:shd w:fill="auto" w:val="clear"/>
+        </w:rPr>
+        <w:t>Aquesta aproximació respon a la possibilitat que, en determinades condicions de mercat, no sigui òptim operar només sobre Bitcoin, sinó alternar entre actius amb comportaments diferents.</w:t>
+      </w:r>
+    </w:p>
+    <w:p>
+      <w:pPr>
+        <w:pStyle w:val="Normal"/>
+        <w:rPr>
+          <w:highlight w:val="none"/>
+          <w:shd w:fill="auto" w:val="clear"/>
+        </w:rPr>
+      </w:pPr>
+      <w:r>
+        <w:rPr>
+          <w:shd w:fill="auto" w:val="clear"/>
+        </w:rPr>
+      </w:r>
+    </w:p>
+    <w:p>
+      <w:pPr>
+        <w:pStyle w:val="Heading3"/>
+        <w:rPr/>
+      </w:pPr>
+      <w:r>
+        <w:rPr/>
+        <w:t>3.</w:t>
+      </w:r>
+      <w:r>
+        <w:rPr/>
+        <w:t>12</w:t>
+      </w:r>
+      <w:r>
+        <w:rPr/>
+        <w:t>.2 Correcció de la fuga d’informació</w:t>
+      </w:r>
+    </w:p>
+    <w:p>
+      <w:pPr>
+        <w:pStyle w:val="Normal"/>
+        <w:rPr>
+          <w:highlight w:val="none"/>
+          <w:shd w:fill="auto" w:val="clear"/>
+        </w:rPr>
+      </w:pPr>
+      <w:r>
+        <w:rPr>
+          <w:shd w:fill="auto" w:val="clear"/>
+        </w:rPr>
+      </w:r>
+    </w:p>
+    <w:p>
+      <w:pPr>
+        <w:pStyle w:val="Normal"/>
+        <w:rPr>
+          <w:highlight w:val="none"/>
+          <w:shd w:fill="auto" w:val="clear"/>
+        </w:rPr>
+      </w:pPr>
+      <w:r>
+        <w:rPr>
+          <w:shd w:fill="auto" w:val="clear"/>
+        </w:rPr>
+        <w:t>En una primera versió de l’entorn multi-actiu es va detectar un problema de lookahead bias. El model obtenia resultats anormalment elevats fins i tot quan el conjunt de test era desordenat aleatòriament, cosa que indicava que l’agent estava utilitzant informació que no hauria estat disponible en un escenari real.</w:t>
+      </w:r>
+    </w:p>
+    <w:p>
+      <w:pPr>
+        <w:pStyle w:val="Normal"/>
+        <w:rPr>
+          <w:highlight w:val="none"/>
+          <w:shd w:fill="auto" w:val="clear"/>
+        </w:rPr>
+      </w:pPr>
+      <w:r>
+        <w:rPr>
+          <w:shd w:fill="auto" w:val="clear"/>
+        </w:rPr>
+      </w:r>
+    </w:p>
+    <w:p>
+      <w:pPr>
+        <w:pStyle w:val="Normal"/>
+        <w:rPr>
+          <w:highlight w:val="none"/>
+          <w:shd w:fill="auto" w:val="clear"/>
+        </w:rPr>
+      </w:pPr>
+      <w:r>
+        <w:rPr>
+          <w:shd w:fill="auto" w:val="clear"/>
+        </w:rPr>
+        <w:t>El problema provenia de l’ús dels retorns com a característiques d’entrada i, alhora, com a base per calcular la recompensa. Per corregir-ho, es van separar clarament:</w:t>
+      </w:r>
+    </w:p>
+    <w:p>
+      <w:pPr>
+        <w:pStyle w:val="Normal"/>
+        <w:rPr>
+          <w:highlight w:val="none"/>
+          <w:shd w:fill="auto" w:val="clear"/>
+        </w:rPr>
+      </w:pPr>
+      <w:r>
+        <w:rPr>
+          <w:shd w:fill="auto" w:val="clear"/>
+        </w:rPr>
+      </w:r>
+    </w:p>
+    <w:p>
+      <w:pPr>
+        <w:pStyle w:val="Normal"/>
+        <w:rPr>
+          <w:highlight w:val="none"/>
+          <w:shd w:fill="auto" w:val="clear"/>
+        </w:rPr>
+      </w:pPr>
+      <w:r>
+        <w:rPr>
+          <w:shd w:fill="auto" w:val="clear"/>
+        </w:rPr>
+        <w:t>features observables: retorns i volatilitats desplaçades un pas temporal cap enrere</w:t>
+      </w:r>
+    </w:p>
+    <w:p>
+      <w:pPr>
+        <w:pStyle w:val="Normal"/>
+        <w:rPr>
+          <w:highlight w:val="none"/>
+          <w:shd w:fill="auto" w:val="clear"/>
+        </w:rPr>
+      </w:pPr>
+      <w:r>
+        <w:rPr>
+          <w:shd w:fill="auto" w:val="clear"/>
+        </w:rPr>
+        <w:t>target returns: retorns utilitzats únicament per calcular la recompensa</w:t>
+      </w:r>
+    </w:p>
+    <w:p>
+      <w:pPr>
+        <w:pStyle w:val="Normal"/>
+        <w:rPr>
+          <w:highlight w:val="none"/>
+          <w:shd w:fill="auto" w:val="clear"/>
+        </w:rPr>
+      </w:pPr>
+      <w:r>
+        <w:rPr>
+          <w:shd w:fill="auto" w:val="clear"/>
+        </w:rPr>
+      </w:r>
+    </w:p>
+    <w:p>
+      <w:pPr>
+        <w:pStyle w:val="Normal"/>
+        <w:rPr>
+          <w:highlight w:val="none"/>
+          <w:shd w:fill="auto" w:val="clear"/>
+        </w:rPr>
+      </w:pPr>
+      <w:r>
+        <w:rPr>
+          <w:shd w:fill="auto" w:val="clear"/>
+        </w:rPr>
+        <w:t>D’aquesta manera, l’agent només observa informació passada en el moment de prendre la decisió.</w:t>
+      </w:r>
+    </w:p>
+    <w:p>
+      <w:pPr>
+        <w:pStyle w:val="Normal"/>
+        <w:rPr>
+          <w:highlight w:val="none"/>
+          <w:shd w:fill="auto" w:val="clear"/>
+        </w:rPr>
+      </w:pPr>
+      <w:r>
+        <w:rPr>
+          <w:shd w:fill="auto" w:val="clear"/>
+        </w:rPr>
+      </w:r>
+    </w:p>
+    <w:p>
+      <w:pPr>
+        <w:pStyle w:val="Heading3"/>
+        <w:rPr/>
+      </w:pPr>
+      <w:r>
+        <w:rPr/>
+        <w:t>3.</w:t>
+      </w:r>
+      <w:r>
+        <w:rPr/>
+        <w:t>12</w:t>
+      </w:r>
+      <w:r>
+        <w:rPr/>
+        <w:t>.3 Definició de l’entorn</w:t>
+      </w:r>
+    </w:p>
+    <w:p>
+      <w:pPr>
+        <w:pStyle w:val="Normal"/>
+        <w:rPr>
+          <w:highlight w:val="none"/>
+          <w:shd w:fill="auto" w:val="clear"/>
+        </w:rPr>
+      </w:pPr>
+      <w:r>
+        <w:rPr>
+          <w:shd w:fill="auto" w:val="clear"/>
+        </w:rPr>
+      </w:r>
+    </w:p>
+    <w:p>
+      <w:pPr>
+        <w:pStyle w:val="Normal"/>
+        <w:rPr>
+          <w:highlight w:val="none"/>
+          <w:shd w:fill="auto" w:val="clear"/>
+        </w:rPr>
+      </w:pPr>
+      <w:r>
+        <w:rPr>
+          <w:shd w:fill="auto" w:val="clear"/>
+        </w:rPr>
+        <w:t>L’espai d’accions es defineix com:</w:t>
+      </w:r>
+    </w:p>
+    <w:p>
+      <w:pPr>
+        <w:pStyle w:val="Normal"/>
+        <w:rPr>
+          <w:highlight w:val="none"/>
+          <w:shd w:fill="auto" w:val="clear"/>
+        </w:rPr>
+      </w:pPr>
+      <w:r>
+        <w:rPr>
+          <w:shd w:fill="auto" w:val="clear"/>
+        </w:rPr>
+      </w:r>
+    </w:p>
+    <w:p>
+      <w:pPr>
+        <w:pStyle w:val="Normal"/>
+        <w:rPr>
+          <w:highlight w:val="none"/>
+          <w:shd w:fill="auto" w:val="clear"/>
+        </w:rPr>
+      </w:pPr>
+      <w:r>
+        <w:rPr>
+          <w:shd w:fill="auto" w:val="clear"/>
+        </w:rPr>
+        <w:t>0: mantenir BTC</w:t>
+      </w:r>
+    </w:p>
+    <w:p>
+      <w:pPr>
+        <w:pStyle w:val="Normal"/>
+        <w:rPr>
+          <w:highlight w:val="none"/>
+          <w:shd w:fill="auto" w:val="clear"/>
+        </w:rPr>
+      </w:pPr>
+      <w:r>
+        <w:rPr>
+          <w:shd w:fill="auto" w:val="clear"/>
+        </w:rPr>
+        <w:t>1: mantenir GLD</w:t>
+      </w:r>
+    </w:p>
+    <w:p>
+      <w:pPr>
+        <w:pStyle w:val="Normal"/>
+        <w:rPr>
+          <w:highlight w:val="none"/>
+          <w:shd w:fill="auto" w:val="clear"/>
+        </w:rPr>
+      </w:pPr>
+      <w:r>
+        <w:rPr>
+          <w:shd w:fill="auto" w:val="clear"/>
+        </w:rPr>
+        <w:t>2: mantenir USO</w:t>
+      </w:r>
+    </w:p>
+    <w:p>
+      <w:pPr>
+        <w:pStyle w:val="Normal"/>
+        <w:rPr>
+          <w:highlight w:val="none"/>
+          <w:shd w:fill="auto" w:val="clear"/>
+        </w:rPr>
+      </w:pPr>
+      <w:r>
+        <w:rPr>
+          <w:shd w:fill="auto" w:val="clear"/>
+        </w:rPr>
+      </w:r>
+    </w:p>
+    <w:p>
+      <w:pPr>
+        <w:pStyle w:val="Normal"/>
+        <w:rPr>
+          <w:highlight w:val="none"/>
+          <w:shd w:fill="auto" w:val="clear"/>
+        </w:rPr>
+      </w:pPr>
+      <w:r>
+        <w:rPr>
+          <w:shd w:fill="auto" w:val="clear"/>
+        </w:rPr>
+        <w:t>La recompensa correspon al retorn del actiu seleccionat en el pas temporal corresponent. Si l’agent canvia d’actiu, s’aplica un cost de transacció.</w:t>
+      </w:r>
+    </w:p>
+    <w:p>
+      <w:pPr>
+        <w:pStyle w:val="Normal"/>
+        <w:rPr>
+          <w:highlight w:val="none"/>
+          <w:shd w:fill="auto" w:val="clear"/>
+        </w:rPr>
+      </w:pPr>
+      <w:r>
+        <w:rPr>
+          <w:shd w:fill="auto" w:val="clear"/>
+        </w:rPr>
+      </w:r>
+    </w:p>
+    <w:p>
+      <w:pPr>
+        <w:pStyle w:val="Heading3"/>
+        <w:rPr/>
+      </w:pPr>
+      <w:r>
+        <w:rPr/>
+        <w:t>3.</w:t>
+      </w:r>
+      <w:r>
+        <w:rPr/>
+        <w:t>12</w:t>
       </w:r>
       <w:r>
         <w:rPr/>
@@ -12249,7 +15159,7 @@
         <w:rPr>
           <w:shd w:fill="auto" w:val="clear"/>
         </w:rPr>
-        <w:t>La configuració de l’entrenament es manté consistent amb experiments anteriors:</w:t>
+        <w:t>La configuració d’entrenament es manté consistent amb els experiments anteriors:</w:t>
       </w:r>
     </w:p>
     <w:p>
@@ -12369,437 +15279,6 @@
           <w:shd w:fill="auto" w:val="clear"/>
         </w:rPr>
         <w:t>Nombre total de passos: 50.000</w:t>
-      </w:r>
-    </w:p>
-    <w:p>
-      <w:pPr>
-        <w:pStyle w:val="Normal"/>
-        <w:rPr>
-          <w:highlight w:val="none"/>
-          <w:shd w:fill="auto" w:val="clear"/>
-        </w:rPr>
-      </w:pPr>
-      <w:r>
-        <w:rPr>
-          <w:shd w:fill="auto" w:val="clear"/>
-        </w:rPr>
-      </w:r>
-    </w:p>
-    <w:p>
-      <w:pPr>
-        <w:pStyle w:val="Heading3"/>
-        <w:rPr/>
-      </w:pPr>
-      <w:r>
-        <w:rPr/>
-        <w:t>3.</w:t>
-      </w:r>
-      <w:r>
-        <w:rPr/>
-        <w:t>9</w:t>
-      </w:r>
-      <w:r>
-        <w:rPr/>
-        <w:t>.5 Definició dels escenaris</w:t>
-      </w:r>
-    </w:p>
-    <w:p>
-      <w:pPr>
-        <w:pStyle w:val="Normal"/>
-        <w:rPr>
-          <w:highlight w:val="none"/>
-          <w:shd w:fill="auto" w:val="clear"/>
-        </w:rPr>
-      </w:pPr>
-      <w:r>
-        <w:rPr>
-          <w:shd w:fill="auto" w:val="clear"/>
-        </w:rPr>
-      </w:r>
-    </w:p>
-    <w:p>
-      <w:pPr>
-        <w:pStyle w:val="Normal"/>
-        <w:rPr>
-          <w:highlight w:val="none"/>
-          <w:shd w:fill="auto" w:val="clear"/>
-        </w:rPr>
-      </w:pPr>
-      <w:r>
-        <w:rPr>
-          <w:shd w:fill="auto" w:val="clear"/>
-        </w:rPr>
-        <w:t>Es consideren dos models:</w:t>
-      </w:r>
-    </w:p>
-    <w:p>
-      <w:pPr>
-        <w:pStyle w:val="Normal"/>
-        <w:rPr>
-          <w:highlight w:val="none"/>
-          <w:shd w:fill="auto" w:val="clear"/>
-        </w:rPr>
-      </w:pPr>
-      <w:r>
-        <w:rPr>
-          <w:shd w:fill="auto" w:val="clear"/>
-        </w:rPr>
-      </w:r>
-    </w:p>
-    <w:p>
-      <w:pPr>
-        <w:pStyle w:val="Normal"/>
-        <w:rPr>
-          <w:highlight w:val="none"/>
-          <w:shd w:fill="auto" w:val="clear"/>
-        </w:rPr>
-      </w:pPr>
-      <w:r>
-        <w:rPr>
-          <w:shd w:fill="auto" w:val="clear"/>
-        </w:rPr>
-        <w:t>BTC_strategy: utilitza únicament informació de Bitcoin</w:t>
-      </w:r>
-    </w:p>
-    <w:p>
-      <w:pPr>
-        <w:pStyle w:val="Normal"/>
-        <w:rPr>
-          <w:highlight w:val="none"/>
-          <w:shd w:fill="auto" w:val="clear"/>
-        </w:rPr>
-      </w:pPr>
-      <w:r>
-        <w:rPr>
-          <w:shd w:fill="auto" w:val="clear"/>
-        </w:rPr>
-        <w:t>BTC+GLD_strategy: incorpora també informació de l’ETF de l’or (GLD)</w:t>
-      </w:r>
-    </w:p>
-    <w:p>
-      <w:pPr>
-        <w:pStyle w:val="Normal"/>
-        <w:rPr>
-          <w:highlight w:val="none"/>
-          <w:shd w:fill="auto" w:val="clear"/>
-        </w:rPr>
-      </w:pPr>
-      <w:r>
-        <w:rPr>
-          <w:shd w:fill="auto" w:val="clear"/>
-        </w:rPr>
-      </w:r>
-    </w:p>
-    <w:p>
-      <w:pPr>
-        <w:pStyle w:val="Normal"/>
-        <w:rPr>
-          <w:highlight w:val="none"/>
-          <w:shd w:fill="auto" w:val="clear"/>
-        </w:rPr>
-      </w:pPr>
-      <w:r>
-        <w:rPr>
-          <w:shd w:fill="auto" w:val="clear"/>
-        </w:rPr>
-        <w:t>Les variables utilitzades són:</w:t>
-      </w:r>
-    </w:p>
-    <w:p>
-      <w:pPr>
-        <w:pStyle w:val="Normal"/>
-        <w:rPr>
-          <w:highlight w:val="none"/>
-          <w:shd w:fill="auto" w:val="clear"/>
-        </w:rPr>
-      </w:pPr>
-      <w:r>
-        <w:rPr>
-          <w:shd w:fill="auto" w:val="clear"/>
-        </w:rPr>
-      </w:r>
-    </w:p>
-    <w:p>
-      <w:pPr>
-        <w:pStyle w:val="Normal"/>
-        <w:rPr>
-          <w:highlight w:val="none"/>
-          <w:shd w:fill="auto" w:val="clear"/>
-        </w:rPr>
-      </w:pPr>
-      <w:r>
-        <w:rPr>
-          <w:shd w:fill="auto" w:val="clear"/>
-        </w:rPr>
-        <w:t>retorns de Bitcoin (4h)</w:t>
-      </w:r>
-    </w:p>
-    <w:p>
-      <w:pPr>
-        <w:pStyle w:val="Normal"/>
-        <w:rPr>
-          <w:highlight w:val="none"/>
-          <w:shd w:fill="auto" w:val="clear"/>
-        </w:rPr>
-      </w:pPr>
-      <w:r>
-        <w:rPr>
-          <w:shd w:fill="auto" w:val="clear"/>
-        </w:rPr>
-        <w:t>volatilitat de Bitcoin</w:t>
-      </w:r>
-    </w:p>
-    <w:p>
-      <w:pPr>
-        <w:pStyle w:val="Normal"/>
-        <w:rPr>
-          <w:highlight w:val="none"/>
-          <w:shd w:fill="auto" w:val="clear"/>
-        </w:rPr>
-      </w:pPr>
-      <w:r>
-        <w:rPr>
-          <w:shd w:fill="auto" w:val="clear"/>
-        </w:rPr>
-        <w:t>(opcionalment) retorns i volatilitat de GLD</w:t>
-      </w:r>
-    </w:p>
-    <w:p>
-      <w:pPr>
-        <w:pStyle w:val="Normal"/>
-        <w:rPr>
-          <w:highlight w:val="none"/>
-          <w:shd w:fill="auto" w:val="clear"/>
-        </w:rPr>
-      </w:pPr>
-      <w:r>
-        <w:rPr>
-          <w:shd w:fill="auto" w:val="clear"/>
-        </w:rPr>
-      </w:r>
-    </w:p>
-    <w:p>
-      <w:pPr>
-        <w:pStyle w:val="Heading3"/>
-        <w:rPr/>
-      </w:pPr>
-      <w:r>
-        <w:rPr/>
-        <w:t>3.</w:t>
-      </w:r>
-      <w:r>
-        <w:rPr/>
-        <w:t>9</w:t>
-      </w:r>
-      <w:r>
-        <w:rPr/>
-        <w:t>.6 Procediment d’avaluació</w:t>
-      </w:r>
-    </w:p>
-    <w:p>
-      <w:pPr>
-        <w:pStyle w:val="Normal"/>
-        <w:rPr>
-          <w:highlight w:val="none"/>
-          <w:shd w:fill="auto" w:val="clear"/>
-        </w:rPr>
-      </w:pPr>
-      <w:r>
-        <w:rPr>
-          <w:shd w:fill="auto" w:val="clear"/>
-        </w:rPr>
-      </w:r>
-    </w:p>
-    <w:p>
-      <w:pPr>
-        <w:pStyle w:val="Normal"/>
-        <w:rPr>
-          <w:highlight w:val="none"/>
-          <w:shd w:fill="auto" w:val="clear"/>
-        </w:rPr>
-      </w:pPr>
-      <w:r>
-        <w:rPr>
-          <w:shd w:fill="auto" w:val="clear"/>
-        </w:rPr>
-        <w:t>Els models es validen sobre dades fora de mostra (out-of-sample), utilitzant:</w:t>
-      </w:r>
-    </w:p>
-    <w:p>
-      <w:pPr>
-        <w:pStyle w:val="Normal"/>
-        <w:rPr>
-          <w:highlight w:val="none"/>
-          <w:shd w:fill="auto" w:val="clear"/>
-        </w:rPr>
-      </w:pPr>
-      <w:r>
-        <w:rPr>
-          <w:shd w:fill="auto" w:val="clear"/>
-        </w:rPr>
-      </w:r>
-    </w:p>
-    <w:p>
-      <w:pPr>
-        <w:pStyle w:val="Normal"/>
-        <w:rPr>
-          <w:highlight w:val="none"/>
-          <w:shd w:fill="auto" w:val="clear"/>
-        </w:rPr>
-      </w:pPr>
-      <w:r>
-        <w:rPr>
-          <w:shd w:fill="auto" w:val="clear"/>
-        </w:rPr>
-        <w:t>retorn acumulat (cumulative return)</w:t>
-      </w:r>
-    </w:p>
-    <w:p>
-      <w:pPr>
-        <w:pStyle w:val="Normal"/>
-        <w:rPr>
-          <w:highlight w:val="none"/>
-          <w:shd w:fill="auto" w:val="clear"/>
-        </w:rPr>
-      </w:pPr>
-      <w:r>
-        <w:rPr>
-          <w:shd w:fill="auto" w:val="clear"/>
-        </w:rPr>
-        <w:t>Sharpe ratio</w:t>
-      </w:r>
-    </w:p>
-    <w:p>
-      <w:pPr>
-        <w:pStyle w:val="Normal"/>
-        <w:rPr>
-          <w:highlight w:val="none"/>
-          <w:shd w:fill="auto" w:val="clear"/>
-        </w:rPr>
-      </w:pPr>
-      <w:r>
-        <w:rPr>
-          <w:shd w:fill="auto" w:val="clear"/>
-        </w:rPr>
-        <w:t>Sortino ratio</w:t>
-      </w:r>
-    </w:p>
-    <w:p>
-      <w:pPr>
-        <w:pStyle w:val="Normal"/>
-        <w:rPr>
-          <w:highlight w:val="none"/>
-          <w:shd w:fill="auto" w:val="clear"/>
-        </w:rPr>
-      </w:pPr>
-      <w:r>
-        <w:rPr>
-          <w:shd w:fill="auto" w:val="clear"/>
-        </w:rPr>
-        <w:t>màxim drawdown</w:t>
-      </w:r>
-    </w:p>
-    <w:p>
-      <w:pPr>
-        <w:pStyle w:val="Normal"/>
-        <w:rPr>
-          <w:highlight w:val="none"/>
-          <w:shd w:fill="auto" w:val="clear"/>
-        </w:rPr>
-      </w:pPr>
-      <w:r>
-        <w:rPr>
-          <w:shd w:fill="auto" w:val="clear"/>
-        </w:rPr>
-        <w:t>nombre d’operacions</w:t>
-      </w:r>
-    </w:p>
-    <w:p>
-      <w:pPr>
-        <w:pStyle w:val="Normal"/>
-        <w:rPr>
-          <w:highlight w:val="none"/>
-          <w:shd w:fill="auto" w:val="clear"/>
-        </w:rPr>
-      </w:pPr>
-      <w:r>
-        <w:rPr>
-          <w:shd w:fill="auto" w:val="clear"/>
-        </w:rPr>
-      </w:r>
-    </w:p>
-    <w:p>
-      <w:pPr>
-        <w:pStyle w:val="Normal"/>
-        <w:rPr>
-          <w:highlight w:val="none"/>
-          <w:shd w:fill="auto" w:val="clear"/>
-        </w:rPr>
-      </w:pPr>
-      <w:r>
-        <w:rPr>
-          <w:shd w:fill="auto" w:val="clear"/>
-        </w:rPr>
-        <w:t>A més, s’analitza:</w:t>
-      </w:r>
-    </w:p>
-    <w:p>
-      <w:pPr>
-        <w:pStyle w:val="Normal"/>
-        <w:rPr>
-          <w:highlight w:val="none"/>
-          <w:shd w:fill="auto" w:val="clear"/>
-        </w:rPr>
-      </w:pPr>
-      <w:r>
-        <w:rPr>
-          <w:shd w:fill="auto" w:val="clear"/>
-        </w:rPr>
-      </w:r>
-    </w:p>
-    <w:p>
-      <w:pPr>
-        <w:pStyle w:val="Normal"/>
-        <w:rPr>
-          <w:highlight w:val="none"/>
-          <w:shd w:fill="auto" w:val="clear"/>
-        </w:rPr>
-      </w:pPr>
-      <w:r>
-        <w:rPr>
-          <w:shd w:fill="auto" w:val="clear"/>
-        </w:rPr>
-        <w:t>distribució d’accions</w:t>
-      </w:r>
-    </w:p>
-    <w:p>
-      <w:pPr>
-        <w:pStyle w:val="Normal"/>
-        <w:rPr>
-          <w:highlight w:val="none"/>
-          <w:shd w:fill="auto" w:val="clear"/>
-        </w:rPr>
-      </w:pPr>
-      <w:r>
-        <w:rPr>
-          <w:shd w:fill="auto" w:val="clear"/>
-        </w:rPr>
-        <w:t>distribució de posicions</w:t>
-      </w:r>
-    </w:p>
-    <w:p>
-      <w:pPr>
-        <w:pStyle w:val="Normal"/>
-        <w:rPr>
-          <w:highlight w:val="none"/>
-          <w:shd w:fill="auto" w:val="clear"/>
-        </w:rPr>
-      </w:pPr>
-      <w:r>
-        <w:rPr>
-          <w:shd w:fill="auto" w:val="clear"/>
-        </w:rPr>
-        <w:t>evolució de la corba d’equity</w:t>
       </w:r>
       <w:r>
         <w:br w:type="page"/>
@@ -13231,7 +15710,7 @@
           <w:shd w:fill="auto" w:val="clear"/>
         </w:rPr>
         <w:drawing>
-          <wp:anchor behindDoc="0" distT="0" distB="0" distL="0" distR="0" simplePos="0" locked="0" layoutInCell="0" allowOverlap="1" relativeHeight="57">
+          <wp:anchor behindDoc="0" distT="0" distB="0" distL="0" distR="0" simplePos="0" locked="0" layoutInCell="0" allowOverlap="1" relativeHeight="69">
             <wp:simplePos x="0" y="0"/>
             <wp:positionH relativeFrom="column">
               <wp:align>center</wp:align>
@@ -14100,7 +16579,7 @@
           <w:shd w:fill="auto" w:val="clear"/>
         </w:rPr>
         <w:drawing>
-          <wp:anchor behindDoc="0" distT="0" distB="0" distL="0" distR="0" simplePos="0" locked="0" layoutInCell="0" allowOverlap="1" relativeHeight="58">
+          <wp:anchor behindDoc="0" distT="0" distB="0" distL="0" distR="0" simplePos="0" locked="0" layoutInCell="0" allowOverlap="1" relativeHeight="70">
             <wp:simplePos x="0" y="0"/>
             <wp:positionH relativeFrom="column">
               <wp:align>center</wp:align>
@@ -14986,7 +17465,7 @@
           <w:shd w:fill="auto" w:val="clear"/>
         </w:rPr>
         <w:drawing>
-          <wp:anchor behindDoc="0" distT="0" distB="0" distL="0" distR="0" simplePos="0" locked="0" layoutInCell="0" allowOverlap="1" relativeHeight="59">
+          <wp:anchor behindDoc="0" distT="0" distB="0" distL="0" distR="0" simplePos="0" locked="0" layoutInCell="0" allowOverlap="1" relativeHeight="71">
             <wp:simplePos x="0" y="0"/>
             <wp:positionH relativeFrom="column">
               <wp:align>center</wp:align>
@@ -15969,7 +18448,7 @@
           <w:shd w:fill="auto" w:val="clear"/>
         </w:rPr>
         <w:drawing>
-          <wp:anchor behindDoc="0" distT="0" distB="0" distL="0" distR="0" simplePos="0" locked="0" layoutInCell="0" allowOverlap="1" relativeHeight="60">
+          <wp:anchor behindDoc="0" distT="0" distB="0" distL="0" distR="0" simplePos="0" locked="0" layoutInCell="0" allowOverlap="1" relativeHeight="72">
             <wp:simplePos x="0" y="0"/>
             <wp:positionH relativeFrom="column">
               <wp:align>center</wp:align>
@@ -16381,15 +18860,7 @@
       </w:pPr>
       <w:r>
         <w:rPr/>
-        <w:t>4.</w:t>
-      </w:r>
-      <w:r>
-        <w:rPr/>
-        <w:t>5</w:t>
-      </w:r>
-      <w:r>
-        <w:rPr/>
-        <w:t xml:space="preserve"> Resultats de l’experiment de selecció d’estratègies</w:t>
+        <w:t>4.5 Resultats de l’experiment de selecció d’estratègies</w:t>
       </w:r>
     </w:p>
     <w:p>
@@ -16399,15 +18870,7 @@
       </w:pPr>
       <w:r>
         <w:rPr/>
-        <w:t>4.</w:t>
-      </w:r>
-      <w:r>
-        <w:rPr/>
-        <w:t>5</w:t>
-      </w:r>
-      <w:r>
-        <w:rPr/>
-        <w:t>.1 Comportament dels agents</w:t>
+        <w:t>4.5.1 Comportament dels agents</w:t>
       </w:r>
     </w:p>
     <w:p>
@@ -16623,15 +19086,7 @@
       </w:pPr>
       <w:r>
         <w:rPr/>
-        <w:t>4.</w:t>
-      </w:r>
-      <w:r>
-        <w:rPr/>
-        <w:t>5</w:t>
-      </w:r>
-      <w:r>
-        <w:rPr/>
-        <w:t>.2 Resultats quantitatius</w:t>
+        <w:t>4.5.2 Resultats quantitatius</w:t>
       </w:r>
     </w:p>
     <w:p>
@@ -16996,15 +19451,7 @@
       </w:pPr>
       <w:r>
         <w:rPr/>
-        <w:t>4.</w:t>
-      </w:r>
-      <w:r>
-        <w:rPr/>
-        <w:t>5</w:t>
-      </w:r>
-      <w:r>
-        <w:rPr/>
-        <w:t>.3 Anàlisi de la corba d’equity</w:t>
+        <w:t>4.5.3 Anàlisi de la corba d’equity</w:t>
       </w:r>
     </w:p>
     <w:p>
@@ -17077,7 +19524,7 @@
           <w:shd w:fill="auto" w:val="clear"/>
         </w:rPr>
         <w:drawing>
-          <wp:anchor behindDoc="0" distT="0" distB="0" distL="0" distR="0" simplePos="0" locked="0" layoutInCell="0" allowOverlap="1" relativeHeight="66">
+          <wp:anchor behindDoc="0" distT="0" distB="0" distL="0" distR="0" simplePos="0" locked="0" layoutInCell="0" allowOverlap="1" relativeHeight="73">
             <wp:simplePos x="0" y="0"/>
             <wp:positionH relativeFrom="column">
               <wp:align>center</wp:align>
@@ -17293,11 +19740,2726 @@
       </w:pPr>
       <w:r>
         <w:rPr/>
+        <w:t>4.5.4 Interpretació dels resultats</w:t>
+      </w:r>
+    </w:p>
+    <w:p>
+      <w:pPr>
+        <w:pStyle w:val="Normal"/>
+        <w:rPr>
+          <w:highlight w:val="none"/>
+          <w:shd w:fill="auto" w:val="clear"/>
+        </w:rPr>
+      </w:pPr>
+      <w:r>
+        <w:rPr>
+          <w:shd w:fill="auto" w:val="clear"/>
+        </w:rPr>
+      </w:r>
+    </w:p>
+    <w:p>
+      <w:pPr>
+        <w:pStyle w:val="Normal"/>
+        <w:rPr>
+          <w:highlight w:val="none"/>
+          <w:shd w:fill="auto" w:val="clear"/>
+        </w:rPr>
+      </w:pPr>
+      <w:r>
+        <w:rPr>
+          <w:shd w:fill="auto" w:val="clear"/>
+        </w:rPr>
+        <w:t>Els resultats mostren que:</w:t>
+      </w:r>
+    </w:p>
+    <w:p>
+      <w:pPr>
+        <w:pStyle w:val="Normal"/>
+        <w:rPr>
+          <w:highlight w:val="none"/>
+          <w:shd w:fill="auto" w:val="clear"/>
+        </w:rPr>
+      </w:pPr>
+      <w:r>
+        <w:rPr>
+          <w:shd w:fill="auto" w:val="clear"/>
+        </w:rPr>
+      </w:r>
+    </w:p>
+    <w:p>
+      <w:pPr>
+        <w:pStyle w:val="Normal"/>
+        <w:rPr>
+          <w:highlight w:val="none"/>
+          <w:shd w:fill="auto" w:val="clear"/>
+        </w:rPr>
+      </w:pPr>
+      <w:r>
+        <w:rPr>
+          <w:shd w:fill="auto" w:val="clear"/>
+        </w:rPr>
+        <w:t>la informació de GLD altera el comportament de l’agent</w:t>
+      </w:r>
+    </w:p>
+    <w:p>
+      <w:pPr>
+        <w:pStyle w:val="Normal"/>
+        <w:rPr>
+          <w:highlight w:val="none"/>
+          <w:shd w:fill="auto" w:val="clear"/>
+        </w:rPr>
+      </w:pPr>
+      <w:r>
+        <w:rPr>
+          <w:shd w:fill="auto" w:val="clear"/>
+        </w:rPr>
+        <w:t>l’agent passa d’una política passiva a una d’activa</w:t>
+      </w:r>
+    </w:p>
+    <w:p>
+      <w:pPr>
+        <w:pStyle w:val="Normal"/>
+        <w:rPr>
+          <w:highlight w:val="none"/>
+          <w:shd w:fill="auto" w:val="clear"/>
+        </w:rPr>
+      </w:pPr>
+      <w:r>
+        <w:rPr>
+          <w:shd w:fill="auto" w:val="clear"/>
+        </w:rPr>
+        <w:t>no obstant això, aquesta activitat no es tradueix en millor rendiment</w:t>
+      </w:r>
+    </w:p>
+    <w:p>
+      <w:pPr>
+        <w:pStyle w:val="Normal"/>
+        <w:rPr>
+          <w:highlight w:val="none"/>
+          <w:shd w:fill="auto" w:val="clear"/>
+        </w:rPr>
+      </w:pPr>
+      <w:r>
+        <w:rPr>
+          <w:shd w:fill="auto" w:val="clear"/>
+        </w:rPr>
+      </w:r>
+    </w:p>
+    <w:p>
+      <w:pPr>
+        <w:pStyle w:val="Normal"/>
+        <w:rPr>
+          <w:highlight w:val="none"/>
+          <w:shd w:fill="auto" w:val="clear"/>
+        </w:rPr>
+      </w:pPr>
+      <w:r>
+        <w:rPr>
+          <w:shd w:fill="auto" w:val="clear"/>
+        </w:rPr>
+        <w:t>Això suggereix que:</w:t>
+      </w:r>
+    </w:p>
+    <w:p>
+      <w:pPr>
+        <w:pStyle w:val="Normal"/>
+        <w:rPr>
+          <w:highlight w:val="none"/>
+          <w:shd w:fill="auto" w:val="clear"/>
+        </w:rPr>
+      </w:pPr>
+      <w:r>
+        <w:rPr>
+          <w:shd w:fill="auto" w:val="clear"/>
+        </w:rPr>
+      </w:r>
+    </w:p>
+    <w:p>
+      <w:pPr>
+        <w:pStyle w:val="Normal"/>
+        <w:rPr>
+          <w:highlight w:val="none"/>
+          <w:shd w:fill="auto" w:val="clear"/>
+        </w:rPr>
+      </w:pPr>
+      <w:r>
+        <w:rPr>
+          <w:shd w:fill="auto" w:val="clear"/>
+        </w:rPr>
+        <w:t>la informació exògena pot influir en la presa de decisions</w:t>
+      </w:r>
+    </w:p>
+    <w:p>
+      <w:pPr>
+        <w:pStyle w:val="Normal"/>
+        <w:rPr>
+          <w:highlight w:val="none"/>
+          <w:shd w:fill="auto" w:val="clear"/>
+        </w:rPr>
+      </w:pPr>
+      <w:r>
+        <w:rPr>
+          <w:shd w:fill="auto" w:val="clear"/>
+        </w:rPr>
+        <w:t>però no garanteix una millora en termes de rendibilitat</w:t>
+      </w:r>
+    </w:p>
+    <w:p>
+      <w:pPr>
+        <w:pStyle w:val="Normal"/>
+        <w:rPr>
+          <w:highlight w:val="none"/>
+          <w:shd w:fill="auto" w:val="clear"/>
+        </w:rPr>
+      </w:pPr>
+      <w:r>
+        <w:rPr>
+          <w:shd w:fill="auto" w:val="clear"/>
+        </w:rPr>
+      </w:r>
+    </w:p>
+    <w:p>
+      <w:pPr>
+        <w:pStyle w:val="Heading3"/>
+        <w:rPr/>
+      </w:pPr>
+      <w:r>
+        <w:rPr/>
+        <w:t>4.5.5 Limitacions</w:t>
+      </w:r>
+    </w:p>
+    <w:p>
+      <w:pPr>
+        <w:pStyle w:val="Normal"/>
+        <w:rPr>
+          <w:highlight w:val="none"/>
+          <w:shd w:fill="auto" w:val="clear"/>
+        </w:rPr>
+      </w:pPr>
+      <w:r>
+        <w:rPr>
+          <w:shd w:fill="auto" w:val="clear"/>
+        </w:rPr>
+      </w:r>
+    </w:p>
+    <w:p>
+      <w:pPr>
+        <w:pStyle w:val="Normal"/>
+        <w:rPr>
+          <w:highlight w:val="none"/>
+          <w:shd w:fill="auto" w:val="clear"/>
+        </w:rPr>
+      </w:pPr>
+      <w:r>
+        <w:rPr>
+          <w:shd w:fill="auto" w:val="clear"/>
+        </w:rPr>
+        <w:t>Cal destacar algunes limitacions:</w:t>
+      </w:r>
+    </w:p>
+    <w:p>
+      <w:pPr>
+        <w:pStyle w:val="Normal"/>
+        <w:rPr>
+          <w:highlight w:val="none"/>
+          <w:shd w:fill="auto" w:val="clear"/>
+        </w:rPr>
+      </w:pPr>
+      <w:r>
+        <w:rPr>
+          <w:shd w:fill="auto" w:val="clear"/>
+        </w:rPr>
+      </w:r>
+    </w:p>
+    <w:p>
+      <w:pPr>
+        <w:pStyle w:val="Normal"/>
+        <w:rPr>
+          <w:highlight w:val="none"/>
+          <w:shd w:fill="auto" w:val="clear"/>
+        </w:rPr>
+      </w:pPr>
+      <w:r>
+        <w:rPr>
+          <w:shd w:fill="auto" w:val="clear"/>
+        </w:rPr>
+        <w:t>el paràmetre α pot penalitzar excessivament el risc</w:t>
+      </w:r>
+    </w:p>
+    <w:p>
+      <w:pPr>
+        <w:pStyle w:val="Normal"/>
+        <w:rPr>
+          <w:highlight w:val="none"/>
+          <w:shd w:fill="auto" w:val="clear"/>
+        </w:rPr>
+      </w:pPr>
+      <w:r>
+        <w:rPr>
+          <w:shd w:fill="auto" w:val="clear"/>
+        </w:rPr>
+        <w:t>la definició de la senyal (basada només en retorns recents) pot ser insuficient</w:t>
+      </w:r>
+    </w:p>
+    <w:p>
+      <w:pPr>
+        <w:pStyle w:val="Normal"/>
+        <w:rPr>
+          <w:highlight w:val="none"/>
+          <w:shd w:fill="auto" w:val="clear"/>
+        </w:rPr>
+      </w:pPr>
+      <w:r>
+        <w:rPr>
+          <w:shd w:fill="auto" w:val="clear"/>
+        </w:rPr>
+        <w:t>les mètriques de risc poden resultar inestables en estratègies passives</w:t>
+      </w:r>
+    </w:p>
+    <w:p>
+      <w:pPr>
+        <w:pStyle w:val="Normal"/>
+        <w:rPr>
+          <w:highlight w:val="none"/>
+          <w:shd w:fill="auto" w:val="clear"/>
+        </w:rPr>
+      </w:pPr>
+      <w:r>
+        <w:rPr>
+          <w:shd w:fill="auto" w:val="clear"/>
+        </w:rPr>
+      </w:r>
+    </w:p>
+    <w:p>
+      <w:pPr>
+        <w:pStyle w:val="Heading3"/>
+        <w:rPr/>
+      </w:pPr>
+      <w:r>
+        <w:rPr/>
+        <w:t>4.5.6 Conclusions</w:t>
+      </w:r>
+    </w:p>
+    <w:p>
+      <w:pPr>
+        <w:pStyle w:val="Normal"/>
+        <w:rPr>
+          <w:highlight w:val="none"/>
+          <w:shd w:fill="auto" w:val="clear"/>
+        </w:rPr>
+      </w:pPr>
+      <w:r>
+        <w:rPr>
+          <w:shd w:fill="auto" w:val="clear"/>
+        </w:rPr>
+      </w:r>
+    </w:p>
+    <w:p>
+      <w:pPr>
+        <w:pStyle w:val="Normal"/>
+        <w:rPr>
+          <w:highlight w:val="none"/>
+          <w:shd w:fill="auto" w:val="clear"/>
+        </w:rPr>
+      </w:pPr>
+      <w:r>
+        <w:rPr>
+          <w:shd w:fill="auto" w:val="clear"/>
+        </w:rPr>
+        <w:t>Aquest experiment demostra que:</w:t>
+      </w:r>
+    </w:p>
+    <w:p>
+      <w:pPr>
+        <w:pStyle w:val="Normal"/>
+        <w:rPr>
+          <w:highlight w:val="none"/>
+          <w:shd w:fill="auto" w:val="clear"/>
+        </w:rPr>
+      </w:pPr>
+      <w:r>
+        <w:rPr>
+          <w:shd w:fill="auto" w:val="clear"/>
+        </w:rPr>
+      </w:r>
+    </w:p>
+    <w:p>
+      <w:pPr>
+        <w:pStyle w:val="Normal"/>
+        <w:rPr>
+          <w:highlight w:val="none"/>
+          <w:shd w:fill="auto" w:val="clear"/>
+        </w:rPr>
+      </w:pPr>
+      <w:r>
+        <w:rPr>
+          <w:shd w:fill="auto" w:val="clear"/>
+        </w:rPr>
+        <w:t>la reformulació de l’espai d’accions en termes d’estratègies és viable</w:t>
+      </w:r>
+    </w:p>
+    <w:p>
+      <w:pPr>
+        <w:pStyle w:val="Normal"/>
+        <w:rPr>
+          <w:highlight w:val="none"/>
+          <w:shd w:fill="auto" w:val="clear"/>
+        </w:rPr>
+      </w:pPr>
+      <w:r>
+        <w:rPr>
+          <w:shd w:fill="auto" w:val="clear"/>
+        </w:rPr>
+        <w:t>la incorporació de variables exògenes modifica el comportament de l’agent</w:t>
+      </w:r>
+    </w:p>
+    <w:p>
+      <w:pPr>
+        <w:pStyle w:val="Normal"/>
+        <w:rPr>
+          <w:highlight w:val="none"/>
+          <w:shd w:fill="auto" w:val="clear"/>
+        </w:rPr>
+      </w:pPr>
+      <w:r>
+        <w:rPr>
+          <w:shd w:fill="auto" w:val="clear"/>
+        </w:rPr>
+        <w:t>la millora en rendiment requereix una millor definició de la funció de recompensa i de les característiques d’entrada</w:t>
+      </w:r>
+    </w:p>
+    <w:p>
+      <w:pPr>
+        <w:pStyle w:val="Normal"/>
+        <w:rPr>
+          <w:highlight w:val="none"/>
+          <w:shd w:fill="auto" w:val="clear"/>
+        </w:rPr>
+      </w:pPr>
+      <w:r>
+        <w:rPr>
+          <w:shd w:fill="auto" w:val="clear"/>
+        </w:rPr>
+      </w:r>
+    </w:p>
+    <w:p>
+      <w:pPr>
+        <w:pStyle w:val="Normal"/>
+        <w:rPr>
+          <w:highlight w:val="none"/>
+          <w:shd w:fill="auto" w:val="clear"/>
+        </w:rPr>
+      </w:pPr>
+      <w:r>
+        <w:rPr>
+          <w:shd w:fill="auto" w:val="clear"/>
+        </w:rPr>
+      </w:r>
+    </w:p>
+    <w:p>
+      <w:pPr>
+        <w:pStyle w:val="Heading2"/>
+        <w:rPr/>
+      </w:pPr>
+      <w:r>
+        <w:rPr/>
+        <w:t>4.6 Resultats de l’experiment de penalització de manteniment de posició</w:t>
+      </w:r>
+    </w:p>
+    <w:p>
+      <w:pPr>
+        <w:pStyle w:val="Heading3"/>
+        <w:rPr/>
+      </w:pPr>
+      <w:r>
+        <w:rPr/>
+        <w:t>4.6.1 Comportament dels agents</w:t>
+      </w:r>
+    </w:p>
+    <w:p>
+      <w:pPr>
+        <w:pStyle w:val="Normal"/>
+        <w:rPr>
+          <w:highlight w:val="none"/>
+          <w:shd w:fill="auto" w:val="clear"/>
+        </w:rPr>
+      </w:pPr>
+      <w:r>
+        <w:rPr>
+          <w:shd w:fill="auto" w:val="clear"/>
+        </w:rPr>
+      </w:r>
+    </w:p>
+    <w:p>
+      <w:pPr>
+        <w:pStyle w:val="Normal"/>
+        <w:rPr>
+          <w:highlight w:val="none"/>
+          <w:shd w:fill="auto" w:val="clear"/>
+        </w:rPr>
+      </w:pPr>
+      <w:r>
+        <w:rPr>
+          <w:shd w:fill="auto" w:val="clear"/>
+        </w:rPr>
+        <w:t>Els resultats mostren un comportament clarament diferenciat respecte als experiments anteriors:</w:t>
+      </w:r>
+    </w:p>
+    <w:p>
+      <w:pPr>
+        <w:pStyle w:val="Normal"/>
+        <w:rPr>
+          <w:highlight w:val="none"/>
+          <w:shd w:fill="auto" w:val="clear"/>
+        </w:rPr>
+      </w:pPr>
+      <w:r>
+        <w:rPr>
+          <w:shd w:fill="auto" w:val="clear"/>
+        </w:rPr>
+      </w:r>
+    </w:p>
+    <w:p>
+      <w:pPr>
+        <w:pStyle w:val="Normal"/>
+        <w:rPr>
+          <w:highlight w:val="none"/>
+          <w:shd w:fill="auto" w:val="clear"/>
+        </w:rPr>
+      </w:pPr>
+      <w:r>
+        <w:rPr>
+          <w:shd w:fill="auto" w:val="clear"/>
+        </w:rPr>
+        <w:t>BTC:</w:t>
+      </w:r>
+    </w:p>
+    <w:p>
+      <w:pPr>
+        <w:pStyle w:val="Normal"/>
+        <w:rPr>
+          <w:highlight w:val="none"/>
+          <w:shd w:fill="auto" w:val="clear"/>
+        </w:rPr>
+      </w:pPr>
+      <w:r>
+        <w:rPr>
+          <w:shd w:fill="auto" w:val="clear"/>
+        </w:rPr>
+      </w:r>
+    </w:p>
+    <w:p>
+      <w:pPr>
+        <w:pStyle w:val="Normal"/>
+        <w:rPr>
+          <w:highlight w:val="none"/>
+          <w:shd w:fill="auto" w:val="clear"/>
+        </w:rPr>
+      </w:pPr>
+      <w:r>
+        <w:rPr>
+          <w:shd w:fill="auto" w:val="clear"/>
+        </w:rPr>
+        <w:t>realitza operacions en tots els passos temporals</w:t>
+      </w:r>
+    </w:p>
+    <w:p>
+      <w:pPr>
+        <w:pStyle w:val="Normal"/>
+        <w:rPr>
+          <w:highlight w:val="none"/>
+          <w:shd w:fill="auto" w:val="clear"/>
+        </w:rPr>
+      </w:pPr>
+      <w:r>
+        <w:rPr>
+          <w:shd w:fill="auto" w:val="clear"/>
+        </w:rPr>
+        <w:t>alterna de manera constant entre posicions llargues i curtes</w:t>
+      </w:r>
+    </w:p>
+    <w:p>
+      <w:pPr>
+        <w:pStyle w:val="Normal"/>
+        <w:rPr>
+          <w:highlight w:val="none"/>
+          <w:shd w:fill="auto" w:val="clear"/>
+        </w:rPr>
+      </w:pPr>
+      <w:r>
+        <w:rPr>
+          <w:shd w:fill="auto" w:val="clear"/>
+        </w:rPr>
+        <w:t>presenta un comportament altament actiu</w:t>
+      </w:r>
+    </w:p>
+    <w:p>
+      <w:pPr>
+        <w:pStyle w:val="Normal"/>
+        <w:rPr>
+          <w:highlight w:val="none"/>
+          <w:shd w:fill="auto" w:val="clear"/>
+        </w:rPr>
+      </w:pPr>
+      <w:r>
+        <w:rPr>
+          <w:shd w:fill="auto" w:val="clear"/>
+        </w:rPr>
+        <w:t>elimina completament l’estratègia de tipus buy-and-hold</w:t>
+      </w:r>
+    </w:p>
+    <w:p>
+      <w:pPr>
+        <w:pStyle w:val="Normal"/>
+        <w:rPr>
+          <w:highlight w:val="none"/>
+          <w:shd w:fill="auto" w:val="clear"/>
+        </w:rPr>
+      </w:pPr>
+      <w:r>
+        <w:rPr>
+          <w:shd w:fill="auto" w:val="clear"/>
+        </w:rPr>
+      </w:r>
+    </w:p>
+    <w:p>
+      <w:pPr>
+        <w:pStyle w:val="Normal"/>
+        <w:rPr>
+          <w:highlight w:val="none"/>
+          <w:shd w:fill="auto" w:val="clear"/>
+        </w:rPr>
+      </w:pPr>
+      <w:r>
+        <w:rPr>
+          <w:shd w:fill="auto" w:val="clear"/>
+        </w:rPr>
+        <w:t>BTC+GLD:</w:t>
+      </w:r>
+    </w:p>
+    <w:p>
+      <w:pPr>
+        <w:pStyle w:val="Normal"/>
+        <w:rPr>
+          <w:highlight w:val="none"/>
+          <w:shd w:fill="auto" w:val="clear"/>
+        </w:rPr>
+      </w:pPr>
+      <w:r>
+        <w:rPr>
+          <w:shd w:fill="auto" w:val="clear"/>
+        </w:rPr>
+      </w:r>
+    </w:p>
+    <w:p>
+      <w:pPr>
+        <w:pStyle w:val="Normal"/>
+        <w:rPr>
+          <w:highlight w:val="none"/>
+          <w:shd w:fill="auto" w:val="clear"/>
+        </w:rPr>
+      </w:pPr>
+      <w:r>
+        <w:rPr>
+          <w:shd w:fill="auto" w:val="clear"/>
+        </w:rPr>
+        <w:t>també opera en tots els passos temporals</w:t>
+      </w:r>
+    </w:p>
+    <w:p>
+      <w:pPr>
+        <w:pStyle w:val="Normal"/>
+        <w:rPr>
+          <w:highlight w:val="none"/>
+          <w:shd w:fill="auto" w:val="clear"/>
+        </w:rPr>
+      </w:pPr>
+      <w:r>
+        <w:rPr>
+          <w:shd w:fill="auto" w:val="clear"/>
+        </w:rPr>
+        <w:t>alterna entre posicions llargues i curtes amb una freqüència similar</w:t>
+      </w:r>
+    </w:p>
+    <w:p>
+      <w:pPr>
+        <w:pStyle w:val="Normal"/>
+        <w:rPr>
+          <w:highlight w:val="none"/>
+          <w:shd w:fill="auto" w:val="clear"/>
+        </w:rPr>
+      </w:pPr>
+      <w:r>
+        <w:rPr>
+          <w:shd w:fill="auto" w:val="clear"/>
+        </w:rPr>
+        <w:t>manté un comportament actiu de manera sostinguda</w:t>
+      </w:r>
+    </w:p>
+    <w:p>
+      <w:pPr>
+        <w:pStyle w:val="Normal"/>
+        <w:rPr>
+          <w:highlight w:val="none"/>
+          <w:shd w:fill="auto" w:val="clear"/>
+        </w:rPr>
+      </w:pPr>
+      <w:r>
+        <w:rPr>
+          <w:shd w:fill="auto" w:val="clear"/>
+        </w:rPr>
+      </w:r>
+    </w:p>
+    <w:p>
+      <w:pPr>
+        <w:pStyle w:val="Normal"/>
+        <w:rPr>
+          <w:highlight w:val="none"/>
+          <w:shd w:fill="auto" w:val="clear"/>
+        </w:rPr>
+      </w:pPr>
+      <w:r>
+        <w:rPr>
+          <w:shd w:fill="auto" w:val="clear"/>
+        </w:rPr>
+        <w:t>Aquest resultat indica que la penalització de la durada de la posició aconsegueix modificar de forma efectiva la política de l’agent, forçant-lo a operar de manera contínua.</w:t>
+      </w:r>
+    </w:p>
+    <w:p>
+      <w:pPr>
+        <w:pStyle w:val="Normal"/>
+        <w:rPr>
+          <w:highlight w:val="none"/>
+          <w:shd w:fill="auto" w:val="clear"/>
+        </w:rPr>
+      </w:pPr>
+      <w:r>
+        <w:rPr>
+          <w:shd w:fill="auto" w:val="clear"/>
+        </w:rPr>
+      </w:r>
+    </w:p>
+    <w:p>
+      <w:pPr>
+        <w:pStyle w:val="Heading3"/>
+        <w:rPr/>
+      </w:pPr>
+      <w:r>
+        <w:rPr/>
+        <w:t>4.6.2 Resultats quantitatius</w:t>
+      </w:r>
+    </w:p>
+    <w:p>
+      <w:pPr>
+        <w:pStyle w:val="Normal"/>
+        <w:rPr>
+          <w:highlight w:val="none"/>
+          <w:shd w:fill="auto" w:val="clear"/>
+        </w:rPr>
+      </w:pPr>
+      <w:r>
+        <w:rPr>
+          <w:shd w:fill="auto" w:val="clear"/>
+        </w:rPr>
+      </w:r>
+    </w:p>
+    <w:p>
+      <w:pPr>
+        <w:pStyle w:val="Normal"/>
+        <w:rPr>
+          <w:highlight w:val="none"/>
+          <w:shd w:fill="auto" w:val="clear"/>
+        </w:rPr>
+      </w:pPr>
+      <w:r>
+        <w:rPr>
+          <w:shd w:fill="auto" w:val="clear"/>
+        </w:rPr>
+        <w:t>Les mètriques obtingudes són:</w:t>
+      </w:r>
+    </w:p>
+    <w:p>
+      <w:pPr>
+        <w:pStyle w:val="Normal"/>
+        <w:rPr>
+          <w:highlight w:val="none"/>
+          <w:shd w:fill="auto" w:val="clear"/>
+        </w:rPr>
+      </w:pPr>
+      <w:r>
+        <w:rPr>
+          <w:shd w:fill="auto" w:val="clear"/>
+        </w:rPr>
+      </w:r>
+    </w:p>
+    <w:p>
+      <w:pPr>
+        <w:pStyle w:val="Normal"/>
+        <w:rPr>
+          <w:highlight w:val="none"/>
+          <w:shd w:fill="auto" w:val="clear"/>
+        </w:rPr>
+      </w:pPr>
+      <w:r>
+        <w:rPr>
+          <w:shd w:fill="auto" w:val="clear"/>
+        </w:rPr>
+        <w:t>BTC:</w:t>
+      </w:r>
+    </w:p>
+    <w:p>
+      <w:pPr>
+        <w:pStyle w:val="Normal"/>
+        <w:rPr>
+          <w:highlight w:val="none"/>
+          <w:shd w:fill="auto" w:val="clear"/>
+        </w:rPr>
+      </w:pPr>
+      <w:r>
+        <w:rPr>
+          <w:shd w:fill="auto" w:val="clear"/>
+        </w:rPr>
+      </w:r>
+    </w:p>
+    <w:p>
+      <w:pPr>
+        <w:pStyle w:val="Normal"/>
+        <w:rPr>
+          <w:highlight w:val="none"/>
+          <w:shd w:fill="auto" w:val="clear"/>
+        </w:rPr>
+      </w:pPr>
+      <w:r>
+        <w:rPr>
+          <w:shd w:fill="auto" w:val="clear"/>
+        </w:rPr>
+        <w:t>retorn acumulat: -0.4648</w:t>
+      </w:r>
+    </w:p>
+    <w:p>
+      <w:pPr>
+        <w:pStyle w:val="Normal"/>
+        <w:rPr>
+          <w:highlight w:val="none"/>
+          <w:shd w:fill="auto" w:val="clear"/>
+        </w:rPr>
+      </w:pPr>
+      <w:r>
+        <w:rPr>
+          <w:shd w:fill="auto" w:val="clear"/>
+        </w:rPr>
+        <w:t>Sharpe: -2.98</w:t>
+      </w:r>
+    </w:p>
+    <w:p>
+      <w:pPr>
+        <w:pStyle w:val="Normal"/>
+        <w:rPr>
+          <w:highlight w:val="none"/>
+          <w:shd w:fill="auto" w:val="clear"/>
+        </w:rPr>
+      </w:pPr>
+      <w:r>
+        <w:rPr>
+          <w:shd w:fill="auto" w:val="clear"/>
+        </w:rPr>
+        <w:t>Sortino: -3.90</w:t>
+      </w:r>
+    </w:p>
+    <w:p>
+      <w:pPr>
+        <w:pStyle w:val="Normal"/>
+        <w:rPr>
+          <w:highlight w:val="none"/>
+          <w:shd w:fill="auto" w:val="clear"/>
+        </w:rPr>
+      </w:pPr>
+      <w:r>
+        <w:rPr>
+          <w:shd w:fill="auto" w:val="clear"/>
+        </w:rPr>
+        <w:t>màxim drawdown: -0.4631</w:t>
+      </w:r>
+    </w:p>
+    <w:p>
+      <w:pPr>
+        <w:pStyle w:val="Normal"/>
+        <w:rPr>
+          <w:highlight w:val="none"/>
+          <w:shd w:fill="auto" w:val="clear"/>
+        </w:rPr>
+      </w:pPr>
+      <w:r>
+        <w:rPr>
+          <w:shd w:fill="auto" w:val="clear"/>
+        </w:rPr>
+        <w:t>operacions: 227</w:t>
+      </w:r>
+    </w:p>
+    <w:p>
+      <w:pPr>
+        <w:pStyle w:val="Normal"/>
+        <w:rPr>
+          <w:highlight w:val="none"/>
+          <w:shd w:fill="auto" w:val="clear"/>
+        </w:rPr>
+      </w:pPr>
+      <w:r>
+        <w:rPr>
+          <w:shd w:fill="auto" w:val="clear"/>
+        </w:rPr>
+      </w:r>
+    </w:p>
+    <w:p>
+      <w:pPr>
+        <w:pStyle w:val="Normal"/>
+        <w:rPr>
+          <w:highlight w:val="none"/>
+          <w:shd w:fill="auto" w:val="clear"/>
+        </w:rPr>
+      </w:pPr>
+      <w:r>
+        <w:rPr>
+          <w:shd w:fill="auto" w:val="clear"/>
+        </w:rPr>
+        <w:t>BTC+GLD:</w:t>
+      </w:r>
+    </w:p>
+    <w:p>
+      <w:pPr>
+        <w:pStyle w:val="Normal"/>
+        <w:rPr>
+          <w:highlight w:val="none"/>
+          <w:shd w:fill="auto" w:val="clear"/>
+        </w:rPr>
+      </w:pPr>
+      <w:r>
+        <w:rPr>
+          <w:shd w:fill="auto" w:val="clear"/>
+        </w:rPr>
+      </w:r>
+    </w:p>
+    <w:p>
+      <w:pPr>
+        <w:pStyle w:val="Normal"/>
+        <w:rPr>
+          <w:highlight w:val="none"/>
+          <w:shd w:fill="auto" w:val="clear"/>
+        </w:rPr>
+      </w:pPr>
+      <w:r>
+        <w:rPr>
+          <w:shd w:fill="auto" w:val="clear"/>
+        </w:rPr>
+        <w:t>retorn acumulat: -0.2755</w:t>
+      </w:r>
+    </w:p>
+    <w:p>
+      <w:pPr>
+        <w:pStyle w:val="Normal"/>
+        <w:rPr>
+          <w:highlight w:val="none"/>
+          <w:shd w:fill="auto" w:val="clear"/>
+        </w:rPr>
+      </w:pPr>
+      <w:r>
+        <w:rPr>
+          <w:shd w:fill="auto" w:val="clear"/>
+        </w:rPr>
+        <w:t>Sharpe: -1.43</w:t>
+      </w:r>
+    </w:p>
+    <w:p>
+      <w:pPr>
+        <w:pStyle w:val="Normal"/>
+        <w:rPr>
+          <w:highlight w:val="none"/>
+          <w:shd w:fill="auto" w:val="clear"/>
+        </w:rPr>
+      </w:pPr>
+      <w:r>
+        <w:rPr>
+          <w:shd w:fill="auto" w:val="clear"/>
+        </w:rPr>
+        <w:t>Sortino: -1.96</w:t>
+      </w:r>
+    </w:p>
+    <w:p>
+      <w:pPr>
+        <w:pStyle w:val="Normal"/>
+        <w:rPr>
+          <w:highlight w:val="none"/>
+          <w:shd w:fill="auto" w:val="clear"/>
+        </w:rPr>
+      </w:pPr>
+      <w:r>
+        <w:rPr>
+          <w:shd w:fill="auto" w:val="clear"/>
+        </w:rPr>
+        <w:t>màxim drawdown: -0.3719</w:t>
+      </w:r>
+    </w:p>
+    <w:p>
+      <w:pPr>
+        <w:pStyle w:val="Normal"/>
+        <w:rPr>
+          <w:highlight w:val="none"/>
+          <w:shd w:fill="auto" w:val="clear"/>
+        </w:rPr>
+      </w:pPr>
+      <w:r>
+        <w:rPr>
+          <w:shd w:fill="auto" w:val="clear"/>
+        </w:rPr>
+        <w:t>operacions: 227</w:t>
+      </w:r>
+    </w:p>
+    <w:p>
+      <w:pPr>
+        <w:pStyle w:val="Normal"/>
+        <w:rPr>
+          <w:highlight w:val="none"/>
+          <w:shd w:fill="auto" w:val="clear"/>
+        </w:rPr>
+      </w:pPr>
+      <w:r>
+        <w:rPr>
+          <w:shd w:fill="auto" w:val="clear"/>
+        </w:rPr>
+      </w:r>
+    </w:p>
+    <w:p>
+      <w:pPr>
+        <w:pStyle w:val="Normal"/>
+        <w:rPr>
+          <w:highlight w:val="none"/>
+          <w:shd w:fill="auto" w:val="clear"/>
+        </w:rPr>
+      </w:pPr>
+      <w:r>
+        <w:rPr>
+          <w:shd w:fill="auto" w:val="clear"/>
+        </w:rPr>
+        <w:t>Buy &amp; Hold:</w:t>
+      </w:r>
+    </w:p>
+    <w:p>
+      <w:pPr>
+        <w:pStyle w:val="Normal"/>
+        <w:rPr>
+          <w:highlight w:val="none"/>
+          <w:shd w:fill="auto" w:val="clear"/>
+        </w:rPr>
+      </w:pPr>
+      <w:r>
+        <w:rPr>
+          <w:shd w:fill="auto" w:val="clear"/>
+        </w:rPr>
+      </w:r>
+    </w:p>
+    <w:p>
+      <w:pPr>
+        <w:pStyle w:val="Normal"/>
+        <w:rPr>
+          <w:highlight w:val="none"/>
+          <w:shd w:fill="auto" w:val="clear"/>
+        </w:rPr>
+      </w:pPr>
+      <w:r>
+        <w:rPr>
+          <w:shd w:fill="auto" w:val="clear"/>
+        </w:rPr>
+        <w:t>retorn acumulat: -0.0967</w:t>
+      </w:r>
+    </w:p>
+    <w:p>
+      <w:pPr>
+        <w:pStyle w:val="Normal"/>
+        <w:rPr>
+          <w:highlight w:val="none"/>
+          <w:shd w:fill="auto" w:val="clear"/>
+        </w:rPr>
+      </w:pPr>
+      <w:r>
+        <w:rPr>
+          <w:shd w:fill="auto" w:val="clear"/>
+        </w:rPr>
+        <w:t>Model</w:t>
+        <w:tab/>
+        <w:t>Cumulative Return</w:t>
+        <w:tab/>
+        <w:t>Sharpe</w:t>
+        <w:tab/>
+        <w:t>Sortino</w:t>
+        <w:tab/>
+        <w:t>Max Drawdown</w:t>
+        <w:tab/>
+        <w:t>N Trades</w:t>
+      </w:r>
+    </w:p>
+    <w:p>
+      <w:pPr>
+        <w:pStyle w:val="Normal"/>
+        <w:rPr>
+          <w:highlight w:val="none"/>
+          <w:shd w:fill="auto" w:val="clear"/>
+        </w:rPr>
+      </w:pPr>
+      <w:r>
+        <w:rPr>
+          <w:shd w:fill="auto" w:val="clear"/>
+        </w:rPr>
+        <w:t>BTC</w:t>
+        <w:tab/>
+        <w:t>-0.4648</w:t>
+        <w:tab/>
+        <w:t>-2.9764</w:t>
+        <w:tab/>
+        <w:t>-3.9026</w:t>
+        <w:tab/>
+        <w:t>-0.4631</w:t>
+        <w:tab/>
+        <w:t>227</w:t>
+      </w:r>
+    </w:p>
+    <w:p>
+      <w:pPr>
+        <w:pStyle w:val="Normal"/>
+        <w:rPr>
+          <w:highlight w:val="none"/>
+          <w:shd w:fill="auto" w:val="clear"/>
+        </w:rPr>
+      </w:pPr>
+      <w:r>
+        <w:rPr>
+          <w:shd w:fill="auto" w:val="clear"/>
+        </w:rPr>
+        <w:t>BTC+GLD</w:t>
+        <w:tab/>
+        <w:t>-0.2755</w:t>
+        <w:tab/>
+        <w:t>-1.4333</w:t>
+        <w:tab/>
+        <w:t>-1.9644</w:t>
+        <w:tab/>
+        <w:t>-0.3719</w:t>
+        <w:tab/>
+        <w:t>227</w:t>
+      </w:r>
+    </w:p>
+    <w:p>
+      <w:pPr>
+        <w:pStyle w:val="Normal"/>
+        <w:rPr>
+          <w:highlight w:val="none"/>
+          <w:shd w:fill="auto" w:val="clear"/>
+        </w:rPr>
+      </w:pPr>
+      <w:r>
+        <w:rPr>
+          <w:shd w:fill="auto" w:val="clear"/>
+        </w:rPr>
+      </w:r>
+    </w:p>
+    <w:p>
+      <w:pPr>
+        <w:pStyle w:val="Normal"/>
+        <w:rPr>
+          <w:highlight w:val="none"/>
+          <w:shd w:fill="auto" w:val="clear"/>
+        </w:rPr>
+      </w:pPr>
+      <w:r>
+        <w:rPr>
+          <w:shd w:fill="auto" w:val="clear"/>
+        </w:rPr>
+        <w:t>Tot i l’elevada activitat dels agents, cap dels models supera l’estratègia de referència.</w:t>
+      </w:r>
+    </w:p>
+    <w:p>
+      <w:pPr>
+        <w:pStyle w:val="Normal"/>
+        <w:rPr>
+          <w:highlight w:val="none"/>
+          <w:shd w:fill="auto" w:val="clear"/>
+        </w:rPr>
+      </w:pPr>
+      <w:r>
+        <w:rPr>
+          <w:shd w:fill="auto" w:val="clear"/>
+        </w:rPr>
+      </w:r>
+    </w:p>
+    <w:p>
+      <w:pPr>
+        <w:pStyle w:val="Heading3"/>
+        <w:rPr/>
+      </w:pPr>
+      <w:r>
+        <w:rPr/>
+        <w:t>4.6.3 Anàlisi de la corba d’equity</w:t>
+      </w:r>
+    </w:p>
+    <w:p>
+      <w:pPr>
+        <w:pStyle w:val="Normal"/>
+        <w:rPr>
+          <w:highlight w:val="none"/>
+          <w:shd w:fill="auto" w:val="clear"/>
+        </w:rPr>
+      </w:pPr>
+      <w:r>
+        <w:rPr>
+          <w:shd w:fill="auto" w:val="clear"/>
+        </w:rPr>
+      </w:r>
+    </w:p>
+    <w:p>
+      <w:pPr>
+        <w:pStyle w:val="Normal"/>
+        <w:rPr>
+          <w:highlight w:val="none"/>
+          <w:shd w:fill="auto" w:val="clear"/>
+        </w:rPr>
+      </w:pPr>
+      <w:r>
+        <w:rPr>
+          <w:shd w:fill="auto" w:val="clear"/>
+        </w:rPr>
+        <w:t>L’anàlisi visual de les corbes d’equity permet observar:</w:t>
+      </w:r>
+    </w:p>
+    <w:p>
+      <w:pPr>
+        <w:pStyle w:val="Normal"/>
+        <w:rPr>
+          <w:highlight w:val="none"/>
+          <w:shd w:fill="auto" w:val="clear"/>
+        </w:rPr>
+      </w:pPr>
+      <w:r>
+        <w:rPr>
+          <w:shd w:fill="auto" w:val="clear"/>
+        </w:rPr>
+      </w:r>
+    </w:p>
+    <w:p>
+      <w:pPr>
+        <w:pStyle w:val="Normal"/>
+        <w:rPr>
+          <w:highlight w:val="none"/>
+          <w:shd w:fill="auto" w:val="clear"/>
+        </w:rPr>
+      </w:pPr>
+      <w:r>
+        <w:rPr>
+          <w:shd w:fill="auto" w:val="clear"/>
+        </w:rPr>
+        <w:drawing>
+          <wp:anchor behindDoc="0" distT="0" distB="0" distL="0" distR="0" simplePos="0" locked="0" layoutInCell="0" allowOverlap="1" relativeHeight="80">
+            <wp:simplePos x="0" y="0"/>
+            <wp:positionH relativeFrom="column">
+              <wp:align>center</wp:align>
+            </wp:positionH>
+            <wp:positionV relativeFrom="paragraph">
+              <wp:posOffset>635</wp:posOffset>
+            </wp:positionV>
+            <wp:extent cx="5670550" cy="2504440"/>
+            <wp:effectExtent l="0" t="0" r="0" b="0"/>
+            <wp:wrapSquare wrapText="largest"/>
+            <wp:docPr id="16" name="Imagen10" descr=""/>
+            <wp:cNvGraphicFramePr>
+              <a:graphicFrameLocks xmlns:a="http://schemas.openxmlformats.org/drawingml/2006/main" noChangeAspect="1"/>
+            </wp:cNvGraphicFramePr>
+            <a:graphic xmlns:a="http://schemas.openxmlformats.org/drawingml/2006/main">
+              <a:graphicData uri="http://schemas.openxmlformats.org/drawingml/2006/picture">
+                <pic:pic xmlns:pic="http://schemas.openxmlformats.org/drawingml/2006/picture">
+                  <pic:nvPicPr>
+                    <pic:cNvPr id="16" name="Imagen10" descr=""/>
+                    <pic:cNvPicPr>
+                      <a:picLocks noChangeAspect="1" noChangeArrowheads="1"/>
+                    </pic:cNvPicPr>
+                  </pic:nvPicPr>
+                  <pic:blipFill>
+                    <a:blip r:embed="rId37"/>
+                    <a:stretch>
+                      <a:fillRect/>
+                    </a:stretch>
+                  </pic:blipFill>
+                  <pic:spPr bwMode="auto">
+                    <a:xfrm>
+                      <a:off x="0" y="0"/>
+                      <a:ext cx="5670550" cy="2504440"/>
+                    </a:xfrm>
+                    <a:prstGeom prst="rect">
+                      <a:avLst/>
+                    </a:prstGeom>
+                    <a:noFill/>
+                  </pic:spPr>
+                </pic:pic>
+              </a:graphicData>
+            </a:graphic>
+          </wp:anchor>
+        </w:drawing>
+      </w:r>
+    </w:p>
+    <w:p>
+      <w:pPr>
+        <w:pStyle w:val="Normal"/>
+        <w:rPr>
+          <w:highlight w:val="none"/>
+          <w:shd w:fill="auto" w:val="clear"/>
+        </w:rPr>
+      </w:pPr>
+      <w:r>
+        <w:rPr>
+          <w:shd w:fill="auto" w:val="clear"/>
+        </w:rPr>
+      </w:r>
+    </w:p>
+    <w:p>
+      <w:pPr>
+        <w:pStyle w:val="Normal"/>
+        <w:rPr>
+          <w:highlight w:val="none"/>
+          <w:shd w:fill="auto" w:val="clear"/>
+        </w:rPr>
+      </w:pPr>
+      <w:r>
+        <w:rPr>
+          <w:shd w:fill="auto" w:val="clear"/>
+        </w:rPr>
+        <w:t>BTC:</w:t>
+      </w:r>
+    </w:p>
+    <w:p>
+      <w:pPr>
+        <w:pStyle w:val="Normal"/>
+        <w:rPr>
+          <w:highlight w:val="none"/>
+          <w:shd w:fill="auto" w:val="clear"/>
+        </w:rPr>
+      </w:pPr>
+      <w:r>
+        <w:rPr>
+          <w:shd w:fill="auto" w:val="clear"/>
+        </w:rPr>
+      </w:r>
+    </w:p>
+    <w:p>
+      <w:pPr>
+        <w:pStyle w:val="Normal"/>
+        <w:rPr>
+          <w:highlight w:val="none"/>
+          <w:shd w:fill="auto" w:val="clear"/>
+        </w:rPr>
+      </w:pPr>
+      <w:r>
+        <w:rPr>
+          <w:shd w:fill="auto" w:val="clear"/>
+        </w:rPr>
+        <w:t>descens continu i sostingut</w:t>
+      </w:r>
+    </w:p>
+    <w:p>
+      <w:pPr>
+        <w:pStyle w:val="Normal"/>
+        <w:rPr>
+          <w:highlight w:val="none"/>
+          <w:shd w:fill="auto" w:val="clear"/>
+        </w:rPr>
+      </w:pPr>
+      <w:r>
+        <w:rPr>
+          <w:shd w:fill="auto" w:val="clear"/>
+        </w:rPr>
+        <w:t>elevada volatilitat associada a l’activitat constant</w:t>
+      </w:r>
+    </w:p>
+    <w:p>
+      <w:pPr>
+        <w:pStyle w:val="Normal"/>
+        <w:rPr>
+          <w:highlight w:val="none"/>
+          <w:shd w:fill="auto" w:val="clear"/>
+        </w:rPr>
+      </w:pPr>
+      <w:r>
+        <w:rPr>
+          <w:shd w:fill="auto" w:val="clear"/>
+        </w:rPr>
+        <w:t>deteriorament progressiu del capital</w:t>
+      </w:r>
+    </w:p>
+    <w:p>
+      <w:pPr>
+        <w:pStyle w:val="Normal"/>
+        <w:rPr>
+          <w:highlight w:val="none"/>
+          <w:shd w:fill="auto" w:val="clear"/>
+        </w:rPr>
+      </w:pPr>
+      <w:r>
+        <w:rPr>
+          <w:shd w:fill="auto" w:val="clear"/>
+        </w:rPr>
+      </w:r>
+    </w:p>
+    <w:p>
+      <w:pPr>
+        <w:pStyle w:val="Normal"/>
+        <w:rPr>
+          <w:highlight w:val="none"/>
+          <w:shd w:fill="auto" w:val="clear"/>
+        </w:rPr>
+      </w:pPr>
+      <w:r>
+        <w:rPr>
+          <w:shd w:fill="auto" w:val="clear"/>
+        </w:rPr>
+        <w:t>BTC+GLD:</w:t>
+      </w:r>
+    </w:p>
+    <w:p>
+      <w:pPr>
+        <w:pStyle w:val="Normal"/>
+        <w:rPr>
+          <w:highlight w:val="none"/>
+          <w:shd w:fill="auto" w:val="clear"/>
+        </w:rPr>
+      </w:pPr>
+      <w:r>
+        <w:rPr>
+          <w:shd w:fill="auto" w:val="clear"/>
+        </w:rPr>
+      </w:r>
+    </w:p>
+    <w:p>
+      <w:pPr>
+        <w:pStyle w:val="Normal"/>
+        <w:rPr>
+          <w:highlight w:val="none"/>
+          <w:shd w:fill="auto" w:val="clear"/>
+        </w:rPr>
+      </w:pPr>
+      <w:r>
+        <w:rPr>
+          <w:shd w:fill="auto" w:val="clear"/>
+        </w:rPr>
+        <w:t>comportament similar però amb menor degradació</w:t>
+      </w:r>
+    </w:p>
+    <w:p>
+      <w:pPr>
+        <w:pStyle w:val="Normal"/>
+        <w:rPr>
+          <w:highlight w:val="none"/>
+          <w:shd w:fill="auto" w:val="clear"/>
+        </w:rPr>
+      </w:pPr>
+      <w:r>
+        <w:rPr>
+          <w:shd w:fill="auto" w:val="clear"/>
+        </w:rPr>
+        <w:t>fluctuacions constants associades als canvis de posició</w:t>
+      </w:r>
+    </w:p>
+    <w:p>
+      <w:pPr>
+        <w:pStyle w:val="Normal"/>
+        <w:rPr>
+          <w:highlight w:val="none"/>
+          <w:shd w:fill="auto" w:val="clear"/>
+        </w:rPr>
+      </w:pPr>
+      <w:r>
+        <w:rPr>
+          <w:shd w:fill="auto" w:val="clear"/>
+        </w:rPr>
+        <w:t>trajectòria globalment descendent però més estable que BTC</w:t>
+      </w:r>
+    </w:p>
+    <w:p>
+      <w:pPr>
+        <w:pStyle w:val="Normal"/>
+        <w:rPr>
+          <w:highlight w:val="none"/>
+          <w:shd w:fill="auto" w:val="clear"/>
+        </w:rPr>
+      </w:pPr>
+      <w:r>
+        <w:rPr>
+          <w:shd w:fill="auto" w:val="clear"/>
+        </w:rPr>
+      </w:r>
+    </w:p>
+    <w:p>
+      <w:pPr>
+        <w:pStyle w:val="Normal"/>
+        <w:rPr>
+          <w:highlight w:val="none"/>
+          <w:shd w:fill="auto" w:val="clear"/>
+        </w:rPr>
+      </w:pPr>
+      <w:r>
+        <w:rPr>
+          <w:shd w:fill="auto" w:val="clear"/>
+        </w:rPr>
+        <w:t>Aquest comportament és coherent amb estratègies de trading intensiu, on l’excés d’operacions pot afectar negativament el rendiment.</w:t>
+      </w:r>
+    </w:p>
+    <w:p>
+      <w:pPr>
+        <w:pStyle w:val="Normal"/>
+        <w:rPr>
+          <w:highlight w:val="none"/>
+          <w:shd w:fill="auto" w:val="clear"/>
+        </w:rPr>
+      </w:pPr>
+      <w:r>
+        <w:rPr>
+          <w:shd w:fill="auto" w:val="clear"/>
+        </w:rPr>
+      </w:r>
+    </w:p>
+    <w:p>
+      <w:pPr>
+        <w:pStyle w:val="Heading3"/>
+        <w:rPr/>
+      </w:pPr>
+      <w:r>
+        <w:rPr/>
+        <w:t>4.6.4 Interpretació dels resultats</w:t>
+      </w:r>
+    </w:p>
+    <w:p>
+      <w:pPr>
+        <w:pStyle w:val="Normal"/>
+        <w:rPr>
+          <w:highlight w:val="none"/>
+          <w:shd w:fill="auto" w:val="clear"/>
+        </w:rPr>
+      </w:pPr>
+      <w:r>
+        <w:rPr>
+          <w:shd w:fill="auto" w:val="clear"/>
+        </w:rPr>
+      </w:r>
+    </w:p>
+    <w:p>
+      <w:pPr>
+        <w:pStyle w:val="Normal"/>
+        <w:rPr>
+          <w:highlight w:val="none"/>
+          <w:shd w:fill="auto" w:val="clear"/>
+        </w:rPr>
+      </w:pPr>
+      <w:r>
+        <w:rPr>
+          <w:shd w:fill="auto" w:val="clear"/>
+        </w:rPr>
+        <w:t>Els resultats mostren que:</w:t>
+      </w:r>
+    </w:p>
+    <w:p>
+      <w:pPr>
+        <w:pStyle w:val="Normal"/>
+        <w:rPr>
+          <w:highlight w:val="none"/>
+          <w:shd w:fill="auto" w:val="clear"/>
+        </w:rPr>
+      </w:pPr>
+      <w:r>
+        <w:rPr>
+          <w:shd w:fill="auto" w:val="clear"/>
+        </w:rPr>
+      </w:r>
+    </w:p>
+    <w:p>
+      <w:pPr>
+        <w:pStyle w:val="Normal"/>
+        <w:rPr>
+          <w:highlight w:val="none"/>
+          <w:shd w:fill="auto" w:val="clear"/>
+        </w:rPr>
+      </w:pPr>
+      <w:r>
+        <w:rPr>
+          <w:shd w:fill="auto" w:val="clear"/>
+        </w:rPr>
+        <w:t>la penalització de la durada elimina les polítiques passives</w:t>
+      </w:r>
+    </w:p>
+    <w:p>
+      <w:pPr>
+        <w:pStyle w:val="Normal"/>
+        <w:rPr>
+          <w:highlight w:val="none"/>
+          <w:shd w:fill="auto" w:val="clear"/>
+        </w:rPr>
+      </w:pPr>
+      <w:r>
+        <w:rPr>
+          <w:shd w:fill="auto" w:val="clear"/>
+        </w:rPr>
+        <w:t>els agents adopten un comportament de trading continu</w:t>
+      </w:r>
+    </w:p>
+    <w:p>
+      <w:pPr>
+        <w:pStyle w:val="Normal"/>
+        <w:rPr>
+          <w:highlight w:val="none"/>
+          <w:shd w:fill="auto" w:val="clear"/>
+        </w:rPr>
+      </w:pPr>
+      <w:r>
+        <w:rPr>
+          <w:shd w:fill="auto" w:val="clear"/>
+        </w:rPr>
+        <w:t>l’activitat elevada no es tradueix en millor rendiment</w:t>
+      </w:r>
+    </w:p>
+    <w:p>
+      <w:pPr>
+        <w:pStyle w:val="Normal"/>
+        <w:rPr>
+          <w:highlight w:val="none"/>
+          <w:shd w:fill="auto" w:val="clear"/>
+        </w:rPr>
+      </w:pPr>
+      <w:r>
+        <w:rPr>
+          <w:shd w:fill="auto" w:val="clear"/>
+        </w:rPr>
+      </w:r>
+    </w:p>
+    <w:p>
+      <w:pPr>
+        <w:pStyle w:val="Normal"/>
+        <w:rPr>
+          <w:highlight w:val="none"/>
+          <w:shd w:fill="auto" w:val="clear"/>
+        </w:rPr>
+      </w:pPr>
+      <w:r>
+        <w:rPr>
+          <w:shd w:fill="auto" w:val="clear"/>
+        </w:rPr>
+        <w:t>A més:</w:t>
+      </w:r>
+    </w:p>
+    <w:p>
+      <w:pPr>
+        <w:pStyle w:val="Normal"/>
+        <w:rPr>
+          <w:highlight w:val="none"/>
+          <w:shd w:fill="auto" w:val="clear"/>
+        </w:rPr>
+      </w:pPr>
+      <w:r>
+        <w:rPr>
+          <w:shd w:fill="auto" w:val="clear"/>
+        </w:rPr>
+      </w:r>
+    </w:p>
+    <w:p>
+      <w:pPr>
+        <w:pStyle w:val="Normal"/>
+        <w:rPr>
+          <w:highlight w:val="none"/>
+          <w:shd w:fill="auto" w:val="clear"/>
+        </w:rPr>
+      </w:pPr>
+      <w:r>
+        <w:rPr>
+          <w:shd w:fill="auto" w:val="clear"/>
+        </w:rPr>
+        <w:t>la incorporació de GLD millora lleugerament les mètriques</w:t>
+      </w:r>
+    </w:p>
+    <w:p>
+      <w:pPr>
+        <w:pStyle w:val="Normal"/>
+        <w:rPr>
+          <w:highlight w:val="none"/>
+          <w:shd w:fill="auto" w:val="clear"/>
+        </w:rPr>
+      </w:pPr>
+      <w:r>
+        <w:rPr>
+          <w:shd w:fill="auto" w:val="clear"/>
+        </w:rPr>
+        <w:t>l’agent amb informació exògena presenta menor drawdown</w:t>
+      </w:r>
+    </w:p>
+    <w:p>
+      <w:pPr>
+        <w:pStyle w:val="Normal"/>
+        <w:rPr>
+          <w:highlight w:val="none"/>
+          <w:shd w:fill="auto" w:val="clear"/>
+        </w:rPr>
+      </w:pPr>
+      <w:r>
+        <w:rPr>
+          <w:shd w:fill="auto" w:val="clear"/>
+        </w:rPr>
+        <w:t>la qualitat de les decisions augmenta, però no és suficient per generar beneficis</w:t>
+      </w:r>
+    </w:p>
+    <w:p>
+      <w:pPr>
+        <w:pStyle w:val="Normal"/>
+        <w:rPr>
+          <w:highlight w:val="none"/>
+          <w:shd w:fill="auto" w:val="clear"/>
+        </w:rPr>
+      </w:pPr>
+      <w:r>
+        <w:rPr>
+          <w:shd w:fill="auto" w:val="clear"/>
+        </w:rPr>
+      </w:r>
+    </w:p>
+    <w:p>
+      <w:pPr>
+        <w:pStyle w:val="Normal"/>
+        <w:rPr>
+          <w:highlight w:val="none"/>
+          <w:shd w:fill="auto" w:val="clear"/>
+        </w:rPr>
+      </w:pPr>
+      <w:r>
+        <w:rPr>
+          <w:shd w:fill="auto" w:val="clear"/>
+        </w:rPr>
+        <w:t>Això suggereix que:</w:t>
+      </w:r>
+    </w:p>
+    <w:p>
+      <w:pPr>
+        <w:pStyle w:val="Normal"/>
+        <w:rPr>
+          <w:highlight w:val="none"/>
+          <w:shd w:fill="auto" w:val="clear"/>
+        </w:rPr>
+      </w:pPr>
+      <w:r>
+        <w:rPr>
+          <w:shd w:fill="auto" w:val="clear"/>
+        </w:rPr>
+      </w:r>
+    </w:p>
+    <w:p>
+      <w:pPr>
+        <w:pStyle w:val="Normal"/>
+        <w:rPr>
+          <w:highlight w:val="none"/>
+          <w:shd w:fill="auto" w:val="clear"/>
+        </w:rPr>
+      </w:pPr>
+      <w:r>
+        <w:rPr>
+          <w:shd w:fill="auto" w:val="clear"/>
+        </w:rPr>
+        <w:t>forçar l’activitat pot portar a problemes de sobreoperació (overtrading)</w:t>
+      </w:r>
+    </w:p>
+    <w:p>
+      <w:pPr>
+        <w:pStyle w:val="Normal"/>
+        <w:rPr>
+          <w:highlight w:val="none"/>
+          <w:shd w:fill="auto" w:val="clear"/>
+        </w:rPr>
+      </w:pPr>
+      <w:r>
+        <w:rPr>
+          <w:shd w:fill="auto" w:val="clear"/>
+        </w:rPr>
+        <w:t>la funció de recompensa és un element crític en el disseny de l’entorn</w:t>
+      </w:r>
+    </w:p>
+    <w:p>
+      <w:pPr>
+        <w:pStyle w:val="Normal"/>
+        <w:rPr>
+          <w:highlight w:val="none"/>
+          <w:shd w:fill="auto" w:val="clear"/>
+        </w:rPr>
+      </w:pPr>
+      <w:r>
+        <w:rPr>
+          <w:shd w:fill="auto" w:val="clear"/>
+        </w:rPr>
+      </w:r>
+    </w:p>
+    <w:p>
+      <w:pPr>
+        <w:pStyle w:val="Heading3"/>
+        <w:rPr/>
+      </w:pPr>
+      <w:r>
+        <w:rPr/>
+        <w:t>4.6.5 Limitacions</w:t>
+      </w:r>
+    </w:p>
+    <w:p>
+      <w:pPr>
+        <w:pStyle w:val="Normal"/>
+        <w:rPr>
+          <w:highlight w:val="none"/>
+          <w:shd w:fill="auto" w:val="clear"/>
+        </w:rPr>
+      </w:pPr>
+      <w:r>
+        <w:rPr>
+          <w:shd w:fill="auto" w:val="clear"/>
+        </w:rPr>
+      </w:r>
+    </w:p>
+    <w:p>
+      <w:pPr>
+        <w:pStyle w:val="Normal"/>
+        <w:rPr>
+          <w:highlight w:val="none"/>
+          <w:shd w:fill="auto" w:val="clear"/>
+        </w:rPr>
+      </w:pPr>
+      <w:r>
+        <w:rPr>
+          <w:shd w:fill="auto" w:val="clear"/>
+        </w:rPr>
+        <w:t>Cal destacar algunes limitacions:</w:t>
+      </w:r>
+    </w:p>
+    <w:p>
+      <w:pPr>
+        <w:pStyle w:val="Normal"/>
+        <w:rPr>
+          <w:highlight w:val="none"/>
+          <w:shd w:fill="auto" w:val="clear"/>
+        </w:rPr>
+      </w:pPr>
+      <w:r>
+        <w:rPr>
+          <w:shd w:fill="auto" w:val="clear"/>
+        </w:rPr>
+      </w:r>
+    </w:p>
+    <w:p>
+      <w:pPr>
+        <w:pStyle w:val="Normal"/>
+        <w:rPr>
+          <w:highlight w:val="none"/>
+          <w:shd w:fill="auto" w:val="clear"/>
+        </w:rPr>
+      </w:pPr>
+      <w:r>
+        <w:rPr>
+          <w:shd w:fill="auto" w:val="clear"/>
+        </w:rPr>
+        <w:t>el paràmetre β pot penalitzar excessivament el manteniment de posicions</w:t>
+      </w:r>
+    </w:p>
+    <w:p>
+      <w:pPr>
+        <w:pStyle w:val="Normal"/>
+        <w:rPr>
+          <w:highlight w:val="none"/>
+          <w:shd w:fill="auto" w:val="clear"/>
+        </w:rPr>
+      </w:pPr>
+      <w:r>
+        <w:rPr>
+          <w:shd w:fill="auto" w:val="clear"/>
+        </w:rPr>
+        <w:t>la penalització constant pot incentivar operacions no justificades</w:t>
+      </w:r>
+    </w:p>
+    <w:p>
+      <w:pPr>
+        <w:pStyle w:val="Normal"/>
+        <w:rPr>
+          <w:highlight w:val="none"/>
+          <w:shd w:fill="auto" w:val="clear"/>
+        </w:rPr>
+      </w:pPr>
+      <w:r>
+        <w:rPr>
+          <w:shd w:fill="auto" w:val="clear"/>
+        </w:rPr>
+        <w:t>no es consideren costos de transacció realistes</w:t>
+      </w:r>
+    </w:p>
+    <w:p>
+      <w:pPr>
+        <w:pStyle w:val="Normal"/>
+        <w:rPr>
+          <w:highlight w:val="none"/>
+          <w:shd w:fill="auto" w:val="clear"/>
+        </w:rPr>
+      </w:pPr>
+      <w:r>
+        <w:rPr>
+          <w:shd w:fill="auto" w:val="clear"/>
+        </w:rPr>
+        <w:t>l’estratègia no incorpora mecanismes de filtratge de soroll de mercat</w:t>
+      </w:r>
+    </w:p>
+    <w:p>
+      <w:pPr>
+        <w:pStyle w:val="Normal"/>
+        <w:rPr>
+          <w:highlight w:val="none"/>
+          <w:shd w:fill="auto" w:val="clear"/>
+        </w:rPr>
+      </w:pPr>
+      <w:r>
+        <w:rPr>
+          <w:shd w:fill="auto" w:val="clear"/>
+        </w:rPr>
+      </w:r>
+    </w:p>
+    <w:p>
+      <w:pPr>
+        <w:pStyle w:val="Heading3"/>
+        <w:rPr/>
+      </w:pPr>
+      <w:r>
+        <w:rPr/>
+        <w:t>4.6.6 Conclusions</w:t>
+      </w:r>
+    </w:p>
+    <w:p>
+      <w:pPr>
+        <w:pStyle w:val="Normal"/>
+        <w:rPr>
+          <w:highlight w:val="none"/>
+          <w:shd w:fill="auto" w:val="clear"/>
+        </w:rPr>
+      </w:pPr>
+      <w:r>
+        <w:rPr>
+          <w:shd w:fill="auto" w:val="clear"/>
+        </w:rPr>
+      </w:r>
+    </w:p>
+    <w:p>
+      <w:pPr>
+        <w:pStyle w:val="Normal"/>
+        <w:rPr>
+          <w:highlight w:val="none"/>
+          <w:shd w:fill="auto" w:val="clear"/>
+        </w:rPr>
+      </w:pPr>
+      <w:r>
+        <w:rPr>
+          <w:shd w:fill="auto" w:val="clear"/>
+        </w:rPr>
+        <w:t>Aquest experiment demostra que:</w:t>
+      </w:r>
+    </w:p>
+    <w:p>
+      <w:pPr>
+        <w:pStyle w:val="Normal"/>
+        <w:rPr>
+          <w:highlight w:val="none"/>
+          <w:shd w:fill="auto" w:val="clear"/>
+        </w:rPr>
+      </w:pPr>
+      <w:r>
+        <w:rPr>
+          <w:shd w:fill="auto" w:val="clear"/>
+        </w:rPr>
+      </w:r>
+    </w:p>
+    <w:p>
+      <w:pPr>
+        <w:pStyle w:val="Normal"/>
+        <w:rPr>
+          <w:highlight w:val="none"/>
+          <w:shd w:fill="auto" w:val="clear"/>
+        </w:rPr>
+      </w:pPr>
+      <w:r>
+        <w:rPr>
+          <w:shd w:fill="auto" w:val="clear"/>
+        </w:rPr>
+        <w:t>és possible eliminar completament les polítiques trivials mitjançant penalitzacions</w:t>
+      </w:r>
+    </w:p>
+    <w:p>
+      <w:pPr>
+        <w:pStyle w:val="Normal"/>
+        <w:rPr>
+          <w:highlight w:val="none"/>
+          <w:shd w:fill="auto" w:val="clear"/>
+        </w:rPr>
+      </w:pPr>
+      <w:r>
+        <w:rPr>
+          <w:shd w:fill="auto" w:val="clear"/>
+        </w:rPr>
+        <w:t>la modificació de la funció de recompensa altera profundament el comportament de l’agent</w:t>
+      </w:r>
+    </w:p>
+    <w:p>
+      <w:pPr>
+        <w:pStyle w:val="Normal"/>
+        <w:rPr>
+          <w:highlight w:val="none"/>
+          <w:shd w:fill="auto" w:val="clear"/>
+        </w:rPr>
+      </w:pPr>
+      <w:r>
+        <w:rPr>
+          <w:shd w:fill="auto" w:val="clear"/>
+        </w:rPr>
+        <w:t>un augment de l’activitat no implica necessàriament una millora en el rendiment</w:t>
+      </w:r>
+    </w:p>
+    <w:p>
+      <w:pPr>
+        <w:pStyle w:val="Normal"/>
+        <w:rPr>
+          <w:highlight w:val="none"/>
+          <w:shd w:fill="auto" w:val="clear"/>
+        </w:rPr>
+      </w:pPr>
+      <w:r>
+        <w:rPr>
+          <w:shd w:fill="auto" w:val="clear"/>
+        </w:rPr>
+      </w:r>
+    </w:p>
+    <w:p>
+      <w:pPr>
+        <w:pStyle w:val="Normal"/>
+        <w:rPr>
+          <w:highlight w:val="none"/>
+          <w:shd w:fill="auto" w:val="clear"/>
+        </w:rPr>
+      </w:pPr>
+      <w:r>
+        <w:rPr>
+          <w:shd w:fill="auto" w:val="clear"/>
+        </w:rPr>
+        <w:t>En conjunt, els resultats indiquen que:</w:t>
+      </w:r>
+    </w:p>
+    <w:p>
+      <w:pPr>
+        <w:pStyle w:val="Normal"/>
+        <w:rPr>
+          <w:highlight w:val="none"/>
+          <w:shd w:fill="auto" w:val="clear"/>
+        </w:rPr>
+      </w:pPr>
+      <w:r>
+        <w:rPr>
+          <w:shd w:fill="auto" w:val="clear"/>
+        </w:rPr>
+      </w:r>
+    </w:p>
+    <w:p>
+      <w:pPr>
+        <w:pStyle w:val="Normal"/>
+        <w:rPr>
+          <w:highlight w:val="none"/>
+          <w:shd w:fill="auto" w:val="clear"/>
+        </w:rPr>
+      </w:pPr>
+      <w:r>
+        <w:rPr>
+          <w:shd w:fill="auto" w:val="clear"/>
+        </w:rPr>
+        <w:t>existeix un equilibri delicat entre activitat i rendibilitat</w:t>
+      </w:r>
+    </w:p>
+    <w:p>
+      <w:pPr>
+        <w:pStyle w:val="Normal"/>
+        <w:rPr>
+          <w:highlight w:val="none"/>
+          <w:shd w:fill="auto" w:val="clear"/>
+        </w:rPr>
+      </w:pPr>
+      <w:r>
+        <w:rPr>
+          <w:shd w:fill="auto" w:val="clear"/>
+        </w:rPr>
+        <w:t>la definició de la funció de recompensa és clau per obtenir estratègies efectives</w:t>
+      </w:r>
+    </w:p>
+    <w:p>
+      <w:pPr>
+        <w:pStyle w:val="Normal"/>
+        <w:rPr>
+          <w:highlight w:val="none"/>
+          <w:shd w:fill="auto" w:val="clear"/>
+        </w:rPr>
+      </w:pPr>
+      <w:r>
+        <w:rPr>
+          <w:shd w:fill="auto" w:val="clear"/>
+        </w:rPr>
+        <w:t>la informació exògena pot ajudar, però no és suficient per si sola</w:t>
+      </w:r>
+    </w:p>
+    <w:p>
+      <w:pPr>
+        <w:pStyle w:val="Normal"/>
+        <w:rPr>
+          <w:highlight w:val="none"/>
+          <w:shd w:fill="auto" w:val="clear"/>
+        </w:rPr>
+      </w:pPr>
+      <w:r>
+        <w:rPr>
+          <w:shd w:fill="auto" w:val="clear"/>
+        </w:rPr>
+      </w:r>
+    </w:p>
+    <w:p>
+      <w:pPr>
+        <w:pStyle w:val="Normal"/>
+        <w:rPr>
+          <w:highlight w:val="none"/>
+          <w:shd w:fill="auto" w:val="clear"/>
+        </w:rPr>
+      </w:pPr>
+      <w:r>
+        <w:rPr>
+          <w:shd w:fill="auto" w:val="clear"/>
+        </w:rPr>
+      </w:r>
+    </w:p>
+    <w:p>
+      <w:pPr>
+        <w:pStyle w:val="Normal"/>
+        <w:rPr>
+          <w:highlight w:val="none"/>
+          <w:shd w:fill="auto" w:val="clear"/>
+        </w:rPr>
+      </w:pPr>
+      <w:r>
+        <w:rPr>
+          <w:shd w:fill="auto" w:val="clear"/>
+        </w:rPr>
+      </w:r>
+    </w:p>
+    <w:p>
+      <w:pPr>
+        <w:pStyle w:val="Normal"/>
+        <w:rPr>
+          <w:highlight w:val="none"/>
+          <w:shd w:fill="auto" w:val="clear"/>
+        </w:rPr>
+      </w:pPr>
+      <w:r>
+        <w:rPr>
+          <w:shd w:fill="auto" w:val="clear"/>
+        </w:rPr>
+      </w:r>
+    </w:p>
+    <w:p>
+      <w:pPr>
+        <w:pStyle w:val="Heading2"/>
+        <w:rPr/>
+      </w:pPr>
+      <w:r>
+        <w:rPr/>
         <w:t>4.</w:t>
       </w:r>
       <w:r>
         <w:rPr/>
-        <w:t>5</w:t>
+        <w:t>7</w:t>
+      </w:r>
+      <w:r>
+        <w:rPr/>
+        <w:t xml:space="preserve"> Resultats de l’experiment amb GLD i USO</w:t>
+      </w:r>
+    </w:p>
+    <w:p>
+      <w:pPr>
+        <w:pStyle w:val="Heading3"/>
+        <w:rPr/>
+      </w:pPr>
+      <w:r>
+        <w:rPr/>
+        <w:t>4.</w:t>
+      </w:r>
+      <w:r>
+        <w:rPr/>
+        <w:t>7</w:t>
+      </w:r>
+      <w:r>
+        <w:rPr/>
+        <w:t>.1 Comportament dels agents</w:t>
+      </w:r>
+    </w:p>
+    <w:p>
+      <w:pPr>
+        <w:pStyle w:val="Normal"/>
+        <w:rPr>
+          <w:highlight w:val="none"/>
+          <w:shd w:fill="auto" w:val="clear"/>
+        </w:rPr>
+      </w:pPr>
+      <w:r>
+        <w:rPr>
+          <w:shd w:fill="auto" w:val="clear"/>
+        </w:rPr>
+      </w:r>
+    </w:p>
+    <w:p>
+      <w:pPr>
+        <w:pStyle w:val="Normal"/>
+        <w:rPr>
+          <w:highlight w:val="none"/>
+          <w:shd w:fill="auto" w:val="clear"/>
+        </w:rPr>
+      </w:pPr>
+      <w:r>
+        <w:rPr>
+          <w:shd w:fill="auto" w:val="clear"/>
+        </w:rPr>
+        <w:t>Els resultats mostren que tots els models adopten un comportament actiu, alternant constantment entre posicions llargues i curtes.</w:t>
+      </w:r>
+    </w:p>
+    <w:p>
+      <w:pPr>
+        <w:pStyle w:val="Normal"/>
+        <w:rPr>
+          <w:highlight w:val="none"/>
+          <w:shd w:fill="auto" w:val="clear"/>
+        </w:rPr>
+      </w:pPr>
+      <w:r>
+        <w:rPr>
+          <w:shd w:fill="auto" w:val="clear"/>
+        </w:rPr>
+      </w:r>
+    </w:p>
+    <w:p>
+      <w:pPr>
+        <w:pStyle w:val="Normal"/>
+        <w:rPr>
+          <w:highlight w:val="none"/>
+          <w:shd w:fill="auto" w:val="clear"/>
+        </w:rPr>
+      </w:pPr>
+      <w:r>
+        <w:rPr>
+          <w:shd w:fill="auto" w:val="clear"/>
+        </w:rPr>
+        <w:t>No obstant això, s’observen diferències rellevants:</w:t>
+      </w:r>
+    </w:p>
+    <w:p>
+      <w:pPr>
+        <w:pStyle w:val="Normal"/>
+        <w:rPr>
+          <w:highlight w:val="none"/>
+          <w:shd w:fill="auto" w:val="clear"/>
+        </w:rPr>
+      </w:pPr>
+      <w:r>
+        <w:rPr>
+          <w:shd w:fill="auto" w:val="clear"/>
+        </w:rPr>
+      </w:r>
+    </w:p>
+    <w:p>
+      <w:pPr>
+        <w:pStyle w:val="Normal"/>
+        <w:rPr>
+          <w:highlight w:val="none"/>
+          <w:shd w:fill="auto" w:val="clear"/>
+        </w:rPr>
+      </w:pPr>
+      <w:r>
+        <w:rPr>
+          <w:shd w:fill="auto" w:val="clear"/>
+        </w:rPr>
+        <w:t>BTC:</w:t>
+      </w:r>
+    </w:p>
+    <w:p>
+      <w:pPr>
+        <w:pStyle w:val="Normal"/>
+        <w:rPr>
+          <w:highlight w:val="none"/>
+          <w:shd w:fill="auto" w:val="clear"/>
+        </w:rPr>
+      </w:pPr>
+      <w:r>
+        <w:rPr>
+          <w:shd w:fill="auto" w:val="clear"/>
+        </w:rPr>
+        <w:t>alterna entre posicions llargues i curtes en cada pas temporal</w:t>
+      </w:r>
+    </w:p>
+    <w:p>
+      <w:pPr>
+        <w:pStyle w:val="Normal"/>
+        <w:rPr>
+          <w:highlight w:val="none"/>
+          <w:shd w:fill="auto" w:val="clear"/>
+        </w:rPr>
+      </w:pPr>
+      <w:r>
+        <w:rPr>
+          <w:shd w:fill="auto" w:val="clear"/>
+        </w:rPr>
+        <w:t>BTC+GLD:</w:t>
+      </w:r>
+    </w:p>
+    <w:p>
+      <w:pPr>
+        <w:pStyle w:val="Normal"/>
+        <w:rPr>
+          <w:highlight w:val="none"/>
+          <w:shd w:fill="auto" w:val="clear"/>
+        </w:rPr>
+      </w:pPr>
+      <w:r>
+        <w:rPr>
+          <w:shd w:fill="auto" w:val="clear"/>
+        </w:rPr>
+        <w:t>manté un comportament similar però amb una política lleugerament diferent</w:t>
+      </w:r>
+    </w:p>
+    <w:p>
+      <w:pPr>
+        <w:pStyle w:val="Normal"/>
+        <w:rPr>
+          <w:highlight w:val="none"/>
+          <w:shd w:fill="auto" w:val="clear"/>
+        </w:rPr>
+      </w:pPr>
+      <w:r>
+        <w:rPr>
+          <w:shd w:fill="auto" w:val="clear"/>
+        </w:rPr>
+        <w:t>BTC+GLD+USO:</w:t>
+      </w:r>
+    </w:p>
+    <w:p>
+      <w:pPr>
+        <w:pStyle w:val="Normal"/>
+        <w:rPr>
+          <w:highlight w:val="none"/>
+          <w:shd w:fill="auto" w:val="clear"/>
+        </w:rPr>
+      </w:pPr>
+      <w:r>
+        <w:rPr>
+          <w:shd w:fill="auto" w:val="clear"/>
+        </w:rPr>
+        <w:t>presenta exactament el mateix comportament que el model BTC</w:t>
+      </w:r>
+    </w:p>
+    <w:p>
+      <w:pPr>
+        <w:pStyle w:val="Normal"/>
+        <w:rPr>
+          <w:highlight w:val="none"/>
+          <w:shd w:fill="auto" w:val="clear"/>
+        </w:rPr>
+      </w:pPr>
+      <w:r>
+        <w:rPr>
+          <w:shd w:fill="auto" w:val="clear"/>
+        </w:rPr>
+      </w:r>
+    </w:p>
+    <w:p>
+      <w:pPr>
+        <w:pStyle w:val="Normal"/>
+        <w:rPr>
+          <w:highlight w:val="none"/>
+          <w:shd w:fill="auto" w:val="clear"/>
+        </w:rPr>
+      </w:pPr>
+      <w:r>
+        <w:rPr>
+          <w:shd w:fill="auto" w:val="clear"/>
+        </w:rPr>
+        <w:t>Aquest fet indica que la informació addicional del petroli no altera la política apresa.</w:t>
+      </w:r>
+    </w:p>
+    <w:p>
+      <w:pPr>
+        <w:pStyle w:val="Normal"/>
+        <w:rPr>
+          <w:highlight w:val="none"/>
+          <w:shd w:fill="auto" w:val="clear"/>
+        </w:rPr>
+      </w:pPr>
+      <w:r>
+        <w:rPr>
+          <w:shd w:fill="auto" w:val="clear"/>
+        </w:rPr>
+      </w:r>
+    </w:p>
+    <w:p>
+      <w:pPr>
+        <w:pStyle w:val="Heading3"/>
+        <w:rPr/>
+      </w:pPr>
+      <w:r>
+        <w:rPr/>
+        <w:t>4.</w:t>
+      </w:r>
+      <w:r>
+        <w:rPr/>
+        <w:t>7</w:t>
+      </w:r>
+      <w:r>
+        <w:rPr/>
+        <w:t>.2 Resultats quantitatius</w:t>
+      </w:r>
+    </w:p>
+    <w:p>
+      <w:pPr>
+        <w:pStyle w:val="Normal"/>
+        <w:rPr>
+          <w:highlight w:val="none"/>
+          <w:shd w:fill="auto" w:val="clear"/>
+        </w:rPr>
+      </w:pPr>
+      <w:r>
+        <w:rPr>
+          <w:shd w:fill="auto" w:val="clear"/>
+        </w:rPr>
+      </w:r>
+    </w:p>
+    <w:p>
+      <w:pPr>
+        <w:pStyle w:val="Normal"/>
+        <w:rPr>
+          <w:highlight w:val="none"/>
+          <w:shd w:fill="auto" w:val="clear"/>
+        </w:rPr>
+      </w:pPr>
+      <w:r>
+        <w:rPr>
+          <w:shd w:fill="auto" w:val="clear"/>
+        </w:rPr>
+        <w:t>Les mètriques obtingudes mostren:</w:t>
+      </w:r>
+    </w:p>
+    <w:p>
+      <w:pPr>
+        <w:pStyle w:val="Normal"/>
+        <w:rPr>
+          <w:highlight w:val="none"/>
+          <w:shd w:fill="auto" w:val="clear"/>
+        </w:rPr>
+      </w:pPr>
+      <w:r>
+        <w:rPr>
+          <w:shd w:fill="auto" w:val="clear"/>
+        </w:rPr>
+      </w:r>
+    </w:p>
+    <w:p>
+      <w:pPr>
+        <w:pStyle w:val="Normal"/>
+        <w:rPr>
+          <w:highlight w:val="none"/>
+          <w:shd w:fill="auto" w:val="clear"/>
+        </w:rPr>
+      </w:pPr>
+      <w:r>
+        <w:rPr>
+          <w:shd w:fill="auto" w:val="clear"/>
+        </w:rPr>
+        <w:t>una millora clara del model BTC+GLD respecte a BTC</w:t>
+      </w:r>
+    </w:p>
+    <w:p>
+      <w:pPr>
+        <w:pStyle w:val="Normal"/>
+        <w:rPr>
+          <w:highlight w:val="none"/>
+          <w:shd w:fill="auto" w:val="clear"/>
+        </w:rPr>
+      </w:pPr>
+      <w:r>
+        <w:rPr>
+          <w:shd w:fill="auto" w:val="clear"/>
+        </w:rPr>
+        <w:t>una equivalència exacta entre BTC i BTC+GLD+USO</w:t>
+      </w:r>
+    </w:p>
+    <w:p>
+      <w:pPr>
+        <w:pStyle w:val="Normal"/>
+        <w:rPr>
+          <w:highlight w:val="none"/>
+          <w:shd w:fill="auto" w:val="clear"/>
+        </w:rPr>
+      </w:pPr>
+      <w:r>
+        <w:rPr>
+          <w:shd w:fill="auto" w:val="clear"/>
+        </w:rPr>
+      </w:r>
+    </w:p>
+    <w:p>
+      <w:pPr>
+        <w:pStyle w:val="Normal"/>
+        <w:rPr>
+          <w:highlight w:val="none"/>
+          <w:shd w:fill="auto" w:val="clear"/>
+        </w:rPr>
+      </w:pPr>
+      <w:r>
+        <w:rPr>
+          <w:shd w:fill="auto" w:val="clear"/>
+        </w:rPr>
+        <w:t>Això implica que el model amb petroli no aporta cap benefici en termes de rendiment.</w:t>
+      </w:r>
+    </w:p>
+    <w:p>
+      <w:pPr>
+        <w:pStyle w:val="Normal"/>
+        <w:rPr>
+          <w:highlight w:val="none"/>
+          <w:shd w:fill="auto" w:val="clear"/>
+        </w:rPr>
+      </w:pPr>
+      <w:r>
+        <w:rPr>
+          <w:shd w:fill="auto" w:val="clear"/>
+        </w:rPr>
+      </w:r>
+    </w:p>
+    <w:p>
+      <w:pPr>
+        <w:pStyle w:val="Heading3"/>
+        <w:rPr/>
+      </w:pPr>
+      <w:r>
+        <w:rPr/>
+        <w:t>4.</w:t>
+      </w:r>
+      <w:r>
+        <w:rPr/>
+        <w:t>7</w:t>
+      </w:r>
+      <w:r>
+        <w:rPr/>
+        <w:t>.3 Anàlisi de la corba d’equity</w:t>
+      </w:r>
+    </w:p>
+    <w:p>
+      <w:pPr>
+        <w:pStyle w:val="Normal"/>
+        <w:rPr>
+          <w:highlight w:val="none"/>
+          <w:shd w:fill="auto" w:val="clear"/>
+        </w:rPr>
+      </w:pPr>
+      <w:r>
+        <w:rPr>
+          <w:shd w:fill="auto" w:val="clear"/>
+        </w:rPr>
+        <w:t>L’anàlisi de les corbes d’equity mostra:</w:t>
+      </w:r>
+    </w:p>
+    <w:p>
+      <w:pPr>
+        <w:pStyle w:val="Normal"/>
+        <w:rPr>
+          <w:highlight w:val="none"/>
+          <w:shd w:fill="auto" w:val="clear"/>
+        </w:rPr>
+      </w:pPr>
+      <w:r>
+        <w:rPr>
+          <w:shd w:fill="auto" w:val="clear"/>
+        </w:rPr>
+      </w:r>
+    </w:p>
+    <w:p>
+      <w:pPr>
+        <w:pStyle w:val="Normal"/>
+        <w:rPr>
+          <w:highlight w:val="none"/>
+          <w:shd w:fill="auto" w:val="clear"/>
+        </w:rPr>
+      </w:pPr>
+      <w:r>
+        <w:rPr>
+          <w:shd w:fill="auto" w:val="clear"/>
+        </w:rPr>
+        <w:drawing>
+          <wp:anchor behindDoc="0" distT="0" distB="0" distL="0" distR="0" simplePos="0" locked="0" layoutInCell="0" allowOverlap="1" relativeHeight="82">
+            <wp:simplePos x="0" y="0"/>
+            <wp:positionH relativeFrom="column">
+              <wp:align>center</wp:align>
+            </wp:positionH>
+            <wp:positionV relativeFrom="paragraph">
+              <wp:posOffset>635</wp:posOffset>
+            </wp:positionV>
+            <wp:extent cx="5670550" cy="2504440"/>
+            <wp:effectExtent l="0" t="0" r="0" b="0"/>
+            <wp:wrapSquare wrapText="largest"/>
+            <wp:docPr id="17" name="Imagen12" descr=""/>
+            <wp:cNvGraphicFramePr>
+              <a:graphicFrameLocks xmlns:a="http://schemas.openxmlformats.org/drawingml/2006/main" noChangeAspect="1"/>
+            </wp:cNvGraphicFramePr>
+            <a:graphic xmlns:a="http://schemas.openxmlformats.org/drawingml/2006/main">
+              <a:graphicData uri="http://schemas.openxmlformats.org/drawingml/2006/picture">
+                <pic:pic xmlns:pic="http://schemas.openxmlformats.org/drawingml/2006/picture">
+                  <pic:nvPicPr>
+                    <pic:cNvPr id="17" name="Imagen12" descr=""/>
+                    <pic:cNvPicPr>
+                      <a:picLocks noChangeAspect="1" noChangeArrowheads="1"/>
+                    </pic:cNvPicPr>
+                  </pic:nvPicPr>
+                  <pic:blipFill>
+                    <a:blip r:embed="rId38"/>
+                    <a:stretch>
+                      <a:fillRect/>
+                    </a:stretch>
+                  </pic:blipFill>
+                  <pic:spPr bwMode="auto">
+                    <a:xfrm>
+                      <a:off x="0" y="0"/>
+                      <a:ext cx="5670550" cy="2504440"/>
+                    </a:xfrm>
+                    <a:prstGeom prst="rect">
+                      <a:avLst/>
+                    </a:prstGeom>
+                    <a:noFill/>
+                  </pic:spPr>
+                </pic:pic>
+              </a:graphicData>
+            </a:graphic>
+          </wp:anchor>
+        </w:drawing>
+      </w:r>
+    </w:p>
+    <w:p>
+      <w:pPr>
+        <w:pStyle w:val="Normal"/>
+        <w:rPr>
+          <w:highlight w:val="none"/>
+          <w:shd w:fill="auto" w:val="clear"/>
+        </w:rPr>
+      </w:pPr>
+      <w:r>
+        <w:rPr>
+          <w:shd w:fill="auto" w:val="clear"/>
+        </w:rPr>
+      </w:r>
+    </w:p>
+    <w:p>
+      <w:pPr>
+        <w:pStyle w:val="Normal"/>
+        <w:rPr>
+          <w:highlight w:val="none"/>
+          <w:shd w:fill="auto" w:val="clear"/>
+        </w:rPr>
+      </w:pPr>
+      <w:r>
+        <w:rPr>
+          <w:shd w:fill="auto" w:val="clear"/>
+        </w:rPr>
+        <w:t>una trajectòria descendent en tots els casos</w:t>
+      </w:r>
+    </w:p>
+    <w:p>
+      <w:pPr>
+        <w:pStyle w:val="Normal"/>
+        <w:rPr>
+          <w:highlight w:val="none"/>
+          <w:shd w:fill="auto" w:val="clear"/>
+        </w:rPr>
+      </w:pPr>
+      <w:r>
+        <w:rPr>
+          <w:shd w:fill="auto" w:val="clear"/>
+        </w:rPr>
+        <w:t>una millora relativa en el model BTC+GLD</w:t>
+      </w:r>
+    </w:p>
+    <w:p>
+      <w:pPr>
+        <w:pStyle w:val="Normal"/>
+        <w:rPr>
+          <w:highlight w:val="none"/>
+          <w:shd w:fill="auto" w:val="clear"/>
+        </w:rPr>
+      </w:pPr>
+      <w:r>
+        <w:rPr>
+          <w:shd w:fill="auto" w:val="clear"/>
+        </w:rPr>
+        <w:t>una coincidència total entre BTC i BTC+GLD+USO</w:t>
+      </w:r>
+    </w:p>
+    <w:p>
+      <w:pPr>
+        <w:pStyle w:val="Normal"/>
+        <w:rPr>
+          <w:highlight w:val="none"/>
+          <w:shd w:fill="auto" w:val="clear"/>
+        </w:rPr>
+      </w:pPr>
+      <w:r>
+        <w:rPr>
+          <w:shd w:fill="auto" w:val="clear"/>
+        </w:rPr>
+      </w:r>
+    </w:p>
+    <w:p>
+      <w:pPr>
+        <w:pStyle w:val="Normal"/>
+        <w:rPr>
+          <w:highlight w:val="none"/>
+          <w:shd w:fill="auto" w:val="clear"/>
+        </w:rPr>
+      </w:pPr>
+      <w:r>
+        <w:rPr>
+          <w:shd w:fill="auto" w:val="clear"/>
+        </w:rPr>
+        <w:t>Les corbes de BTC i BTC+GLD+USO se superposen completament, indicant que ambdós models generen exactament la mateixa seqüència de decisions.</w:t>
+      </w:r>
+    </w:p>
+    <w:p>
+      <w:pPr>
+        <w:pStyle w:val="Normal"/>
+        <w:rPr>
+          <w:highlight w:val="none"/>
+          <w:shd w:fill="auto" w:val="clear"/>
+        </w:rPr>
+      </w:pPr>
+      <w:r>
+        <w:rPr>
+          <w:shd w:fill="auto" w:val="clear"/>
+        </w:rPr>
+      </w:r>
+    </w:p>
+    <w:p>
+      <w:pPr>
+        <w:pStyle w:val="Heading3"/>
+        <w:rPr/>
+      </w:pPr>
+      <w:r>
+        <w:rPr/>
+        <w:t>4.</w:t>
+      </w:r>
+      <w:r>
+        <w:rPr/>
+        <w:t>7</w:t>
       </w:r>
       <w:r>
         <w:rPr/>
@@ -17330,139 +22492,153 @@
         <w:rPr>
           <w:shd w:fill="auto" w:val="clear"/>
         </w:rPr>
-        <w:t>Els resultats mostren que:</w:t>
-      </w:r>
-    </w:p>
-    <w:p>
-      <w:pPr>
-        <w:pStyle w:val="Normal"/>
-        <w:rPr>
-          <w:highlight w:val="none"/>
-          <w:shd w:fill="auto" w:val="clear"/>
-        </w:rPr>
-      </w:pPr>
-      <w:r>
-        <w:rPr>
-          <w:shd w:fill="auto" w:val="clear"/>
-        </w:rPr>
-      </w:r>
-    </w:p>
-    <w:p>
-      <w:pPr>
-        <w:pStyle w:val="Normal"/>
-        <w:rPr>
-          <w:highlight w:val="none"/>
-          <w:shd w:fill="auto" w:val="clear"/>
-        </w:rPr>
-      </w:pPr>
-      <w:r>
-        <w:rPr>
-          <w:shd w:fill="auto" w:val="clear"/>
-        </w:rPr>
-        <w:t>la informació de GLD altera el comportament de l’agent</w:t>
-      </w:r>
-    </w:p>
-    <w:p>
-      <w:pPr>
-        <w:pStyle w:val="Normal"/>
-        <w:rPr>
-          <w:highlight w:val="none"/>
-          <w:shd w:fill="auto" w:val="clear"/>
-        </w:rPr>
-      </w:pPr>
-      <w:r>
-        <w:rPr>
-          <w:shd w:fill="auto" w:val="clear"/>
-        </w:rPr>
-        <w:t>l’agent passa d’una política passiva a una d’activa</w:t>
-      </w:r>
-    </w:p>
-    <w:p>
-      <w:pPr>
-        <w:pStyle w:val="Normal"/>
-        <w:rPr>
-          <w:highlight w:val="none"/>
-          <w:shd w:fill="auto" w:val="clear"/>
-        </w:rPr>
-      </w:pPr>
-      <w:r>
-        <w:rPr>
-          <w:shd w:fill="auto" w:val="clear"/>
-        </w:rPr>
-        <w:t>no obstant això, aquesta activitat no es tradueix en millor rendiment</w:t>
-      </w:r>
-    </w:p>
-    <w:p>
-      <w:pPr>
-        <w:pStyle w:val="Normal"/>
-        <w:rPr>
-          <w:highlight w:val="none"/>
-          <w:shd w:fill="auto" w:val="clear"/>
-        </w:rPr>
-      </w:pPr>
-      <w:r>
-        <w:rPr>
-          <w:shd w:fill="auto" w:val="clear"/>
-        </w:rPr>
-      </w:r>
-    </w:p>
-    <w:p>
-      <w:pPr>
-        <w:pStyle w:val="Normal"/>
-        <w:rPr>
-          <w:highlight w:val="none"/>
-          <w:shd w:fill="auto" w:val="clear"/>
-        </w:rPr>
-      </w:pPr>
-      <w:r>
-        <w:rPr>
-          <w:shd w:fill="auto" w:val="clear"/>
-        </w:rPr>
-        <w:t>Això suggereix que:</w:t>
-      </w:r>
-    </w:p>
-    <w:p>
-      <w:pPr>
-        <w:pStyle w:val="Normal"/>
-        <w:rPr>
-          <w:highlight w:val="none"/>
-          <w:shd w:fill="auto" w:val="clear"/>
-        </w:rPr>
-      </w:pPr>
-      <w:r>
-        <w:rPr>
-          <w:shd w:fill="auto" w:val="clear"/>
-        </w:rPr>
-      </w:r>
-    </w:p>
-    <w:p>
-      <w:pPr>
-        <w:pStyle w:val="Normal"/>
-        <w:rPr>
-          <w:highlight w:val="none"/>
-          <w:shd w:fill="auto" w:val="clear"/>
-        </w:rPr>
-      </w:pPr>
-      <w:r>
-        <w:rPr>
-          <w:shd w:fill="auto" w:val="clear"/>
-        </w:rPr>
-        <w:t>la informació exògena pot influir en la presa de decisions</w:t>
-      </w:r>
-    </w:p>
-    <w:p>
-      <w:pPr>
-        <w:pStyle w:val="Normal"/>
-        <w:rPr>
-          <w:highlight w:val="none"/>
-          <w:shd w:fill="auto" w:val="clear"/>
-        </w:rPr>
-      </w:pPr>
-      <w:r>
-        <w:rPr>
-          <w:shd w:fill="auto" w:val="clear"/>
-        </w:rPr>
-        <w:t>però no garanteix una millora en termes de rendibilitat</w:t>
+        <w:t>Els resultats indiquen que:</w:t>
+      </w:r>
+    </w:p>
+    <w:p>
+      <w:pPr>
+        <w:pStyle w:val="Normal"/>
+        <w:rPr>
+          <w:highlight w:val="none"/>
+          <w:shd w:fill="auto" w:val="clear"/>
+        </w:rPr>
+      </w:pPr>
+      <w:r>
+        <w:rPr>
+          <w:shd w:fill="auto" w:val="clear"/>
+        </w:rPr>
+      </w:r>
+    </w:p>
+    <w:p>
+      <w:pPr>
+        <w:pStyle w:val="Normal"/>
+        <w:rPr>
+          <w:highlight w:val="none"/>
+          <w:shd w:fill="auto" w:val="clear"/>
+        </w:rPr>
+      </w:pPr>
+      <w:r>
+        <w:rPr>
+          <w:shd w:fill="auto" w:val="clear"/>
+        </w:rPr>
+        <w:t>la incorporació de GLD aporta informació rellevant</w:t>
+      </w:r>
+    </w:p>
+    <w:p>
+      <w:pPr>
+        <w:pStyle w:val="Normal"/>
+        <w:rPr>
+          <w:highlight w:val="none"/>
+          <w:shd w:fill="auto" w:val="clear"/>
+        </w:rPr>
+      </w:pPr>
+      <w:r>
+        <w:rPr>
+          <w:shd w:fill="auto" w:val="clear"/>
+        </w:rPr>
+        <w:t>la incorporació de USO no modifica el comportament del model</w:t>
+      </w:r>
+    </w:p>
+    <w:p>
+      <w:pPr>
+        <w:pStyle w:val="Normal"/>
+        <w:rPr>
+          <w:highlight w:val="none"/>
+          <w:shd w:fill="auto" w:val="clear"/>
+        </w:rPr>
+      </w:pPr>
+      <w:r>
+        <w:rPr>
+          <w:shd w:fill="auto" w:val="clear"/>
+        </w:rPr>
+      </w:r>
+    </w:p>
+    <w:p>
+      <w:pPr>
+        <w:pStyle w:val="Normal"/>
+        <w:rPr>
+          <w:highlight w:val="none"/>
+          <w:shd w:fill="auto" w:val="clear"/>
+        </w:rPr>
+      </w:pPr>
+      <w:r>
+        <w:rPr>
+          <w:shd w:fill="auto" w:val="clear"/>
+        </w:rPr>
+        <w:t>En particular:</w:t>
+      </w:r>
+    </w:p>
+    <w:p>
+      <w:pPr>
+        <w:pStyle w:val="Normal"/>
+        <w:rPr>
+          <w:highlight w:val="none"/>
+          <w:shd w:fill="auto" w:val="clear"/>
+        </w:rPr>
+      </w:pPr>
+      <w:r>
+        <w:rPr>
+          <w:shd w:fill="auto" w:val="clear"/>
+        </w:rPr>
+      </w:r>
+    </w:p>
+    <w:p>
+      <w:pPr>
+        <w:pStyle w:val="Normal"/>
+        <w:rPr>
+          <w:highlight w:val="none"/>
+          <w:shd w:fill="auto" w:val="clear"/>
+        </w:rPr>
+      </w:pPr>
+      <w:r>
+        <w:rPr>
+          <w:shd w:fill="auto" w:val="clear"/>
+        </w:rPr>
+        <w:t>el model BTC+GLD+USO convergeix a la mateixa política que BTC</w:t>
+      </w:r>
+    </w:p>
+    <w:p>
+      <w:pPr>
+        <w:pStyle w:val="Normal"/>
+        <w:rPr>
+          <w:highlight w:val="none"/>
+          <w:shd w:fill="auto" w:val="clear"/>
+        </w:rPr>
+      </w:pPr>
+      <w:r>
+        <w:rPr>
+          <w:shd w:fill="auto" w:val="clear"/>
+        </w:rPr>
+        <w:t>això suggereix que l’agent ignora completament les variables associades al petroli</w:t>
+      </w:r>
+    </w:p>
+    <w:p>
+      <w:pPr>
+        <w:pStyle w:val="Normal"/>
+        <w:rPr>
+          <w:highlight w:val="none"/>
+          <w:shd w:fill="auto" w:val="clear"/>
+        </w:rPr>
+      </w:pPr>
+      <w:r>
+        <w:rPr>
+          <w:shd w:fill="auto" w:val="clear"/>
+        </w:rPr>
+      </w:r>
+    </w:p>
+    <w:p>
+      <w:pPr>
+        <w:pStyle w:val="Normal"/>
+        <w:rPr>
+          <w:highlight w:val="none"/>
+          <w:shd w:fill="auto" w:val="clear"/>
+        </w:rPr>
+      </w:pPr>
+      <w:r>
+        <w:rPr>
+          <w:shd w:fill="auto" w:val="clear"/>
+        </w:rPr>
+        <w:t>Aquest comportament és coherent amb models d’aprenentatge automàtic, que poden descartar automàticament variables no informatives.</w:t>
       </w:r>
     </w:p>
     <w:p>
@@ -17490,7 +22666,7 @@
       </w:r>
       <w:r>
         <w:rPr/>
-        <w:t>5</w:t>
+        <w:t>7</w:t>
       </w:r>
       <w:r>
         <w:rPr/>
@@ -17523,66 +22699,66 @@
         <w:rPr>
           <w:shd w:fill="auto" w:val="clear"/>
         </w:rPr>
-        <w:t>Cal destacar algunes limitacions:</w:t>
-      </w:r>
-    </w:p>
-    <w:p>
-      <w:pPr>
-        <w:pStyle w:val="Normal"/>
-        <w:rPr>
-          <w:highlight w:val="none"/>
-          <w:shd w:fill="auto" w:val="clear"/>
-        </w:rPr>
-      </w:pPr>
-      <w:r>
-        <w:rPr>
-          <w:shd w:fill="auto" w:val="clear"/>
-        </w:rPr>
-      </w:r>
-    </w:p>
-    <w:p>
-      <w:pPr>
-        <w:pStyle w:val="Normal"/>
-        <w:rPr>
-          <w:highlight w:val="none"/>
-          <w:shd w:fill="auto" w:val="clear"/>
-        </w:rPr>
-      </w:pPr>
-      <w:r>
-        <w:rPr>
-          <w:shd w:fill="auto" w:val="clear"/>
-        </w:rPr>
-        <w:t>el paràmetre α pot penalitzar excessivament el risc</w:t>
-      </w:r>
-    </w:p>
-    <w:p>
-      <w:pPr>
-        <w:pStyle w:val="Normal"/>
-        <w:rPr>
-          <w:highlight w:val="none"/>
-          <w:shd w:fill="auto" w:val="clear"/>
-        </w:rPr>
-      </w:pPr>
-      <w:r>
-        <w:rPr>
-          <w:shd w:fill="auto" w:val="clear"/>
-        </w:rPr>
-        <w:t>la definició de la senyal (basada només en retorns recents) pot ser insuficient</w:t>
-      </w:r>
-    </w:p>
-    <w:p>
-      <w:pPr>
-        <w:pStyle w:val="Normal"/>
-        <w:rPr>
-          <w:highlight w:val="none"/>
-          <w:shd w:fill="auto" w:val="clear"/>
-        </w:rPr>
-      </w:pPr>
-      <w:r>
-        <w:rPr>
-          <w:shd w:fill="auto" w:val="clear"/>
-        </w:rPr>
-        <w:t>les mètriques de risc poden resultar inestables en estratègies passives</w:t>
+        <w:t>Entre les possibles limitacions:</w:t>
+      </w:r>
+    </w:p>
+    <w:p>
+      <w:pPr>
+        <w:pStyle w:val="Normal"/>
+        <w:rPr>
+          <w:highlight w:val="none"/>
+          <w:shd w:fill="auto" w:val="clear"/>
+        </w:rPr>
+      </w:pPr>
+      <w:r>
+        <w:rPr>
+          <w:shd w:fill="auto" w:val="clear"/>
+        </w:rPr>
+      </w:r>
+    </w:p>
+    <w:p>
+      <w:pPr>
+        <w:pStyle w:val="Normal"/>
+        <w:rPr>
+          <w:highlight w:val="none"/>
+          <w:shd w:fill="auto" w:val="clear"/>
+        </w:rPr>
+      </w:pPr>
+      <w:r>
+        <w:rPr>
+          <w:shd w:fill="auto" w:val="clear"/>
+        </w:rPr>
+        <w:t>la relació entre BTC i petroli pot no ser significativa en l’escala temporal analitzada</w:t>
+      </w:r>
+    </w:p>
+    <w:p>
+      <w:pPr>
+        <w:pStyle w:val="Normal"/>
+        <w:rPr>
+          <w:highlight w:val="none"/>
+          <w:shd w:fill="auto" w:val="clear"/>
+        </w:rPr>
+      </w:pPr>
+      <w:r>
+        <w:rPr>
+          <w:shd w:fill="auto" w:val="clear"/>
+        </w:rPr>
+        <w:t>les característiques utilitzades poden no capturar dependències més complexes</w:t>
+      </w:r>
+    </w:p>
+    <w:p>
+      <w:pPr>
+        <w:pStyle w:val="Normal"/>
+        <w:rPr>
+          <w:highlight w:val="none"/>
+          <w:shd w:fill="auto" w:val="clear"/>
+        </w:rPr>
+      </w:pPr>
+      <w:r>
+        <w:rPr>
+          <w:shd w:fill="auto" w:val="clear"/>
+        </w:rPr>
+        <w:t>el model PPO pot no explotar correctament relacions no lineals entre actius</w:t>
       </w:r>
     </w:p>
     <w:p>
@@ -17610,7 +22786,7 @@
       </w:r>
       <w:r>
         <w:rPr/>
-        <w:t>5</w:t>
+        <w:t>7</w:t>
       </w:r>
       <w:r>
         <w:rPr/>
@@ -17672,177 +22848,1301 @@
         <w:rPr>
           <w:shd w:fill="auto" w:val="clear"/>
         </w:rPr>
-        <w:t>la reformulació de l’espai d’accions en termes d’estratègies és viable</w:t>
-      </w:r>
-    </w:p>
-    <w:p>
-      <w:pPr>
-        <w:pStyle w:val="Normal"/>
-        <w:rPr>
-          <w:highlight w:val="none"/>
-          <w:shd w:fill="auto" w:val="clear"/>
-        </w:rPr>
-      </w:pPr>
-      <w:r>
-        <w:rPr>
-          <w:shd w:fill="auto" w:val="clear"/>
-        </w:rPr>
-        <w:t>la incorporació de variables exògenes modifica el comportament de l’agent</w:t>
-      </w:r>
-    </w:p>
-    <w:p>
-      <w:pPr>
-        <w:pStyle w:val="Normal"/>
-        <w:rPr>
-          <w:highlight w:val="none"/>
-          <w:shd w:fill="auto" w:val="clear"/>
-        </w:rPr>
-      </w:pPr>
-      <w:r>
-        <w:rPr>
-          <w:shd w:fill="auto" w:val="clear"/>
-        </w:rPr>
-        <w:t>la millora en rendiment requereix una millor definició de la funció de recompensa i de les característiques d’entrada</w:t>
-      </w:r>
-    </w:p>
-    <w:p>
-      <w:pPr>
-        <w:pStyle w:val="Normal"/>
-        <w:rPr>
-          <w:highlight w:val="none"/>
-          <w:shd w:fill="auto" w:val="clear"/>
-        </w:rPr>
-      </w:pPr>
-      <w:r>
-        <w:rPr>
-          <w:shd w:fill="auto" w:val="clear"/>
-        </w:rPr>
-      </w:r>
-    </w:p>
-    <w:p>
-      <w:pPr>
-        <w:pStyle w:val="Normal"/>
-        <w:rPr>
-          <w:highlight w:val="none"/>
-          <w:shd w:fill="auto" w:val="clear"/>
-        </w:rPr>
-      </w:pPr>
-      <w:r>
-        <w:rPr>
-          <w:shd w:fill="auto" w:val="clear"/>
-        </w:rPr>
-      </w:r>
-    </w:p>
-    <w:p>
-      <w:pPr>
-        <w:pStyle w:val="Normal"/>
-        <w:rPr>
-          <w:highlight w:val="none"/>
-          <w:shd w:fill="auto" w:val="clear"/>
-        </w:rPr>
-      </w:pPr>
-      <w:r>
-        <w:rPr>
-          <w:shd w:fill="auto" w:val="clear"/>
-        </w:rPr>
-      </w:r>
-    </w:p>
-    <w:p>
-      <w:pPr>
-        <w:pStyle w:val="Normal"/>
-        <w:rPr>
-          <w:highlight w:val="none"/>
-          <w:shd w:fill="auto" w:val="clear"/>
-        </w:rPr>
-      </w:pPr>
-      <w:r>
-        <w:rPr>
-          <w:shd w:fill="auto" w:val="clear"/>
-        </w:rPr>
-      </w:r>
-    </w:p>
-    <w:p>
-      <w:pPr>
-        <w:pStyle w:val="Normal"/>
-        <w:rPr>
-          <w:highlight w:val="none"/>
-          <w:shd w:fill="auto" w:val="clear"/>
-        </w:rPr>
-      </w:pPr>
-      <w:r>
-        <w:rPr>
-          <w:shd w:fill="auto" w:val="clear"/>
-        </w:rPr>
-      </w:r>
-    </w:p>
-    <w:p>
-      <w:pPr>
-        <w:pStyle w:val="Normal"/>
-        <w:rPr>
-          <w:highlight w:val="none"/>
-          <w:shd w:fill="auto" w:val="clear"/>
-        </w:rPr>
-      </w:pPr>
-      <w:r>
-        <w:rPr>
-          <w:shd w:fill="auto" w:val="clear"/>
-        </w:rPr>
-      </w:r>
-    </w:p>
-    <w:p>
-      <w:pPr>
-        <w:pStyle w:val="Normal"/>
-        <w:rPr>
-          <w:highlight w:val="none"/>
-          <w:shd w:fill="auto" w:val="clear"/>
-        </w:rPr>
-      </w:pPr>
-      <w:r>
-        <w:rPr>
-          <w:shd w:fill="auto" w:val="clear"/>
-        </w:rPr>
-      </w:r>
-    </w:p>
-    <w:p>
-      <w:pPr>
-        <w:pStyle w:val="Normal"/>
-        <w:rPr>
-          <w:highlight w:val="none"/>
-          <w:shd w:fill="auto" w:val="clear"/>
-        </w:rPr>
-      </w:pPr>
-      <w:r>
-        <w:rPr>
-          <w:shd w:fill="auto" w:val="clear"/>
-        </w:rPr>
-      </w:r>
-    </w:p>
-    <w:p>
-      <w:pPr>
-        <w:pStyle w:val="Normal"/>
-        <w:rPr>
-          <w:highlight w:val="none"/>
-          <w:shd w:fill="auto" w:val="clear"/>
-        </w:rPr>
-      </w:pPr>
-      <w:r>
-        <w:rPr>
-          <w:shd w:fill="auto" w:val="clear"/>
-        </w:rPr>
-      </w:r>
-    </w:p>
-    <w:p>
-      <w:pPr>
-        <w:pStyle w:val="Normal"/>
-        <w:rPr>
-          <w:highlight w:val="none"/>
-          <w:shd w:fill="auto" w:val="clear"/>
-        </w:rPr>
-      </w:pPr>
-      <w:r>
-        <w:rPr>
-          <w:shd w:fill="auto" w:val="clear"/>
-        </w:rPr>
+        <w:t>no totes les variables macroeconòmiques aporten valor al model</w:t>
+      </w:r>
+    </w:p>
+    <w:p>
+      <w:pPr>
+        <w:pStyle w:val="Normal"/>
+        <w:rPr>
+          <w:highlight w:val="none"/>
+          <w:shd w:fill="auto" w:val="clear"/>
+        </w:rPr>
+      </w:pPr>
+      <w:r>
+        <w:rPr>
+          <w:shd w:fill="auto" w:val="clear"/>
+        </w:rPr>
+        <w:t>la incorporació d’informació exògena ha de ser selectiva</w:t>
+      </w:r>
+    </w:p>
+    <w:p>
+      <w:pPr>
+        <w:pStyle w:val="Normal"/>
+        <w:rPr>
+          <w:highlight w:val="none"/>
+          <w:shd w:fill="auto" w:val="clear"/>
+        </w:rPr>
+      </w:pPr>
+      <w:r>
+        <w:rPr>
+          <w:shd w:fill="auto" w:val="clear"/>
+        </w:rPr>
+        <w:t>GLD millora el rendiment, mentre que USO no té impacte</w:t>
+      </w:r>
+    </w:p>
+    <w:p>
+      <w:pPr>
+        <w:pStyle w:val="Normal"/>
+        <w:rPr>
+          <w:highlight w:val="none"/>
+          <w:shd w:fill="auto" w:val="clear"/>
+        </w:rPr>
+      </w:pPr>
+      <w:r>
+        <w:rPr>
+          <w:shd w:fill="auto" w:val="clear"/>
+        </w:rPr>
+      </w:r>
+    </w:p>
+    <w:p>
+      <w:pPr>
+        <w:pStyle w:val="Normal"/>
+        <w:rPr>
+          <w:highlight w:val="none"/>
+          <w:shd w:fill="auto" w:val="clear"/>
+        </w:rPr>
+      </w:pPr>
+      <w:r>
+        <w:rPr>
+          <w:shd w:fill="auto" w:val="clear"/>
+        </w:rPr>
+        <w:t>Això reforça la necessitat de:</w:t>
+      </w:r>
+    </w:p>
+    <w:p>
+      <w:pPr>
+        <w:pStyle w:val="Normal"/>
+        <w:rPr>
+          <w:highlight w:val="none"/>
+          <w:shd w:fill="auto" w:val="clear"/>
+        </w:rPr>
+      </w:pPr>
+      <w:r>
+        <w:rPr>
+          <w:shd w:fill="auto" w:val="clear"/>
+        </w:rPr>
+      </w:r>
+    </w:p>
+    <w:p>
+      <w:pPr>
+        <w:pStyle w:val="Normal"/>
+        <w:rPr>
+          <w:highlight w:val="none"/>
+          <w:shd w:fill="auto" w:val="clear"/>
+        </w:rPr>
+      </w:pPr>
+      <w:r>
+        <w:rPr>
+          <w:shd w:fill="auto" w:val="clear"/>
+        </w:rPr>
+        <w:t>seleccionar acuradament les variables d’entrada</w:t>
+      </w:r>
+    </w:p>
+    <w:p>
+      <w:pPr>
+        <w:pStyle w:val="Normal"/>
+        <w:rPr>
+          <w:highlight w:val="none"/>
+          <w:shd w:fill="auto" w:val="clear"/>
+        </w:rPr>
+      </w:pPr>
+      <w:r>
+        <w:rPr>
+          <w:shd w:fill="auto" w:val="clear"/>
+        </w:rPr>
+        <w:t>validar empíricament el seu impacte</w:t>
+      </w:r>
+    </w:p>
+    <w:p>
+      <w:pPr>
+        <w:pStyle w:val="Normal"/>
+        <w:rPr>
+          <w:highlight w:val="none"/>
+          <w:shd w:fill="auto" w:val="clear"/>
+        </w:rPr>
+      </w:pPr>
+      <w:r>
+        <w:rPr>
+          <w:shd w:fill="auto" w:val="clear"/>
+        </w:rPr>
+      </w:r>
+    </w:p>
+    <w:p>
+      <w:pPr>
+        <w:pStyle w:val="Heading2"/>
+        <w:rPr/>
+      </w:pPr>
+      <w:r>
+        <w:rPr/>
+        <w:t>4.</w:t>
+      </w:r>
+      <w:r>
+        <w:rPr/>
+        <w:t>8</w:t>
+      </w:r>
+      <w:r>
+        <w:rPr/>
+        <w:t xml:space="preserve"> Resultats de l’experiment multi-actiu sense fuga d’informació</w:t>
+      </w:r>
+    </w:p>
+    <w:p>
+      <w:pPr>
+        <w:pStyle w:val="Heading3"/>
+        <w:rPr/>
+      </w:pPr>
+      <w:r>
+        <w:rPr/>
+        <w:t>4.</w:t>
+      </w:r>
+      <w:r>
+        <w:rPr/>
+        <w:t>8</w:t>
+      </w:r>
+      <w:r>
+        <w:rPr/>
+        <w:t>.1 Comportament de l’agent</w:t>
+      </w:r>
+    </w:p>
+    <w:p>
+      <w:pPr>
+        <w:pStyle w:val="Normal"/>
+        <w:rPr>
+          <w:highlight w:val="none"/>
+          <w:shd w:fill="auto" w:val="clear"/>
+        </w:rPr>
+      </w:pPr>
+      <w:r>
+        <w:rPr>
+          <w:shd w:fill="auto" w:val="clear"/>
+        </w:rPr>
+      </w:r>
+    </w:p>
+    <w:p>
+      <w:pPr>
+        <w:pStyle w:val="Normal"/>
+        <w:rPr>
+          <w:highlight w:val="none"/>
+          <w:shd w:fill="auto" w:val="clear"/>
+        </w:rPr>
+      </w:pPr>
+      <w:r>
+        <w:rPr>
+          <w:shd w:fill="auto" w:val="clear"/>
+        </w:rPr>
+        <w:t>Un cop corregida la fuga d’informació, el comportament de l’agent canvia radicalment respecte a la versió inicial.</w:t>
+      </w:r>
+    </w:p>
+    <w:p>
+      <w:pPr>
+        <w:pStyle w:val="Normal"/>
+        <w:rPr>
+          <w:highlight w:val="none"/>
+          <w:shd w:fill="auto" w:val="clear"/>
+        </w:rPr>
+      </w:pPr>
+      <w:r>
+        <w:rPr>
+          <w:shd w:fill="auto" w:val="clear"/>
+        </w:rPr>
+      </w:r>
+    </w:p>
+    <w:p>
+      <w:pPr>
+        <w:pStyle w:val="Normal"/>
+        <w:rPr>
+          <w:highlight w:val="none"/>
+          <w:shd w:fill="auto" w:val="clear"/>
+        </w:rPr>
+      </w:pPr>
+      <w:r>
+        <w:rPr>
+          <w:shd w:fill="auto" w:val="clear"/>
+        </w:rPr>
+        <w:t>Els resultats mostren que l’agent selecciona sempre el mateix actiu:</w:t>
+      </w:r>
+    </w:p>
+    <w:p>
+      <w:pPr>
+        <w:pStyle w:val="Normal"/>
+        <w:rPr>
+          <w:highlight w:val="none"/>
+          <w:shd w:fill="auto" w:val="clear"/>
+        </w:rPr>
+      </w:pPr>
+      <w:r>
+        <w:rPr>
+          <w:shd w:fill="auto" w:val="clear"/>
+        </w:rPr>
+      </w:r>
+    </w:p>
+    <w:p>
+      <w:pPr>
+        <w:pStyle w:val="Normal"/>
+        <w:rPr>
+          <w:highlight w:val="none"/>
+          <w:shd w:fill="auto" w:val="clear"/>
+        </w:rPr>
+      </w:pPr>
+      <w:r>
+        <w:rPr>
+          <w:shd w:fill="auto" w:val="clear"/>
+        </w:rPr>
+        <w:t>acció 0: 227 vegades</w:t>
+      </w:r>
+    </w:p>
+    <w:p>
+      <w:pPr>
+        <w:pStyle w:val="Normal"/>
+        <w:rPr>
+          <w:highlight w:val="none"/>
+          <w:shd w:fill="auto" w:val="clear"/>
+        </w:rPr>
+      </w:pPr>
+      <w:r>
+        <w:rPr>
+          <w:shd w:fill="auto" w:val="clear"/>
+        </w:rPr>
+        <w:t>actiu seleccionat: BTC durant tot el període</w:t>
+      </w:r>
+    </w:p>
+    <w:p>
+      <w:pPr>
+        <w:pStyle w:val="Normal"/>
+        <w:rPr>
+          <w:highlight w:val="none"/>
+          <w:shd w:fill="auto" w:val="clear"/>
+        </w:rPr>
+      </w:pPr>
+      <w:r>
+        <w:rPr>
+          <w:shd w:fill="auto" w:val="clear"/>
+        </w:rPr>
+        <w:t>canvis d’actiu: 0</w:t>
+      </w:r>
+    </w:p>
+    <w:p>
+      <w:pPr>
+        <w:pStyle w:val="Normal"/>
+        <w:rPr>
+          <w:highlight w:val="none"/>
+          <w:shd w:fill="auto" w:val="clear"/>
+        </w:rPr>
+      </w:pPr>
+      <w:r>
+        <w:rPr>
+          <w:shd w:fill="auto" w:val="clear"/>
+        </w:rPr>
+      </w:r>
+    </w:p>
+    <w:p>
+      <w:pPr>
+        <w:pStyle w:val="Normal"/>
+        <w:rPr>
+          <w:highlight w:val="none"/>
+          <w:shd w:fill="auto" w:val="clear"/>
+        </w:rPr>
+      </w:pPr>
+      <w:r>
+        <w:rPr>
+          <w:shd w:fill="auto" w:val="clear"/>
+        </w:rPr>
+        <w:t>Això indica que el model no aprèn una política d’assignació dinàmica entre actius, sinó que convergeix cap a una estratègia passiva equivalent a mantenir BTC.</w:t>
+      </w:r>
+    </w:p>
+    <w:p>
+      <w:pPr>
+        <w:pStyle w:val="Normal"/>
+        <w:rPr>
+          <w:highlight w:val="none"/>
+          <w:shd w:fill="auto" w:val="clear"/>
+        </w:rPr>
+      </w:pPr>
+      <w:r>
+        <w:rPr>
+          <w:shd w:fill="auto" w:val="clear"/>
+        </w:rPr>
+      </w:r>
+    </w:p>
+    <w:p>
+      <w:pPr>
+        <w:pStyle w:val="Heading3"/>
+        <w:rPr/>
+      </w:pPr>
+      <w:r>
+        <w:rPr/>
+        <w:t>4.</w:t>
+      </w:r>
+      <w:r>
+        <w:rPr/>
+        <w:t>8</w:t>
+      </w:r>
+      <w:r>
+        <w:rPr/>
+        <w:t>.2 Resultats quantitatius</w:t>
+      </w:r>
+    </w:p>
+    <w:p>
+      <w:pPr>
+        <w:pStyle w:val="Normal"/>
+        <w:rPr>
+          <w:highlight w:val="none"/>
+          <w:shd w:fill="auto" w:val="clear"/>
+        </w:rPr>
+      </w:pPr>
+      <w:r>
+        <w:rPr>
+          <w:shd w:fill="auto" w:val="clear"/>
+        </w:rPr>
+      </w:r>
+    </w:p>
+    <w:p>
+      <w:pPr>
+        <w:pStyle w:val="Normal"/>
+        <w:rPr>
+          <w:highlight w:val="none"/>
+          <w:shd w:fill="auto" w:val="clear"/>
+        </w:rPr>
+      </w:pPr>
+      <w:r>
+        <w:rPr>
+          <w:shd w:fill="auto" w:val="clear"/>
+        </w:rPr>
+        <w:t>Les mètriques obtingudes són:</w:t>
+      </w:r>
+    </w:p>
+    <w:p>
+      <w:pPr>
+        <w:pStyle w:val="Normal"/>
+        <w:rPr>
+          <w:highlight w:val="none"/>
+          <w:shd w:fill="auto" w:val="clear"/>
+        </w:rPr>
+      </w:pPr>
+      <w:r>
+        <w:rPr>
+          <w:shd w:fill="auto" w:val="clear"/>
+        </w:rPr>
+      </w:r>
+    </w:p>
+    <w:p>
+      <w:pPr>
+        <w:pStyle w:val="Normal"/>
+        <w:rPr>
+          <w:highlight w:val="none"/>
+          <w:shd w:fill="auto" w:val="clear"/>
+        </w:rPr>
+      </w:pPr>
+      <w:r>
+        <w:rPr>
+          <w:shd w:fill="auto" w:val="clear"/>
+        </w:rPr>
+        <w:t>Model</w:t>
+        <w:tab/>
+        <w:t>Cumulative Return</w:t>
+        <w:tab/>
+        <w:t>Sharpe</w:t>
+        <w:tab/>
+        <w:t>Sortino</w:t>
+        <w:tab/>
+        <w:t>Max Drawdown</w:t>
+        <w:tab/>
+        <w:t>N Switches</w:t>
+      </w:r>
+    </w:p>
+    <w:p>
+      <w:pPr>
+        <w:pStyle w:val="Normal"/>
+        <w:rPr>
+          <w:highlight w:val="none"/>
+          <w:shd w:fill="auto" w:val="clear"/>
+        </w:rPr>
+      </w:pPr>
+      <w:r>
+        <w:rPr>
+          <w:shd w:fill="auto" w:val="clear"/>
+        </w:rPr>
+        <w:t>MultiAsset BTC/GLD/USO</w:t>
+        <w:tab/>
+        <w:t>-0.1057</w:t>
+        <w:tab/>
+        <w:t>-0.3552</w:t>
+        <w:tab/>
+        <w:t>-0.4972</w:t>
+        <w:tab/>
+        <w:t>-0.3488</w:t>
+        <w:tab/>
+        <w:t>0</w:t>
+      </w:r>
+    </w:p>
+    <w:p>
+      <w:pPr>
+        <w:pStyle w:val="Normal"/>
+        <w:rPr>
+          <w:highlight w:val="none"/>
+          <w:shd w:fill="auto" w:val="clear"/>
+        </w:rPr>
+      </w:pPr>
+      <w:r>
+        <w:rPr>
+          <w:shd w:fill="auto" w:val="clear"/>
+        </w:rPr>
+      </w:r>
+    </w:p>
+    <w:p>
+      <w:pPr>
+        <w:pStyle w:val="Normal"/>
+        <w:rPr>
+          <w:highlight w:val="none"/>
+          <w:shd w:fill="auto" w:val="clear"/>
+        </w:rPr>
+      </w:pPr>
+      <w:r>
+        <w:rPr>
+          <w:shd w:fill="auto" w:val="clear"/>
+        </w:rPr>
+        <w:t>Els benchmarks buy-and-hold dels actius són:</w:t>
+      </w:r>
+    </w:p>
+    <w:p>
+      <w:pPr>
+        <w:pStyle w:val="Normal"/>
+        <w:rPr>
+          <w:highlight w:val="none"/>
+          <w:shd w:fill="auto" w:val="clear"/>
+        </w:rPr>
+      </w:pPr>
+      <w:r>
+        <w:rPr>
+          <w:shd w:fill="auto" w:val="clear"/>
+        </w:rPr>
+      </w:r>
+    </w:p>
+    <w:p>
+      <w:pPr>
+        <w:pStyle w:val="Normal"/>
+        <w:rPr>
+          <w:highlight w:val="none"/>
+          <w:shd w:fill="auto" w:val="clear"/>
+        </w:rPr>
+      </w:pPr>
+      <w:r>
+        <w:rPr>
+          <w:shd w:fill="auto" w:val="clear"/>
+        </w:rPr>
+        <w:t>Benchmark</w:t>
+        <w:tab/>
+        <w:t>Return</w:t>
+      </w:r>
+    </w:p>
+    <w:p>
+      <w:pPr>
+        <w:pStyle w:val="Normal"/>
+        <w:rPr>
+          <w:highlight w:val="none"/>
+          <w:shd w:fill="auto" w:val="clear"/>
+        </w:rPr>
+      </w:pPr>
+      <w:r>
+        <w:rPr>
+          <w:shd w:fill="auto" w:val="clear"/>
+        </w:rPr>
+        <w:t>BTC Buy &amp; Hold</w:t>
+        <w:tab/>
+        <w:t>-0.1094</w:t>
+      </w:r>
+    </w:p>
+    <w:p>
+      <w:pPr>
+        <w:pStyle w:val="Normal"/>
+        <w:rPr>
+          <w:highlight w:val="none"/>
+          <w:shd w:fill="auto" w:val="clear"/>
+        </w:rPr>
+      </w:pPr>
+      <w:r>
+        <w:rPr>
+          <w:shd w:fill="auto" w:val="clear"/>
+        </w:rPr>
+        <w:t>GLD Buy &amp; Hold</w:t>
+        <w:tab/>
+        <w:t>0.0959</w:t>
+      </w:r>
+    </w:p>
+    <w:p>
+      <w:pPr>
+        <w:pStyle w:val="Normal"/>
+        <w:rPr>
+          <w:highlight w:val="none"/>
+          <w:shd w:fill="auto" w:val="clear"/>
+        </w:rPr>
+      </w:pPr>
+      <w:r>
+        <w:rPr>
+          <w:shd w:fill="auto" w:val="clear"/>
+        </w:rPr>
+        <w:t>USO Buy &amp; Hold</w:t>
+        <w:tab/>
+        <w:t>0.9846</w:t>
+      </w:r>
+    </w:p>
+    <w:p>
+      <w:pPr>
+        <w:pStyle w:val="Normal"/>
+        <w:rPr>
+          <w:highlight w:val="none"/>
+          <w:shd w:fill="auto" w:val="clear"/>
+        </w:rPr>
+      </w:pPr>
+      <w:r>
+        <w:rPr>
+          <w:shd w:fill="auto" w:val="clear"/>
+        </w:rPr>
+      </w:r>
+    </w:p>
+    <w:p>
+      <w:pPr>
+        <w:pStyle w:val="Normal"/>
+        <w:rPr>
+          <w:highlight w:val="none"/>
+          <w:shd w:fill="auto" w:val="clear"/>
+        </w:rPr>
+      </w:pPr>
+      <w:r>
+        <w:rPr>
+          <w:shd w:fill="auto" w:val="clear"/>
+        </w:rPr>
+        <w:t>El resultat del model multi-actiu és pràcticament equivalent al buy-and-hold de BTC, mentre que ignora completament actius que en aquest període presenten millor rendiment, especialment USO.</w:t>
+      </w:r>
+    </w:p>
+    <w:p>
+      <w:pPr>
+        <w:pStyle w:val="Normal"/>
+        <w:rPr>
+          <w:highlight w:val="none"/>
+          <w:shd w:fill="auto" w:val="clear"/>
+        </w:rPr>
+      </w:pPr>
+      <w:r>
+        <w:rPr>
+          <w:shd w:fill="auto" w:val="clear"/>
+        </w:rPr>
+      </w:r>
+    </w:p>
+    <w:p>
+      <w:pPr>
+        <w:pStyle w:val="Heading3"/>
+        <w:rPr/>
+      </w:pPr>
+      <w:r>
+        <w:rPr/>
+        <w:t>4.</w:t>
+      </w:r>
+      <w:r>
+        <w:rPr/>
+        <w:t>8</w:t>
+      </w:r>
+      <w:r>
+        <w:rPr/>
+        <w:t>.3 Anàlisi de la corba d’equity</w:t>
+      </w:r>
+    </w:p>
+    <w:p>
+      <w:pPr>
+        <w:pStyle w:val="Normal"/>
+        <w:rPr>
+          <w:highlight w:val="none"/>
+          <w:shd w:fill="auto" w:val="clear"/>
+        </w:rPr>
+      </w:pPr>
+      <w:r>
+        <w:rPr>
+          <w:shd w:fill="auto" w:val="clear"/>
+        </w:rPr>
+      </w:r>
+    </w:p>
+    <w:p>
+      <w:pPr>
+        <w:pStyle w:val="Normal"/>
+        <w:rPr>
+          <w:highlight w:val="none"/>
+          <w:shd w:fill="auto" w:val="clear"/>
+        </w:rPr>
+      </w:pPr>
+      <w:r>
+        <w:rPr>
+          <w:shd w:fill="auto" w:val="clear"/>
+        </w:rPr>
+        <w:t>La primera gràfica mostra la corba d’equity del model multi-actiu. S’observa una trajectòria descendent, coherent amb una exposició mantinguda a BTC durant tot el període de test.</w:t>
+      </w:r>
+    </w:p>
+    <w:p>
+      <w:pPr>
+        <w:pStyle w:val="Normal"/>
+        <w:rPr>
+          <w:highlight w:val="none"/>
+          <w:shd w:fill="auto" w:val="clear"/>
+        </w:rPr>
+      </w:pPr>
+      <w:r>
+        <w:rPr>
+          <w:shd w:fill="auto" w:val="clear"/>
+        </w:rPr>
+      </w:r>
+    </w:p>
+    <w:p>
+      <w:pPr>
+        <w:pStyle w:val="Normal"/>
+        <w:rPr>
+          <w:highlight w:val="none"/>
+          <w:shd w:fill="auto" w:val="clear"/>
+        </w:rPr>
+      </w:pPr>
+      <w:r>
+        <w:rPr>
+          <w:shd w:fill="auto" w:val="clear"/>
+        </w:rPr>
+        <w:drawing>
+          <wp:anchor behindDoc="0" distT="0" distB="0" distL="0" distR="0" simplePos="0" locked="0" layoutInCell="0" allowOverlap="1" relativeHeight="83">
+            <wp:simplePos x="0" y="0"/>
+            <wp:positionH relativeFrom="column">
+              <wp:align>center</wp:align>
+            </wp:positionH>
+            <wp:positionV relativeFrom="paragraph">
+              <wp:posOffset>635</wp:posOffset>
+            </wp:positionV>
+            <wp:extent cx="5670550" cy="2482215"/>
+            <wp:effectExtent l="0" t="0" r="0" b="0"/>
+            <wp:wrapSquare wrapText="largest"/>
+            <wp:docPr id="18" name="Imagen13" descr=""/>
+            <wp:cNvGraphicFramePr>
+              <a:graphicFrameLocks xmlns:a="http://schemas.openxmlformats.org/drawingml/2006/main" noChangeAspect="1"/>
+            </wp:cNvGraphicFramePr>
+            <a:graphic xmlns:a="http://schemas.openxmlformats.org/drawingml/2006/main">
+              <a:graphicData uri="http://schemas.openxmlformats.org/drawingml/2006/picture">
+                <pic:pic xmlns:pic="http://schemas.openxmlformats.org/drawingml/2006/picture">
+                  <pic:nvPicPr>
+                    <pic:cNvPr id="18" name="Imagen13" descr=""/>
+                    <pic:cNvPicPr>
+                      <a:picLocks noChangeAspect="1" noChangeArrowheads="1"/>
+                    </pic:cNvPicPr>
+                  </pic:nvPicPr>
+                  <pic:blipFill>
+                    <a:blip r:embed="rId39"/>
+                    <a:stretch>
+                      <a:fillRect/>
+                    </a:stretch>
+                  </pic:blipFill>
+                  <pic:spPr bwMode="auto">
+                    <a:xfrm>
+                      <a:off x="0" y="0"/>
+                      <a:ext cx="5670550" cy="2482215"/>
+                    </a:xfrm>
+                    <a:prstGeom prst="rect">
+                      <a:avLst/>
+                    </a:prstGeom>
+                    <a:noFill/>
+                  </pic:spPr>
+                </pic:pic>
+              </a:graphicData>
+            </a:graphic>
+          </wp:anchor>
+        </w:drawing>
+      </w:r>
+    </w:p>
+    <w:p>
+      <w:pPr>
+        <w:pStyle w:val="Normal"/>
+        <w:rPr>
+          <w:highlight w:val="none"/>
+          <w:shd w:fill="auto" w:val="clear"/>
+        </w:rPr>
+      </w:pPr>
+      <w:r>
+        <w:rPr>
+          <w:shd w:fill="auto" w:val="clear"/>
+        </w:rPr>
+      </w:r>
+    </w:p>
+    <w:p>
+      <w:pPr>
+        <w:pStyle w:val="Normal"/>
+        <w:rPr>
+          <w:highlight w:val="none"/>
+          <w:shd w:fill="auto" w:val="clear"/>
+        </w:rPr>
+      </w:pPr>
+      <w:r>
+        <w:rPr>
+          <w:shd w:fill="auto" w:val="clear"/>
+        </w:rPr>
+        <w:t>La segona gràfica compara l’agent multi-actiu amb les estratègies buy-and-hold de BTC, GLD i USO. Aquesta comparació mostra clarament que:</w:t>
+      </w:r>
+    </w:p>
+    <w:p>
+      <w:pPr>
+        <w:pStyle w:val="Normal"/>
+        <w:rPr>
+          <w:highlight w:val="none"/>
+          <w:shd w:fill="auto" w:val="clear"/>
+        </w:rPr>
+      </w:pPr>
+      <w:r>
+        <w:rPr>
+          <w:shd w:fill="auto" w:val="clear"/>
+        </w:rPr>
+      </w:r>
+    </w:p>
+    <w:p>
+      <w:pPr>
+        <w:pStyle w:val="Normal"/>
+        <w:rPr>
+          <w:highlight w:val="none"/>
+          <w:shd w:fill="auto" w:val="clear"/>
+        </w:rPr>
+      </w:pPr>
+      <w:r>
+        <w:rPr>
+          <w:shd w:fill="auto" w:val="clear"/>
+        </w:rPr>
+        <w:drawing>
+          <wp:anchor behindDoc="0" distT="0" distB="0" distL="0" distR="0" simplePos="0" locked="0" layoutInCell="0" allowOverlap="1" relativeHeight="84">
+            <wp:simplePos x="0" y="0"/>
+            <wp:positionH relativeFrom="column">
+              <wp:align>center</wp:align>
+            </wp:positionH>
+            <wp:positionV relativeFrom="paragraph">
+              <wp:posOffset>635</wp:posOffset>
+            </wp:positionV>
+            <wp:extent cx="5670550" cy="2504440"/>
+            <wp:effectExtent l="0" t="0" r="0" b="0"/>
+            <wp:wrapSquare wrapText="largest"/>
+            <wp:docPr id="19" name="Imagen14" descr=""/>
+            <wp:cNvGraphicFramePr>
+              <a:graphicFrameLocks xmlns:a="http://schemas.openxmlformats.org/drawingml/2006/main" noChangeAspect="1"/>
+            </wp:cNvGraphicFramePr>
+            <a:graphic xmlns:a="http://schemas.openxmlformats.org/drawingml/2006/main">
+              <a:graphicData uri="http://schemas.openxmlformats.org/drawingml/2006/picture">
+                <pic:pic xmlns:pic="http://schemas.openxmlformats.org/drawingml/2006/picture">
+                  <pic:nvPicPr>
+                    <pic:cNvPr id="19" name="Imagen14" descr=""/>
+                    <pic:cNvPicPr>
+                      <a:picLocks noChangeAspect="1" noChangeArrowheads="1"/>
+                    </pic:cNvPicPr>
+                  </pic:nvPicPr>
+                  <pic:blipFill>
+                    <a:blip r:embed="rId40"/>
+                    <a:stretch>
+                      <a:fillRect/>
+                    </a:stretch>
+                  </pic:blipFill>
+                  <pic:spPr bwMode="auto">
+                    <a:xfrm>
+                      <a:off x="0" y="0"/>
+                      <a:ext cx="5670550" cy="2504440"/>
+                    </a:xfrm>
+                    <a:prstGeom prst="rect">
+                      <a:avLst/>
+                    </a:prstGeom>
+                    <a:noFill/>
+                  </pic:spPr>
+                </pic:pic>
+              </a:graphicData>
+            </a:graphic>
+          </wp:anchor>
+        </w:drawing>
+      </w:r>
+    </w:p>
+    <w:p>
+      <w:pPr>
+        <w:pStyle w:val="Normal"/>
+        <w:rPr>
+          <w:highlight w:val="none"/>
+          <w:shd w:fill="auto" w:val="clear"/>
+        </w:rPr>
+      </w:pPr>
+      <w:r>
+        <w:rPr>
+          <w:shd w:fill="auto" w:val="clear"/>
+        </w:rPr>
+      </w:r>
+    </w:p>
+    <w:p>
+      <w:pPr>
+        <w:pStyle w:val="Normal"/>
+        <w:rPr>
+          <w:highlight w:val="none"/>
+          <w:shd w:fill="auto" w:val="clear"/>
+        </w:rPr>
+      </w:pPr>
+      <w:r>
+        <w:rPr>
+          <w:shd w:fill="auto" w:val="clear"/>
+        </w:rPr>
+        <w:t>el model segueix una trajectòria molt propera a BTC buy-and-hold</w:t>
+      </w:r>
+    </w:p>
+    <w:p>
+      <w:pPr>
+        <w:pStyle w:val="Normal"/>
+        <w:rPr>
+          <w:highlight w:val="none"/>
+          <w:shd w:fill="auto" w:val="clear"/>
+        </w:rPr>
+      </w:pPr>
+      <w:r>
+        <w:rPr>
+          <w:shd w:fill="auto" w:val="clear"/>
+        </w:rPr>
+        <w:t>GLD obté un rendiment lleugerament positiu</w:t>
+      </w:r>
+    </w:p>
+    <w:p>
+      <w:pPr>
+        <w:pStyle w:val="Normal"/>
+        <w:rPr>
+          <w:highlight w:val="none"/>
+          <w:shd w:fill="auto" w:val="clear"/>
+        </w:rPr>
+      </w:pPr>
+      <w:r>
+        <w:rPr>
+          <w:shd w:fill="auto" w:val="clear"/>
+        </w:rPr>
+        <w:t>USO presenta el millor comportament del període</w:t>
+      </w:r>
+    </w:p>
+    <w:p>
+      <w:pPr>
+        <w:pStyle w:val="Normal"/>
+        <w:rPr>
+          <w:highlight w:val="none"/>
+          <w:shd w:fill="auto" w:val="clear"/>
+        </w:rPr>
+      </w:pPr>
+      <w:r>
+        <w:rPr>
+          <w:shd w:fill="auto" w:val="clear"/>
+        </w:rPr>
+        <w:t>l’agent no aprofita les oportunitats disponibles en els altres actius</w:t>
+      </w:r>
+    </w:p>
+    <w:p>
+      <w:pPr>
+        <w:pStyle w:val="Normal"/>
+        <w:rPr>
+          <w:highlight w:val="none"/>
+          <w:shd w:fill="auto" w:val="clear"/>
+        </w:rPr>
+      </w:pPr>
+      <w:r>
+        <w:rPr>
+          <w:shd w:fill="auto" w:val="clear"/>
+        </w:rPr>
+      </w:r>
+    </w:p>
+    <w:p>
+      <w:pPr>
+        <w:pStyle w:val="Heading3"/>
+        <w:rPr/>
+      </w:pPr>
+      <w:r>
+        <w:rPr/>
+        <w:t>4.</w:t>
+      </w:r>
+      <w:r>
+        <w:rPr/>
+        <w:t>8</w:t>
+      </w:r>
+      <w:r>
+        <w:rPr/>
+        <w:t>.4 Interpretació dels resultats</w:t>
+      </w:r>
+    </w:p>
+    <w:p>
+      <w:pPr>
+        <w:pStyle w:val="Normal"/>
+        <w:rPr>
+          <w:highlight w:val="none"/>
+          <w:shd w:fill="auto" w:val="clear"/>
+        </w:rPr>
+      </w:pPr>
+      <w:r>
+        <w:rPr>
+          <w:shd w:fill="auto" w:val="clear"/>
+        </w:rPr>
+      </w:r>
+    </w:p>
+    <w:p>
+      <w:pPr>
+        <w:pStyle w:val="Normal"/>
+        <w:rPr>
+          <w:highlight w:val="none"/>
+          <w:shd w:fill="auto" w:val="clear"/>
+        </w:rPr>
+      </w:pPr>
+      <w:r>
+        <w:rPr>
+          <w:shd w:fill="auto" w:val="clear"/>
+        </w:rPr>
+        <w:t>Aquest experiment mostra que eliminar la fuga d’informació redueix de manera dràstica el rendiment aparent del model, cosa que confirma que els resultats anteriors eren artificialment optimistes.</w:t>
+      </w:r>
+    </w:p>
+    <w:p>
+      <w:pPr>
+        <w:pStyle w:val="Normal"/>
+        <w:rPr>
+          <w:highlight w:val="none"/>
+          <w:shd w:fill="auto" w:val="clear"/>
+        </w:rPr>
+      </w:pPr>
+      <w:r>
+        <w:rPr>
+          <w:shd w:fill="auto" w:val="clear"/>
+        </w:rPr>
+      </w:r>
+    </w:p>
+    <w:p>
+      <w:pPr>
+        <w:pStyle w:val="Normal"/>
+        <w:rPr>
+          <w:highlight w:val="none"/>
+          <w:shd w:fill="auto" w:val="clear"/>
+        </w:rPr>
+      </w:pPr>
+      <w:r>
+        <w:rPr>
+          <w:shd w:fill="auto" w:val="clear"/>
+        </w:rPr>
+        <w:t>Un cop corregit el problema, l’agent no és capaç d’identificar quan convé canviar d’actiu. Això suggereix que les característiques utilitzades —retorns i volatilitats passades— no són suficients per capturar patrons útils de selecció d’actius.</w:t>
+      </w:r>
+    </w:p>
+    <w:p>
+      <w:pPr>
+        <w:pStyle w:val="Normal"/>
+        <w:rPr>
+          <w:highlight w:val="none"/>
+          <w:shd w:fill="auto" w:val="clear"/>
+        </w:rPr>
+      </w:pPr>
+      <w:r>
+        <w:rPr>
+          <w:shd w:fill="auto" w:val="clear"/>
+        </w:rPr>
+      </w:r>
+    </w:p>
+    <w:p>
+      <w:pPr>
+        <w:pStyle w:val="Normal"/>
+        <w:rPr>
+          <w:highlight w:val="none"/>
+          <w:shd w:fill="auto" w:val="clear"/>
+        </w:rPr>
+      </w:pPr>
+      <w:r>
+        <w:rPr>
+          <w:shd w:fill="auto" w:val="clear"/>
+        </w:rPr>
+        <w:t>El resultat és rellevant perquè mostra que:</w:t>
+      </w:r>
+    </w:p>
+    <w:p>
+      <w:pPr>
+        <w:pStyle w:val="Normal"/>
+        <w:rPr>
+          <w:highlight w:val="none"/>
+          <w:shd w:fill="auto" w:val="clear"/>
+        </w:rPr>
+      </w:pPr>
+      <w:r>
+        <w:rPr>
+          <w:shd w:fill="auto" w:val="clear"/>
+        </w:rPr>
+      </w:r>
+    </w:p>
+    <w:p>
+      <w:pPr>
+        <w:pStyle w:val="Normal"/>
+        <w:rPr>
+          <w:highlight w:val="none"/>
+          <w:shd w:fill="auto" w:val="clear"/>
+        </w:rPr>
+      </w:pPr>
+      <w:r>
+        <w:rPr>
+          <w:shd w:fill="auto" w:val="clear"/>
+        </w:rPr>
+        <w:t>una configuració multi-actiu és viable metodològicament</w:t>
+      </w:r>
+    </w:p>
+    <w:p>
+      <w:pPr>
+        <w:pStyle w:val="Normal"/>
+        <w:rPr>
+          <w:highlight w:val="none"/>
+          <w:shd w:fill="auto" w:val="clear"/>
+        </w:rPr>
+      </w:pPr>
+      <w:r>
+        <w:rPr>
+          <w:shd w:fill="auto" w:val="clear"/>
+        </w:rPr>
+        <w:t>la correcció del lookahead bias és imprescindible</w:t>
+      </w:r>
+    </w:p>
+    <w:p>
+      <w:pPr>
+        <w:pStyle w:val="Normal"/>
+        <w:rPr>
+          <w:highlight w:val="none"/>
+          <w:shd w:fill="auto" w:val="clear"/>
+        </w:rPr>
+      </w:pPr>
+      <w:r>
+        <w:rPr>
+          <w:shd w:fill="auto" w:val="clear"/>
+        </w:rPr>
+        <w:t>l’agent necessita features més informatives per aprendre una política d’assignació realment dinàmica</w:t>
+      </w:r>
+    </w:p>
+    <w:p>
+      <w:pPr>
+        <w:pStyle w:val="Normal"/>
+        <w:rPr>
+          <w:highlight w:val="none"/>
+          <w:shd w:fill="auto" w:val="clear"/>
+        </w:rPr>
+      </w:pPr>
+      <w:r>
+        <w:rPr>
+          <w:shd w:fill="auto" w:val="clear"/>
+        </w:rPr>
+      </w:r>
+    </w:p>
+    <w:p>
+      <w:pPr>
+        <w:pStyle w:val="Heading3"/>
+        <w:rPr/>
+      </w:pPr>
+      <w:r>
+        <w:rPr/>
+        <w:t>4.</w:t>
+      </w:r>
+      <w:r>
+        <w:rPr/>
+        <w:t>8</w:t>
+      </w:r>
+      <w:r>
+        <w:rPr/>
+        <w:t>.5 Limitacions</w:t>
+      </w:r>
+    </w:p>
+    <w:p>
+      <w:pPr>
+        <w:pStyle w:val="Normal"/>
+        <w:rPr>
+          <w:highlight w:val="none"/>
+          <w:shd w:fill="auto" w:val="clear"/>
+        </w:rPr>
+      </w:pPr>
+      <w:r>
+        <w:rPr>
+          <w:shd w:fill="auto" w:val="clear"/>
+        </w:rPr>
+      </w:r>
+    </w:p>
+    <w:p>
+      <w:pPr>
+        <w:pStyle w:val="Normal"/>
+        <w:rPr>
+          <w:highlight w:val="none"/>
+          <w:shd w:fill="auto" w:val="clear"/>
+        </w:rPr>
+      </w:pPr>
+      <w:r>
+        <w:rPr>
+          <w:shd w:fill="auto" w:val="clear"/>
+        </w:rPr>
+        <w:t>Les principals limitacions observades són:</w:t>
+      </w:r>
+    </w:p>
+    <w:p>
+      <w:pPr>
+        <w:pStyle w:val="Normal"/>
+        <w:rPr>
+          <w:highlight w:val="none"/>
+          <w:shd w:fill="auto" w:val="clear"/>
+        </w:rPr>
+      </w:pPr>
+      <w:r>
+        <w:rPr>
+          <w:shd w:fill="auto" w:val="clear"/>
+        </w:rPr>
+      </w:r>
+    </w:p>
+    <w:p>
+      <w:pPr>
+        <w:pStyle w:val="Normal"/>
+        <w:rPr>
+          <w:highlight w:val="none"/>
+          <w:shd w:fill="auto" w:val="clear"/>
+        </w:rPr>
+      </w:pPr>
+      <w:r>
+        <w:rPr>
+          <w:shd w:fill="auto" w:val="clear"/>
+        </w:rPr>
+        <w:t>el model només utilitza retorns i volatilitats passades</w:t>
+      </w:r>
+    </w:p>
+    <w:p>
+      <w:pPr>
+        <w:pStyle w:val="Normal"/>
+        <w:rPr>
+          <w:highlight w:val="none"/>
+          <w:shd w:fill="auto" w:val="clear"/>
+        </w:rPr>
+      </w:pPr>
+      <w:r>
+        <w:rPr>
+          <w:shd w:fill="auto" w:val="clear"/>
+        </w:rPr>
+        <w:t>no s’inclouen mesures de força relativa entre actius</w:t>
+      </w:r>
+    </w:p>
+    <w:p>
+      <w:pPr>
+        <w:pStyle w:val="Normal"/>
+        <w:rPr>
+          <w:highlight w:val="none"/>
+          <w:shd w:fill="auto" w:val="clear"/>
+        </w:rPr>
+      </w:pPr>
+      <w:r>
+        <w:rPr>
+          <w:shd w:fill="auto" w:val="clear"/>
+        </w:rPr>
+        <w:t>la política apresa és passiva</w:t>
+      </w:r>
+    </w:p>
+    <w:p>
+      <w:pPr>
+        <w:pStyle w:val="Normal"/>
+        <w:rPr>
+          <w:highlight w:val="none"/>
+          <w:shd w:fill="auto" w:val="clear"/>
+        </w:rPr>
+      </w:pPr>
+      <w:r>
+        <w:rPr>
+          <w:shd w:fill="auto" w:val="clear"/>
+        </w:rPr>
+        <w:t>el nombre d’actius és reduït</w:t>
+      </w:r>
+    </w:p>
+    <w:p>
+      <w:pPr>
+        <w:pStyle w:val="Normal"/>
+        <w:rPr>
+          <w:highlight w:val="none"/>
+          <w:shd w:fill="auto" w:val="clear"/>
+        </w:rPr>
+      </w:pPr>
+      <w:r>
+        <w:rPr>
+          <w:shd w:fill="auto" w:val="clear"/>
+        </w:rPr>
+        <w:t>el període de test pot contenir règims de mercat molt específics</w:t>
+      </w:r>
+    </w:p>
+    <w:p>
+      <w:pPr>
+        <w:pStyle w:val="Normal"/>
+        <w:rPr>
+          <w:highlight w:val="none"/>
+          <w:shd w:fill="auto" w:val="clear"/>
+        </w:rPr>
+      </w:pPr>
+      <w:r>
+        <w:rPr>
+          <w:shd w:fill="auto" w:val="clear"/>
+        </w:rPr>
+      </w:r>
+    </w:p>
+    <w:p>
+      <w:pPr>
+        <w:pStyle w:val="Heading3"/>
+        <w:rPr/>
+      </w:pPr>
+      <w:r>
+        <w:rPr/>
+        <w:t>4.</w:t>
+      </w:r>
+      <w:r>
+        <w:rPr/>
+        <w:t>8</w:t>
+      </w:r>
+      <w:r>
+        <w:rPr/>
+        <w:t>.6 Conclusions</w:t>
+      </w:r>
+    </w:p>
+    <w:p>
+      <w:pPr>
+        <w:pStyle w:val="Normal"/>
+        <w:rPr>
+          <w:highlight w:val="none"/>
+          <w:shd w:fill="auto" w:val="clear"/>
+        </w:rPr>
+      </w:pPr>
+      <w:r>
+        <w:rPr>
+          <w:shd w:fill="auto" w:val="clear"/>
+        </w:rPr>
+      </w:r>
+    </w:p>
+    <w:p>
+      <w:pPr>
+        <w:pStyle w:val="Normal"/>
+        <w:rPr>
+          <w:highlight w:val="none"/>
+          <w:shd w:fill="auto" w:val="clear"/>
+        </w:rPr>
+      </w:pPr>
+      <w:r>
+        <w:rPr>
+          <w:shd w:fill="auto" w:val="clear"/>
+        </w:rPr>
+        <w:t>Aquest experiment confirma que la formulació multi-actiu és una extensió natural del treball, però també mostra que no n’hi ha prou amb oferir més actius a l’agent.</w:t>
+      </w:r>
+    </w:p>
+    <w:p>
+      <w:pPr>
+        <w:pStyle w:val="Normal"/>
+        <w:rPr>
+          <w:highlight w:val="none"/>
+          <w:shd w:fill="auto" w:val="clear"/>
+        </w:rPr>
+      </w:pPr>
+      <w:r>
+        <w:rPr>
+          <w:shd w:fill="auto" w:val="clear"/>
+        </w:rPr>
+      </w:r>
+    </w:p>
+    <w:p>
+      <w:pPr>
+        <w:pStyle w:val="Normal"/>
+        <w:rPr>
+          <w:highlight w:val="none"/>
+          <w:shd w:fill="auto" w:val="clear"/>
+        </w:rPr>
+      </w:pPr>
+      <w:r>
+        <w:rPr>
+          <w:shd w:fill="auto" w:val="clear"/>
+        </w:rPr>
+        <w:t>Sense característiques més informatives, el model no aprèn a rotar entre BTC, GLD i USO. Com a següent pas, es planteja incorporar variables de força relativa i momentum entre actius per ajudar l’agent a detectar quin actiu presenta millor comportament en cada moment.</w:t>
       </w:r>
     </w:p>
     <w:p>
@@ -18814,12 +25114,12 @@
       </w:r>
     </w:p>
     <w:sectPr>
-      <w:headerReference w:type="even" r:id="rId37"/>
-      <w:headerReference w:type="default" r:id="rId38"/>
-      <w:headerReference w:type="first" r:id="rId39"/>
-      <w:footerReference w:type="even" r:id="rId40"/>
-      <w:footerReference w:type="default" r:id="rId41"/>
-      <w:footerReference w:type="first" r:id="rId42"/>
+      <w:headerReference w:type="even" r:id="rId41"/>
+      <w:headerReference w:type="default" r:id="rId42"/>
+      <w:headerReference w:type="first" r:id="rId43"/>
+      <w:footerReference w:type="even" r:id="rId44"/>
+      <w:footerReference w:type="default" r:id="rId45"/>
+      <w:footerReference w:type="first" r:id="rId46"/>
       <w:type w:val="nextPage"/>
       <w:pgSz w:w="11906" w:h="16838"/>
       <w:pgMar w:left="566" w:right="0" w:gutter="0" w:header="0" w:top="57" w:footer="720" w:bottom="777"/>
@@ -19441,7 +25741,7 @@
               <w:b/>
               <w:szCs w:val="16"/>
             </w:rPr>
-            <w:t>47</w:t>
+            <w:t>54</w:t>
           </w:r>
           <w:r>
             <w:rPr>
@@ -19639,7 +25939,7 @@
               <w:b/>
               <w:szCs w:val="16"/>
             </w:rPr>
-            <w:t>47</w:t>
+            <w:t>54</w:t>
           </w:r>
           <w:r>
             <w:rPr>
@@ -20673,7 +26973,7 @@
     <w:r>
       <w:rPr/>
       <w:drawing>
-        <wp:anchor behindDoc="1" distT="342900" distB="342900" distL="342900" distR="342900" simplePos="0" locked="0" layoutInCell="0" allowOverlap="1" relativeHeight="53">
+        <wp:anchor behindDoc="1" distT="342900" distB="342900" distL="342900" distR="342900" simplePos="0" locked="0" layoutInCell="0" allowOverlap="1" relativeHeight="65">
           <wp:simplePos x="0" y="0"/>
           <wp:positionH relativeFrom="column">
             <wp:posOffset>95250</wp:posOffset>
@@ -20684,7 +26984,7 @@
           <wp:extent cx="6440805" cy="628650"/>
           <wp:effectExtent l="0" t="0" r="0" b="0"/>
           <wp:wrapSquare wrapText="bothSides"/>
-          <wp:docPr id="16" name="image8.jpg Copia 1 Copia 1 Copia 1 Copia 1 Copia 1" descr="plantilla word_2.jpg"/>
+          <wp:docPr id="20" name="image8.jpg Copia 1 Copia 1 Copia 1 Copia 1 Copia 1" descr="plantilla word_2.jpg"/>
           <wp:cNvGraphicFramePr>
             <a:graphicFrameLocks xmlns:a="http://schemas.openxmlformats.org/drawingml/2006/main" noChangeAspect="1"/>
           </wp:cNvGraphicFramePr>
@@ -20692,7 +26992,7 @@
             <a:graphicData uri="http://schemas.openxmlformats.org/drawingml/2006/picture">
               <pic:pic xmlns:pic="http://schemas.openxmlformats.org/drawingml/2006/picture">
                 <pic:nvPicPr>
-                  <pic:cNvPr id="16" name="image8.jpg Copia 1 Copia 1 Copia 1 Copia 1 Copia 1" descr="plantilla word_2.jpg"/>
+                  <pic:cNvPr id="20" name="image8.jpg Copia 1 Copia 1 Copia 1 Copia 1 Copia 1" descr="plantilla word_2.jpg"/>
                   <pic:cNvPicPr>
                     <a:picLocks noChangeAspect="1" noChangeArrowheads="1"/>
                   </pic:cNvPicPr>
@@ -20736,7 +27036,7 @@
     <w:r>
       <w:rPr/>
       <w:drawing>
-        <wp:anchor behindDoc="1" distT="342900" distB="342900" distL="342900" distR="342900" simplePos="0" locked="0" layoutInCell="0" allowOverlap="1" relativeHeight="53">
+        <wp:anchor behindDoc="1" distT="342900" distB="342900" distL="342900" distR="342900" simplePos="0" locked="0" layoutInCell="0" allowOverlap="1" relativeHeight="65">
           <wp:simplePos x="0" y="0"/>
           <wp:positionH relativeFrom="column">
             <wp:posOffset>95250</wp:posOffset>
@@ -20747,7 +27047,7 @@
           <wp:extent cx="6440805" cy="628650"/>
           <wp:effectExtent l="0" t="0" r="0" b="0"/>
           <wp:wrapSquare wrapText="bothSides"/>
-          <wp:docPr id="17" name="image8.jpg Copia 1 Copia 1 Copia 1 Copia 1 Copia 1" descr="plantilla word_2.jpg"/>
+          <wp:docPr id="21" name="image8.jpg Copia 1 Copia 1 Copia 1 Copia 1 Copia 1" descr="plantilla word_2.jpg"/>
           <wp:cNvGraphicFramePr>
             <a:graphicFrameLocks xmlns:a="http://schemas.openxmlformats.org/drawingml/2006/main" noChangeAspect="1"/>
           </wp:cNvGraphicFramePr>
@@ -20755,7 +27055,7 @@
             <a:graphicData uri="http://schemas.openxmlformats.org/drawingml/2006/picture">
               <pic:pic xmlns:pic="http://schemas.openxmlformats.org/drawingml/2006/picture">
                 <pic:nvPicPr>
-                  <pic:cNvPr id="17" name="image8.jpg Copia 1 Copia 1 Copia 1 Copia 1 Copia 1" descr="plantilla word_2.jpg"/>
+                  <pic:cNvPr id="21" name="image8.jpg Copia 1 Copia 1 Copia 1 Copia 1 Copia 1" descr="plantilla word_2.jpg"/>
                   <pic:cNvPicPr>
                     <a:picLocks noChangeAspect="1" noChangeArrowheads="1"/>
                   </pic:cNvPicPr>
@@ -22107,18 +28407,18 @@
       <w:u w:val="single"/>
     </w:rPr>
   </w:style>
+  <w:style w:type="character" w:styleId="Enlacedelndice">
+    <w:name w:val="Enlace del índice"/>
+    <w:qFormat/>
+    <w:rPr/>
+  </w:style>
   <w:style w:type="character" w:styleId="Enlacedelndiceuser">
     <w:name w:val="Enlace del índice (user)"/>
     <w:qFormat/>
     <w:rPr/>
   </w:style>
-  <w:style w:type="character" w:styleId="Enlacedelndice">
-    <w:name w:val="Enlace del índice"/>
-    <w:qFormat/>
-    <w:rPr/>
-  </w:style>
-  <w:style w:type="character" w:styleId="Smbolosdenumeracin">
-    <w:name w:val="Símbolos de numeración"/>
+  <w:style w:type="character" w:styleId="Smbolosdenumeracinuser">
+    <w:name w:val="Símbolos de numeración (user)"/>
     <w:qFormat/>
     <w:rPr/>
   </w:style>
@@ -22130,6 +28430,20 @@
       <w:bCs/>
     </w:rPr>
   </w:style>
+  <w:style w:type="character" w:styleId="Bolosuser">
+    <w:name w:val="Bolos (user)"/>
+    <w:qFormat/>
+    <w:rPr>
+      <w:rFonts w:ascii="OpenSymbol" w:hAnsi="OpenSymbol" w:eastAsia="OpenSymbol" w:cs="OpenSymbol"/>
+    </w:rPr>
+  </w:style>
+  <w:style w:type="character" w:styleId="Textooriginaluser">
+    <w:name w:val="Texto original (user)"/>
+    <w:qFormat/>
+    <w:rPr>
+      <w:rFonts w:ascii="Liberation Mono" w:hAnsi="Liberation Mono" w:eastAsia="Liberation Mono" w:cs="Liberation Mono"/>
+    </w:rPr>
+  </w:style>
   <w:style w:type="character" w:styleId="Bolos">
     <w:name w:val="Bolos"/>
     <w:qFormat/>
@@ -22139,20 +28453,6 @@
   </w:style>
   <w:style w:type="character" w:styleId="Textooriginal">
     <w:name w:val="Texto original"/>
-    <w:qFormat/>
-    <w:rPr>
-      <w:rFonts w:ascii="Liberation Mono" w:hAnsi="Liberation Mono" w:eastAsia="Liberation Mono" w:cs="Liberation Mono"/>
-    </w:rPr>
-  </w:style>
-  <w:style w:type="character" w:styleId="Bolosuser">
-    <w:name w:val="Bolos (user)"/>
-    <w:qFormat/>
-    <w:rPr>
-      <w:rFonts w:ascii="OpenSymbol" w:hAnsi="OpenSymbol" w:eastAsia="OpenSymbol" w:cs="OpenSymbol"/>
-    </w:rPr>
-  </w:style>
-  <w:style w:type="character" w:styleId="Textooriginaluser">
-    <w:name w:val="Texto original (user)"/>
     <w:qFormat/>
     <w:rPr>
       <w:rFonts w:ascii="Liberation Mono" w:hAnsi="Liberation Mono" w:eastAsia="Liberation Mono" w:cs="Liberation Mono"/>
@@ -22284,6 +28584,13 @@
       <w:szCs w:val="52"/>
     </w:rPr>
   </w:style>
+  <w:style w:type="paragraph" w:styleId="Cabeceraypie">
+    <w:name w:val="Cabecera y pie"/>
+    <w:basedOn w:val="Normal"/>
+    <w:qFormat/>
+    <w:pPr/>
+    <w:rPr/>
+  </w:style>
   <w:style w:type="paragraph" w:styleId="Cabeceraypieuser">
     <w:name w:val="Cabecera y pie (user)"/>
     <w:basedOn w:val="Normal"/>
@@ -22291,23 +28598,66 @@
     <w:pPr/>
     <w:rPr/>
   </w:style>
-  <w:style w:type="paragraph" w:styleId="Cabeceraypie">
-    <w:name w:val="Cabecera y pie"/>
-    <w:basedOn w:val="Normal"/>
-    <w:qFormat/>
-    <w:pPr/>
-    <w:rPr/>
-  </w:style>
   <w:style w:type="paragraph" w:styleId="Header">
     <w:name w:val="header"/>
-    <w:basedOn w:val="Cabeceraypieuser"/>
+    <w:basedOn w:val="Cabeceraypie"/>
     <w:pPr/>
     <w:rPr/>
   </w:style>
   <w:style w:type="paragraph" w:styleId="Footer">
     <w:name w:val="footer"/>
-    <w:basedOn w:val="Cabeceraypieuser"/>
+    <w:basedOn w:val="Cabeceraypie"/>
     <w:pPr/>
+    <w:rPr/>
+  </w:style>
+  <w:style w:type="paragraph" w:styleId="Lneahorizontaluser">
+    <w:name w:val="Línea horizontal (user)"/>
+    <w:basedOn w:val="Normal"/>
+    <w:next w:val="BodyText"/>
+    <w:qFormat/>
+    <w:pPr>
+      <w:suppressLineNumbers/>
+      <w:pBdr>
+        <w:bottom w:val="double" w:sz="2" w:space="0" w:color="808080"/>
+      </w:pBdr>
+      <w:spacing w:before="0" w:after="283"/>
+    </w:pPr>
+    <w:rPr>
+      <w:sz w:val="12"/>
+      <w:szCs w:val="12"/>
+    </w:rPr>
+  </w:style>
+  <w:style w:type="paragraph" w:styleId="Contenidodelatablauser">
+    <w:name w:val="Contenido de la tabla (user)"/>
+    <w:basedOn w:val="Normal"/>
+    <w:qFormat/>
+    <w:pPr>
+      <w:widowControl w:val="false"/>
+      <w:suppressLineNumbers/>
+    </w:pPr>
+    <w:rPr/>
+  </w:style>
+  <w:style w:type="paragraph" w:styleId="Ttulodelatablauser">
+    <w:name w:val="Título de la tabla (user)"/>
+    <w:basedOn w:val="Contenidodelatablauser"/>
+    <w:qFormat/>
+    <w:pPr>
+      <w:suppressLineNumbers/>
+      <w:jc w:val="center"/>
+    </w:pPr>
+    <w:rPr>
+      <w:b/>
+      <w:bCs/>
+    </w:rPr>
+  </w:style>
+  <w:style w:type="paragraph" w:styleId="Citaenbloqueuser">
+    <w:name w:val="Cita en bloque (user)"/>
+    <w:basedOn w:val="Normal"/>
+    <w:qFormat/>
+    <w:pPr>
+      <w:spacing w:before="0" w:after="283"/>
+      <w:ind w:hanging="0" w:left="567" w:right="567"/>
+    </w:pPr>
     <w:rPr/>
   </w:style>
   <w:style w:type="paragraph" w:styleId="Lneahorizontal">
@@ -22327,41 +28677,8 @@
       <w:szCs w:val="12"/>
     </w:rPr>
   </w:style>
-  <w:style w:type="paragraph" w:styleId="Contenidodelatabla">
-    <w:name w:val="Contenido de la tabla"/>
-    <w:basedOn w:val="Normal"/>
-    <w:qFormat/>
-    <w:pPr>
-      <w:widowControl w:val="false"/>
-      <w:suppressLineNumbers/>
-    </w:pPr>
-    <w:rPr/>
-  </w:style>
-  <w:style w:type="paragraph" w:styleId="Ttulodelatabla">
-    <w:name w:val="Título de la tabla"/>
-    <w:basedOn w:val="Contenidodelatabla"/>
-    <w:qFormat/>
-    <w:pPr>
-      <w:suppressLineNumbers/>
-      <w:jc w:val="center"/>
-    </w:pPr>
-    <w:rPr>
-      <w:b/>
-      <w:bCs/>
-    </w:rPr>
-  </w:style>
-  <w:style w:type="paragraph" w:styleId="Citaenbloque">
-    <w:name w:val="Cita en bloque"/>
-    <w:basedOn w:val="Normal"/>
-    <w:qFormat/>
-    <w:pPr>
-      <w:spacing w:before="0" w:after="283"/>
-      <w:ind w:hanging="0" w:left="567" w:right="567"/>
-    </w:pPr>
-    <w:rPr/>
-  </w:style>
-  <w:style w:type="numbering" w:styleId="Ningunalistauser" w:default="1">
-    <w:name w:val="Ninguna lista (user)"/>
+  <w:style w:type="numbering" w:styleId="Ningunalista" w:default="1">
+    <w:name w:val="Ninguna lista"/>
     <w:uiPriority w:val="99"/>
     <w:semiHidden/>
     <w:unhideWhenUsed/>
